--- a/docs/acceptance-test/per-user/22-sales.manager.docx
+++ b/docs/acceptance-test/per-user/22-sales.manager.docx
@@ -117,7 +117,7 @@
           <w:sz w:val="18"/>
           <w:szCs w:val="18"/>
         </w:rPr>
-        <w:t xml:space="preserve">  ·  12 checks</w:t>
+        <w:t xml:space="preserve">  ·  18 checks</w:t>
       </w:r>
     </w:p>
     <w:tbl>
@@ -3628,6 +3628,1638 @@
                 <w:szCs w:val="19"/>
               </w:rPr>
               <w:t xml:space="preserve">The new password works. Nobody else can see it. HR receives a notice that you changed it (not the password).</w:t>
+            </w:r>
+          </w:p>
+        </w:tc>
+        <w:tc>
+          <w:tcPr>
+            <w:tcW w:type="dxa" w:w="620"/>
+            <w:tcBorders>
+              <w:top w:val="single" w:color="C9D0DC" w:sz="4"/>
+              <w:left w:val="single" w:color="C9D0DC" w:sz="4"/>
+              <w:bottom w:val="single" w:color="C9D0DC" w:sz="4"/>
+              <w:right w:val="single" w:color="C9D0DC" w:sz="4"/>
+            </w:tcBorders>
+            <w:tcMar>
+              <w:top w:type="dxa" w:w="70"/>
+              <w:left w:type="dxa" w:w="100"/>
+              <w:bottom w:type="dxa" w:w="70"/>
+              <w:right w:type="dxa" w:w="100"/>
+            </w:tcMar>
+            <w:vAlign w:val="center"/>
+          </w:tcPr>
+          <w:p>
+            <w:pPr>
+              <w:spacing w:after="0" w:before="0" w:line="264"/>
+              <w:jc w:val="center"/>
+            </w:pPr>
+            <w:r>
+              <w:rPr>
+                <w:rFonts w:ascii="Arial" w:cs="Arial" w:eastAsia="Arial" w:hAnsi="Arial"/>
+                <w:sz w:val="30"/>
+                <w:szCs w:val="30"/>
+              </w:rPr>
+              <w:t xml:space="preserve">☐</w:t>
+            </w:r>
+          </w:p>
+        </w:tc>
+        <w:tc>
+          <w:tcPr>
+            <w:tcW w:type="dxa" w:w="620"/>
+            <w:tcBorders>
+              <w:top w:val="single" w:color="C9D0DC" w:sz="4"/>
+              <w:left w:val="single" w:color="C9D0DC" w:sz="4"/>
+              <w:bottom w:val="single" w:color="C9D0DC" w:sz="4"/>
+              <w:right w:val="single" w:color="C9D0DC" w:sz="4"/>
+            </w:tcBorders>
+            <w:tcMar>
+              <w:top w:type="dxa" w:w="70"/>
+              <w:left w:type="dxa" w:w="100"/>
+              <w:bottom w:type="dxa" w:w="70"/>
+              <w:right w:type="dxa" w:w="100"/>
+            </w:tcMar>
+            <w:vAlign w:val="center"/>
+          </w:tcPr>
+          <w:p>
+            <w:pPr>
+              <w:spacing w:after="0" w:before="0" w:line="264"/>
+              <w:jc w:val="center"/>
+            </w:pPr>
+            <w:r>
+              <w:rPr>
+                <w:rFonts w:ascii="Arial" w:cs="Arial" w:eastAsia="Arial" w:hAnsi="Arial"/>
+                <w:sz w:val="30"/>
+                <w:szCs w:val="30"/>
+              </w:rPr>
+              <w:t xml:space="preserve">☐</w:t>
+            </w:r>
+          </w:p>
+        </w:tc>
+        <w:tc>
+          <w:tcPr>
+            <w:tcW w:type="dxa" w:w="620"/>
+            <w:tcBorders>
+              <w:top w:val="single" w:color="C9D0DC" w:sz="4"/>
+              <w:left w:val="single" w:color="C9D0DC" w:sz="4"/>
+              <w:bottom w:val="single" w:color="C9D0DC" w:sz="4"/>
+              <w:right w:val="single" w:color="C9D0DC" w:sz="4"/>
+            </w:tcBorders>
+            <w:tcMar>
+              <w:top w:type="dxa" w:w="70"/>
+              <w:left w:type="dxa" w:w="100"/>
+              <w:bottom w:type="dxa" w:w="70"/>
+              <w:right w:type="dxa" w:w="100"/>
+            </w:tcMar>
+            <w:vAlign w:val="center"/>
+          </w:tcPr>
+          <w:p>
+            <w:pPr>
+              <w:spacing w:after="0" w:before="0" w:line="264"/>
+              <w:jc w:val="center"/>
+            </w:pPr>
+            <w:r>
+              <w:rPr>
+                <w:rFonts w:ascii="Arial" w:cs="Arial" w:eastAsia="Arial" w:hAnsi="Arial"/>
+                <w:sz w:val="30"/>
+                <w:szCs w:val="30"/>
+              </w:rPr>
+              <w:t xml:space="preserve">☐</w:t>
+            </w:r>
+          </w:p>
+        </w:tc>
+        <w:tc>
+          <w:tcPr>
+            <w:tcW w:type="dxa" w:w="2040"/>
+            <w:tcBorders>
+              <w:top w:val="single" w:color="C9D0DC" w:sz="4"/>
+              <w:left w:val="single" w:color="C9D0DC" w:sz="4"/>
+              <w:bottom w:val="single" w:color="C9D0DC" w:sz="4"/>
+              <w:right w:val="single" w:color="C9D0DC" w:sz="4"/>
+            </w:tcBorders>
+            <w:tcMar>
+              <w:top w:type="dxa" w:w="70"/>
+              <w:left w:type="dxa" w:w="100"/>
+              <w:bottom w:type="dxa" w:w="70"/>
+              <w:right w:type="dxa" w:w="100"/>
+            </w:tcMar>
+            <w:vAlign w:val="top"/>
+          </w:tcPr>
+          <w:p>
+            <w:pPr>
+              <w:spacing w:after="0" w:before="0" w:line="264"/>
+            </w:pPr>
+            <w:r>
+              <w:rPr>
+                <w:rFonts w:ascii="Arial" w:cs="Arial" w:eastAsia="Arial" w:hAnsi="Arial"/>
+                <w:sz w:val="19"/>
+                <w:szCs w:val="19"/>
+              </w:rPr>
+              <w:t xml:space="preserve"> </w:t>
+            </w:r>
+          </w:p>
+        </w:tc>
+      </w:tr>
+      <w:tr>
+        <w:trPr>
+          <w:cantSplit/>
+        </w:trPr>
+        <w:tc>
+          <w:tcPr>
+            <w:tcW w:type="dxa" w:w="860"/>
+            <w:tcBorders>
+              <w:top w:val="single" w:color="C9D0DC" w:sz="4"/>
+              <w:left w:val="single" w:color="C9D0DC" w:sz="4"/>
+              <w:bottom w:val="single" w:color="C9D0DC" w:sz="4"/>
+              <w:right w:val="single" w:color="C9D0DC" w:sz="4"/>
+            </w:tcBorders>
+            <w:tcMar>
+              <w:top w:type="dxa" w:w="70"/>
+              <w:left w:type="dxa" w:w="100"/>
+              <w:bottom w:type="dxa" w:w="70"/>
+              <w:right w:type="dxa" w:w="100"/>
+            </w:tcMar>
+            <w:vAlign w:val="top"/>
+          </w:tcPr>
+          <w:p>
+            <w:pPr>
+              <w:spacing w:after="0" w:before="0" w:line="264"/>
+            </w:pPr>
+            <w:r>
+              <w:rPr>
+                <w:rFonts w:ascii="Arial" w:cs="Arial" w:eastAsia="Arial" w:hAnsi="Arial"/>
+                <w:b/>
+                <w:bCs/>
+                <w:color w:val="5B6477"/>
+                <w:sz w:val="16"/>
+                <w:szCs w:val="16"/>
+              </w:rPr>
+              <w:t xml:space="preserve">SM-11</w:t>
+            </w:r>
+          </w:p>
+        </w:tc>
+        <w:tc>
+          <w:tcPr>
+            <w:tcW w:type="dxa" w:w="5480"/>
+            <w:tcBorders>
+              <w:top w:val="single" w:color="C9D0DC" w:sz="4"/>
+              <w:left w:val="single" w:color="C9D0DC" w:sz="4"/>
+              <w:bottom w:val="single" w:color="C9D0DC" w:sz="4"/>
+              <w:right w:val="single" w:color="C9D0DC" w:sz="4"/>
+            </w:tcBorders>
+            <w:tcMar>
+              <w:top w:type="dxa" w:w="70"/>
+              <w:left w:type="dxa" w:w="100"/>
+              <w:bottom w:type="dxa" w:w="70"/>
+              <w:right w:type="dxa" w:w="100"/>
+            </w:tcMar>
+            <w:vAlign w:val="top"/>
+          </w:tcPr>
+          <w:p>
+            <w:pPr>
+              <w:spacing w:after="40" w:before="0" w:line="264"/>
+            </w:pPr>
+            <w:r>
+              <w:rPr>
+                <w:rFonts w:ascii="Arial" w:cs="Arial" w:eastAsia="Arial" w:hAnsi="Arial"/>
+                <w:b/>
+                <w:bCs/>
+                <w:sz w:val="20"/>
+                <w:szCs w:val="20"/>
+              </w:rPr>
+              <w:t xml:space="preserve">Approve the agents' outlets</w:t>
+            </w:r>
+          </w:p>
+          <w:p>
+            <w:pPr>
+              <w:spacing w:after="40" w:before="0" w:line="264"/>
+            </w:pPr>
+            <w:r>
+              <w:rPr>
+                <w:rFonts w:ascii="Arial" w:cs="Arial" w:eastAsia="Arial" w:hAnsi="Arial"/>
+                <w:i/>
+                <w:iCs/>
+                <w:color w:val="5B6477"/>
+                <w:sz w:val="15"/>
+                <w:szCs w:val="15"/>
+              </w:rPr>
+              <w:t xml:space="preserve">Flow F31 · Agent field work: outlets, itineraries and consignment maximums</w:t>
+            </w:r>
+          </w:p>
+          <w:p>
+            <w:pPr>
+              <w:spacing w:after="20" w:before="0" w:line="264"/>
+            </w:pPr>
+            <w:r>
+              <w:rPr>
+                <w:rFonts w:ascii="Arial" w:cs="Arial" w:eastAsia="Arial" w:hAnsi="Arial"/>
+                <w:color w:val="5B6477"/>
+                <w:sz w:val="19"/>
+                <w:szCs w:val="19"/>
+              </w:rPr>
+              <w:t xml:space="preserve">1.  </w:t>
+            </w:r>
+            <w:r>
+              <w:rPr>
+                <w:rFonts w:ascii="Arial" w:cs="Arial" w:eastAsia="Arial" w:hAnsi="Arial"/>
+                <w:sz w:val="19"/>
+                <w:szCs w:val="19"/>
+              </w:rPr>
+              <w:t xml:space="preserve">Outlets → Waiting for approval → tick the outlets → Approve (or Reject with a reason).</w:t>
+            </w:r>
+          </w:p>
+          <w:p>
+            <w:pPr>
+              <w:spacing w:after="0" w:before="60" w:line="264"/>
+            </w:pPr>
+            <w:r>
+              <w:rPr>
+                <w:rFonts w:ascii="Arial" w:cs="Arial" w:eastAsia="Arial" w:hAnsi="Arial"/>
+                <w:b/>
+                <w:bCs/>
+                <w:color w:val="0B1F3A"/>
+                <w:sz w:val="19"/>
+                <w:szCs w:val="19"/>
+              </w:rPr>
+              <w:t xml:space="preserve">You should see: </w:t>
+            </w:r>
+            <w:r>
+              <w:rPr>
+                <w:rFonts w:ascii="Arial" w:cs="Arial" w:eastAsia="Arial" w:hAnsi="Arial"/>
+                <w:sz w:val="19"/>
+                <w:szCs w:val="19"/>
+              </w:rPr>
+              <w:t xml:space="preserve">The agent is told. Only approved outlets can be tagged on sales and itineraries.</w:t>
+            </w:r>
+          </w:p>
+        </w:tc>
+        <w:tc>
+          <w:tcPr>
+            <w:tcW w:type="dxa" w:w="620"/>
+            <w:tcBorders>
+              <w:top w:val="single" w:color="C9D0DC" w:sz="4"/>
+              <w:left w:val="single" w:color="C9D0DC" w:sz="4"/>
+              <w:bottom w:val="single" w:color="C9D0DC" w:sz="4"/>
+              <w:right w:val="single" w:color="C9D0DC" w:sz="4"/>
+            </w:tcBorders>
+            <w:tcMar>
+              <w:top w:type="dxa" w:w="70"/>
+              <w:left w:type="dxa" w:w="100"/>
+              <w:bottom w:type="dxa" w:w="70"/>
+              <w:right w:type="dxa" w:w="100"/>
+            </w:tcMar>
+            <w:vAlign w:val="center"/>
+          </w:tcPr>
+          <w:p>
+            <w:pPr>
+              <w:spacing w:after="0" w:before="0" w:line="264"/>
+              <w:jc w:val="center"/>
+            </w:pPr>
+            <w:r>
+              <w:rPr>
+                <w:rFonts w:ascii="Arial" w:cs="Arial" w:eastAsia="Arial" w:hAnsi="Arial"/>
+                <w:sz w:val="30"/>
+                <w:szCs w:val="30"/>
+              </w:rPr>
+              <w:t xml:space="preserve">☐</w:t>
+            </w:r>
+          </w:p>
+        </w:tc>
+        <w:tc>
+          <w:tcPr>
+            <w:tcW w:type="dxa" w:w="620"/>
+            <w:tcBorders>
+              <w:top w:val="single" w:color="C9D0DC" w:sz="4"/>
+              <w:left w:val="single" w:color="C9D0DC" w:sz="4"/>
+              <w:bottom w:val="single" w:color="C9D0DC" w:sz="4"/>
+              <w:right w:val="single" w:color="C9D0DC" w:sz="4"/>
+            </w:tcBorders>
+            <w:tcMar>
+              <w:top w:type="dxa" w:w="70"/>
+              <w:left w:type="dxa" w:w="100"/>
+              <w:bottom w:type="dxa" w:w="70"/>
+              <w:right w:type="dxa" w:w="100"/>
+            </w:tcMar>
+            <w:vAlign w:val="center"/>
+          </w:tcPr>
+          <w:p>
+            <w:pPr>
+              <w:spacing w:after="0" w:before="0" w:line="264"/>
+              <w:jc w:val="center"/>
+            </w:pPr>
+            <w:r>
+              <w:rPr>
+                <w:rFonts w:ascii="Arial" w:cs="Arial" w:eastAsia="Arial" w:hAnsi="Arial"/>
+                <w:sz w:val="30"/>
+                <w:szCs w:val="30"/>
+              </w:rPr>
+              <w:t xml:space="preserve">☐</w:t>
+            </w:r>
+          </w:p>
+        </w:tc>
+        <w:tc>
+          <w:tcPr>
+            <w:tcW w:type="dxa" w:w="620"/>
+            <w:tcBorders>
+              <w:top w:val="single" w:color="C9D0DC" w:sz="4"/>
+              <w:left w:val="single" w:color="C9D0DC" w:sz="4"/>
+              <w:bottom w:val="single" w:color="C9D0DC" w:sz="4"/>
+              <w:right w:val="single" w:color="C9D0DC" w:sz="4"/>
+            </w:tcBorders>
+            <w:tcMar>
+              <w:top w:type="dxa" w:w="70"/>
+              <w:left w:type="dxa" w:w="100"/>
+              <w:bottom w:type="dxa" w:w="70"/>
+              <w:right w:type="dxa" w:w="100"/>
+            </w:tcMar>
+            <w:vAlign w:val="center"/>
+          </w:tcPr>
+          <w:p>
+            <w:pPr>
+              <w:spacing w:after="0" w:before="0" w:line="264"/>
+              <w:jc w:val="center"/>
+            </w:pPr>
+            <w:r>
+              <w:rPr>
+                <w:rFonts w:ascii="Arial" w:cs="Arial" w:eastAsia="Arial" w:hAnsi="Arial"/>
+                <w:sz w:val="30"/>
+                <w:szCs w:val="30"/>
+              </w:rPr>
+              <w:t xml:space="preserve">☐</w:t>
+            </w:r>
+          </w:p>
+        </w:tc>
+        <w:tc>
+          <w:tcPr>
+            <w:tcW w:type="dxa" w:w="2040"/>
+            <w:tcBorders>
+              <w:top w:val="single" w:color="C9D0DC" w:sz="4"/>
+              <w:left w:val="single" w:color="C9D0DC" w:sz="4"/>
+              <w:bottom w:val="single" w:color="C9D0DC" w:sz="4"/>
+              <w:right w:val="single" w:color="C9D0DC" w:sz="4"/>
+            </w:tcBorders>
+            <w:tcMar>
+              <w:top w:type="dxa" w:w="70"/>
+              <w:left w:type="dxa" w:w="100"/>
+              <w:bottom w:type="dxa" w:w="70"/>
+              <w:right w:type="dxa" w:w="100"/>
+            </w:tcMar>
+            <w:vAlign w:val="top"/>
+          </w:tcPr>
+          <w:p>
+            <w:pPr>
+              <w:spacing w:after="0" w:before="0" w:line="264"/>
+            </w:pPr>
+            <w:r>
+              <w:rPr>
+                <w:rFonts w:ascii="Arial" w:cs="Arial" w:eastAsia="Arial" w:hAnsi="Arial"/>
+                <w:sz w:val="19"/>
+                <w:szCs w:val="19"/>
+              </w:rPr>
+              <w:t xml:space="preserve"> </w:t>
+            </w:r>
+          </w:p>
+        </w:tc>
+      </w:tr>
+      <w:tr>
+        <w:trPr>
+          <w:cantSplit/>
+        </w:trPr>
+        <w:tc>
+          <w:tcPr>
+            <w:tcW w:type="dxa" w:w="860"/>
+            <w:tcBorders>
+              <w:top w:val="single" w:color="C9D0DC" w:sz="4"/>
+              <w:left w:val="single" w:color="C9D0DC" w:sz="4"/>
+              <w:bottom w:val="single" w:color="C9D0DC" w:sz="4"/>
+              <w:right w:val="single" w:color="C9D0DC" w:sz="4"/>
+            </w:tcBorders>
+            <w:tcMar>
+              <w:top w:type="dxa" w:w="70"/>
+              <w:left w:type="dxa" w:w="100"/>
+              <w:bottom w:type="dxa" w:w="70"/>
+              <w:right w:type="dxa" w:w="100"/>
+            </w:tcMar>
+            <w:vAlign w:val="top"/>
+          </w:tcPr>
+          <w:p>
+            <w:pPr>
+              <w:spacing w:after="0" w:before="0" w:line="264"/>
+            </w:pPr>
+            <w:r>
+              <w:rPr>
+                <w:rFonts w:ascii="Arial" w:cs="Arial" w:eastAsia="Arial" w:hAnsi="Arial"/>
+                <w:b/>
+                <w:bCs/>
+                <w:color w:val="5B6477"/>
+                <w:sz w:val="16"/>
+                <w:szCs w:val="16"/>
+              </w:rPr>
+              <w:t xml:space="preserve">SM-12</w:t>
+            </w:r>
+          </w:p>
+        </w:tc>
+        <w:tc>
+          <w:tcPr>
+            <w:tcW w:type="dxa" w:w="5480"/>
+            <w:tcBorders>
+              <w:top w:val="single" w:color="C9D0DC" w:sz="4"/>
+              <w:left w:val="single" w:color="C9D0DC" w:sz="4"/>
+              <w:bottom w:val="single" w:color="C9D0DC" w:sz="4"/>
+              <w:right w:val="single" w:color="C9D0DC" w:sz="4"/>
+            </w:tcBorders>
+            <w:tcMar>
+              <w:top w:type="dxa" w:w="70"/>
+              <w:left w:type="dxa" w:w="100"/>
+              <w:bottom w:type="dxa" w:w="70"/>
+              <w:right w:type="dxa" w:w="100"/>
+            </w:tcMar>
+            <w:vAlign w:val="top"/>
+          </w:tcPr>
+          <w:p>
+            <w:pPr>
+              <w:spacing w:after="40" w:before="0" w:line="264"/>
+            </w:pPr>
+            <w:r>
+              <w:rPr>
+                <w:rFonts w:ascii="Arial" w:cs="Arial" w:eastAsia="Arial" w:hAnsi="Arial"/>
+                <w:b/>
+                <w:bCs/>
+                <w:sz w:val="20"/>
+                <w:szCs w:val="20"/>
+              </w:rPr>
+              <w:t xml:space="preserve">Areas, sharing and moving outlets</w:t>
+            </w:r>
+          </w:p>
+          <w:p>
+            <w:pPr>
+              <w:spacing w:after="40" w:before="0" w:line="264"/>
+            </w:pPr>
+            <w:r>
+              <w:rPr>
+                <w:rFonts w:ascii="Arial" w:cs="Arial" w:eastAsia="Arial" w:hAnsi="Arial"/>
+                <w:i/>
+                <w:iCs/>
+                <w:color w:val="5B6477"/>
+                <w:sz w:val="15"/>
+                <w:szCs w:val="15"/>
+              </w:rPr>
+              <w:t xml:space="preserve">Flow F31 · Agent field work: outlets, itineraries and consignment maximums</w:t>
+            </w:r>
+          </w:p>
+          <w:p>
+            <w:pPr>
+              <w:spacing w:after="20" w:before="0" w:line="264"/>
+            </w:pPr>
+            <w:r>
+              <w:rPr>
+                <w:rFonts w:ascii="Arial" w:cs="Arial" w:eastAsia="Arial" w:hAnsi="Arial"/>
+                <w:color w:val="5B6477"/>
+                <w:sz w:val="19"/>
+                <w:szCs w:val="19"/>
+              </w:rPr>
+              <w:t xml:space="preserve">1.  </w:t>
+            </w:r>
+            <w:r>
+              <w:rPr>
+                <w:rFonts w:ascii="Arial" w:cs="Arial" w:eastAsia="Arial" w:hAnsi="Arial"/>
+                <w:sz w:val="19"/>
+                <w:szCs w:val="19"/>
+              </w:rPr>
+              <w:t xml:space="preserve">Outlets → Areas → add an area and assign an agent.</w:t>
+            </w:r>
+          </w:p>
+          <w:p>
+            <w:pPr>
+              <w:spacing w:after="20" w:before="0" w:line="264"/>
+            </w:pPr>
+            <w:r>
+              <w:rPr>
+                <w:rFonts w:ascii="Arial" w:cs="Arial" w:eastAsia="Arial" w:hAnsi="Arial"/>
+                <w:color w:val="5B6477"/>
+                <w:sz w:val="19"/>
+                <w:szCs w:val="19"/>
+              </w:rPr>
+              <w:t xml:space="preserve">2.  </w:t>
+            </w:r>
+            <w:r>
+              <w:rPr>
+                <w:rFonts w:ascii="Arial" w:cs="Arial" w:eastAsia="Arial" w:hAnsi="Arial"/>
+                <w:sz w:val="19"/>
+                <w:szCs w:val="19"/>
+              </w:rPr>
+              <w:t xml:space="preserve">Open an outlet → move it to another area / agent, or Share it with another agent.</w:t>
+            </w:r>
+          </w:p>
+          <w:p>
+            <w:pPr>
+              <w:spacing w:after="0" w:before="60" w:line="264"/>
+            </w:pPr>
+            <w:r>
+              <w:rPr>
+                <w:rFonts w:ascii="Arial" w:cs="Arial" w:eastAsia="Arial" w:hAnsi="Arial"/>
+                <w:b/>
+                <w:bCs/>
+                <w:color w:val="0B1F3A"/>
+                <w:sz w:val="19"/>
+                <w:szCs w:val="19"/>
+              </w:rPr>
+              <w:t xml:space="preserve">You should see: </w:t>
+            </w:r>
+            <w:r>
+              <w:rPr>
+                <w:rFonts w:ascii="Arial" w:cs="Arial" w:eastAsia="Arial" w:hAnsi="Arial"/>
+                <w:sz w:val="19"/>
+                <w:szCs w:val="19"/>
+              </w:rPr>
+              <w:t xml:space="preserve">The agent and the Owner are told. A shared outlet shows in both agents' lists.</w:t>
+            </w:r>
+          </w:p>
+        </w:tc>
+        <w:tc>
+          <w:tcPr>
+            <w:tcW w:type="dxa" w:w="620"/>
+            <w:tcBorders>
+              <w:top w:val="single" w:color="C9D0DC" w:sz="4"/>
+              <w:left w:val="single" w:color="C9D0DC" w:sz="4"/>
+              <w:bottom w:val="single" w:color="C9D0DC" w:sz="4"/>
+              <w:right w:val="single" w:color="C9D0DC" w:sz="4"/>
+            </w:tcBorders>
+            <w:tcMar>
+              <w:top w:type="dxa" w:w="70"/>
+              <w:left w:type="dxa" w:w="100"/>
+              <w:bottom w:type="dxa" w:w="70"/>
+              <w:right w:type="dxa" w:w="100"/>
+            </w:tcMar>
+            <w:vAlign w:val="center"/>
+          </w:tcPr>
+          <w:p>
+            <w:pPr>
+              <w:spacing w:after="0" w:before="0" w:line="264"/>
+              <w:jc w:val="center"/>
+            </w:pPr>
+            <w:r>
+              <w:rPr>
+                <w:rFonts w:ascii="Arial" w:cs="Arial" w:eastAsia="Arial" w:hAnsi="Arial"/>
+                <w:sz w:val="30"/>
+                <w:szCs w:val="30"/>
+              </w:rPr>
+              <w:t xml:space="preserve">☐</w:t>
+            </w:r>
+          </w:p>
+        </w:tc>
+        <w:tc>
+          <w:tcPr>
+            <w:tcW w:type="dxa" w:w="620"/>
+            <w:tcBorders>
+              <w:top w:val="single" w:color="C9D0DC" w:sz="4"/>
+              <w:left w:val="single" w:color="C9D0DC" w:sz="4"/>
+              <w:bottom w:val="single" w:color="C9D0DC" w:sz="4"/>
+              <w:right w:val="single" w:color="C9D0DC" w:sz="4"/>
+            </w:tcBorders>
+            <w:tcMar>
+              <w:top w:type="dxa" w:w="70"/>
+              <w:left w:type="dxa" w:w="100"/>
+              <w:bottom w:type="dxa" w:w="70"/>
+              <w:right w:type="dxa" w:w="100"/>
+            </w:tcMar>
+            <w:vAlign w:val="center"/>
+          </w:tcPr>
+          <w:p>
+            <w:pPr>
+              <w:spacing w:after="0" w:before="0" w:line="264"/>
+              <w:jc w:val="center"/>
+            </w:pPr>
+            <w:r>
+              <w:rPr>
+                <w:rFonts w:ascii="Arial" w:cs="Arial" w:eastAsia="Arial" w:hAnsi="Arial"/>
+                <w:sz w:val="30"/>
+                <w:szCs w:val="30"/>
+              </w:rPr>
+              <w:t xml:space="preserve">☐</w:t>
+            </w:r>
+          </w:p>
+        </w:tc>
+        <w:tc>
+          <w:tcPr>
+            <w:tcW w:type="dxa" w:w="620"/>
+            <w:tcBorders>
+              <w:top w:val="single" w:color="C9D0DC" w:sz="4"/>
+              <w:left w:val="single" w:color="C9D0DC" w:sz="4"/>
+              <w:bottom w:val="single" w:color="C9D0DC" w:sz="4"/>
+              <w:right w:val="single" w:color="C9D0DC" w:sz="4"/>
+            </w:tcBorders>
+            <w:tcMar>
+              <w:top w:type="dxa" w:w="70"/>
+              <w:left w:type="dxa" w:w="100"/>
+              <w:bottom w:type="dxa" w:w="70"/>
+              <w:right w:type="dxa" w:w="100"/>
+            </w:tcMar>
+            <w:vAlign w:val="center"/>
+          </w:tcPr>
+          <w:p>
+            <w:pPr>
+              <w:spacing w:after="0" w:before="0" w:line="264"/>
+              <w:jc w:val="center"/>
+            </w:pPr>
+            <w:r>
+              <w:rPr>
+                <w:rFonts w:ascii="Arial" w:cs="Arial" w:eastAsia="Arial" w:hAnsi="Arial"/>
+                <w:sz w:val="30"/>
+                <w:szCs w:val="30"/>
+              </w:rPr>
+              <w:t xml:space="preserve">☐</w:t>
+            </w:r>
+          </w:p>
+        </w:tc>
+        <w:tc>
+          <w:tcPr>
+            <w:tcW w:type="dxa" w:w="2040"/>
+            <w:tcBorders>
+              <w:top w:val="single" w:color="C9D0DC" w:sz="4"/>
+              <w:left w:val="single" w:color="C9D0DC" w:sz="4"/>
+              <w:bottom w:val="single" w:color="C9D0DC" w:sz="4"/>
+              <w:right w:val="single" w:color="C9D0DC" w:sz="4"/>
+            </w:tcBorders>
+            <w:tcMar>
+              <w:top w:type="dxa" w:w="70"/>
+              <w:left w:type="dxa" w:w="100"/>
+              <w:bottom w:type="dxa" w:w="70"/>
+              <w:right w:type="dxa" w:w="100"/>
+            </w:tcMar>
+            <w:vAlign w:val="top"/>
+          </w:tcPr>
+          <w:p>
+            <w:pPr>
+              <w:spacing w:after="0" w:before="0" w:line="264"/>
+            </w:pPr>
+            <w:r>
+              <w:rPr>
+                <w:rFonts w:ascii="Arial" w:cs="Arial" w:eastAsia="Arial" w:hAnsi="Arial"/>
+                <w:sz w:val="19"/>
+                <w:szCs w:val="19"/>
+              </w:rPr>
+              <w:t xml:space="preserve"> </w:t>
+            </w:r>
+          </w:p>
+        </w:tc>
+      </w:tr>
+      <w:tr>
+        <w:trPr>
+          <w:cantSplit/>
+        </w:trPr>
+        <w:tc>
+          <w:tcPr>
+            <w:tcW w:type="dxa" w:w="860"/>
+            <w:tcBorders>
+              <w:top w:val="single" w:color="C9D0DC" w:sz="4"/>
+              <w:left w:val="single" w:color="C9D0DC" w:sz="4"/>
+              <w:bottom w:val="single" w:color="C9D0DC" w:sz="4"/>
+              <w:right w:val="single" w:color="C9D0DC" w:sz="4"/>
+            </w:tcBorders>
+            <w:tcMar>
+              <w:top w:type="dxa" w:w="70"/>
+              <w:left w:type="dxa" w:w="100"/>
+              <w:bottom w:type="dxa" w:w="70"/>
+              <w:right w:type="dxa" w:w="100"/>
+            </w:tcMar>
+            <w:vAlign w:val="top"/>
+          </w:tcPr>
+          <w:p>
+            <w:pPr>
+              <w:spacing w:after="0" w:before="0" w:line="264"/>
+            </w:pPr>
+            <w:r>
+              <w:rPr>
+                <w:rFonts w:ascii="Arial" w:cs="Arial" w:eastAsia="Arial" w:hAnsi="Arial"/>
+                <w:b/>
+                <w:bCs/>
+                <w:color w:val="5B6477"/>
+                <w:sz w:val="16"/>
+                <w:szCs w:val="16"/>
+              </w:rPr>
+              <w:t xml:space="preserve">SM-13</w:t>
+            </w:r>
+          </w:p>
+        </w:tc>
+        <w:tc>
+          <w:tcPr>
+            <w:tcW w:type="dxa" w:w="5480"/>
+            <w:tcBorders>
+              <w:top w:val="single" w:color="C9D0DC" w:sz="4"/>
+              <w:left w:val="single" w:color="C9D0DC" w:sz="4"/>
+              <w:bottom w:val="single" w:color="C9D0DC" w:sz="4"/>
+              <w:right w:val="single" w:color="C9D0DC" w:sz="4"/>
+            </w:tcBorders>
+            <w:tcMar>
+              <w:top w:type="dxa" w:w="70"/>
+              <w:left w:type="dxa" w:w="100"/>
+              <w:bottom w:type="dxa" w:w="70"/>
+              <w:right w:type="dxa" w:w="100"/>
+            </w:tcMar>
+            <w:vAlign w:val="top"/>
+          </w:tcPr>
+          <w:p>
+            <w:pPr>
+              <w:spacing w:after="40" w:before="0" w:line="264"/>
+            </w:pPr>
+            <w:r>
+              <w:rPr>
+                <w:rFonts w:ascii="Arial" w:cs="Arial" w:eastAsia="Arial" w:hAnsi="Arial"/>
+                <w:b/>
+                <w:bCs/>
+                <w:sz w:val="20"/>
+                <w:szCs w:val="20"/>
+              </w:rPr>
+              <w:t xml:space="preserve">Change requests and removal</w:t>
+            </w:r>
+          </w:p>
+          <w:p>
+            <w:pPr>
+              <w:spacing w:after="40" w:before="0" w:line="264"/>
+            </w:pPr>
+            <w:r>
+              <w:rPr>
+                <w:rFonts w:ascii="Arial" w:cs="Arial" w:eastAsia="Arial" w:hAnsi="Arial"/>
+                <w:i/>
+                <w:iCs/>
+                <w:color w:val="5B6477"/>
+                <w:sz w:val="15"/>
+                <w:szCs w:val="15"/>
+              </w:rPr>
+              <w:t xml:space="preserve">Flow F31 · Agent field work: outlets, itineraries and consignment maximums</w:t>
+            </w:r>
+          </w:p>
+          <w:p>
+            <w:pPr>
+              <w:spacing w:after="20" w:before="0" w:line="264"/>
+            </w:pPr>
+            <w:r>
+              <w:rPr>
+                <w:rFonts w:ascii="Arial" w:cs="Arial" w:eastAsia="Arial" w:hAnsi="Arial"/>
+                <w:color w:val="5B6477"/>
+                <w:sz w:val="19"/>
+                <w:szCs w:val="19"/>
+              </w:rPr>
+              <w:t xml:space="preserve">1.  </w:t>
+            </w:r>
+            <w:r>
+              <w:rPr>
+                <w:rFonts w:ascii="Arial" w:cs="Arial" w:eastAsia="Arial" w:hAnsi="Arial"/>
+                <w:sz w:val="19"/>
+                <w:szCs w:val="19"/>
+              </w:rPr>
+              <w:t xml:space="preserve">Outlets → Change requests → approve one.</w:t>
+            </w:r>
+          </w:p>
+          <w:p>
+            <w:pPr>
+              <w:spacing w:after="20" w:before="0" w:line="264"/>
+            </w:pPr>
+            <w:r>
+              <w:rPr>
+                <w:rFonts w:ascii="Arial" w:cs="Arial" w:eastAsia="Arial" w:hAnsi="Arial"/>
+                <w:color w:val="5B6477"/>
+                <w:sz w:val="19"/>
+                <w:szCs w:val="19"/>
+              </w:rPr>
+              <w:t xml:space="preserve">2.  </w:t>
+            </w:r>
+            <w:r>
+              <w:rPr>
+                <w:rFonts w:ascii="Arial" w:cs="Arial" w:eastAsia="Arial" w:hAnsi="Arial"/>
+                <w:sz w:val="19"/>
+                <w:szCs w:val="19"/>
+              </w:rPr>
+              <w:t xml:space="preserve">Open an outlet with no recent order → Remove outlet.</w:t>
+            </w:r>
+          </w:p>
+          <w:p>
+            <w:pPr>
+              <w:spacing w:after="0" w:before="60" w:line="264"/>
+            </w:pPr>
+            <w:r>
+              <w:rPr>
+                <w:rFonts w:ascii="Arial" w:cs="Arial" w:eastAsia="Arial" w:hAnsi="Arial"/>
+                <w:b/>
+                <w:bCs/>
+                <w:color w:val="0B1F3A"/>
+                <w:sz w:val="19"/>
+                <w:szCs w:val="19"/>
+              </w:rPr>
+              <w:t xml:space="preserve">You should see: </w:t>
+            </w:r>
+            <w:r>
+              <w:rPr>
+                <w:rFonts w:ascii="Arial" w:cs="Arial" w:eastAsia="Arial" w:hAnsi="Arial"/>
+                <w:sz w:val="19"/>
+                <w:szCs w:val="19"/>
+              </w:rPr>
+              <w:t xml:space="preserve">The Owner is told what changed. Removal goes to the Owner; it is refused for an outlet with an order in the last 3 months.</w:t>
+            </w:r>
+          </w:p>
+        </w:tc>
+        <w:tc>
+          <w:tcPr>
+            <w:tcW w:type="dxa" w:w="620"/>
+            <w:tcBorders>
+              <w:top w:val="single" w:color="C9D0DC" w:sz="4"/>
+              <w:left w:val="single" w:color="C9D0DC" w:sz="4"/>
+              <w:bottom w:val="single" w:color="C9D0DC" w:sz="4"/>
+              <w:right w:val="single" w:color="C9D0DC" w:sz="4"/>
+            </w:tcBorders>
+            <w:tcMar>
+              <w:top w:type="dxa" w:w="70"/>
+              <w:left w:type="dxa" w:w="100"/>
+              <w:bottom w:type="dxa" w:w="70"/>
+              <w:right w:type="dxa" w:w="100"/>
+            </w:tcMar>
+            <w:vAlign w:val="center"/>
+          </w:tcPr>
+          <w:p>
+            <w:pPr>
+              <w:spacing w:after="0" w:before="0" w:line="264"/>
+              <w:jc w:val="center"/>
+            </w:pPr>
+            <w:r>
+              <w:rPr>
+                <w:rFonts w:ascii="Arial" w:cs="Arial" w:eastAsia="Arial" w:hAnsi="Arial"/>
+                <w:sz w:val="30"/>
+                <w:szCs w:val="30"/>
+              </w:rPr>
+              <w:t xml:space="preserve">☐</w:t>
+            </w:r>
+          </w:p>
+        </w:tc>
+        <w:tc>
+          <w:tcPr>
+            <w:tcW w:type="dxa" w:w="620"/>
+            <w:tcBorders>
+              <w:top w:val="single" w:color="C9D0DC" w:sz="4"/>
+              <w:left w:val="single" w:color="C9D0DC" w:sz="4"/>
+              <w:bottom w:val="single" w:color="C9D0DC" w:sz="4"/>
+              <w:right w:val="single" w:color="C9D0DC" w:sz="4"/>
+            </w:tcBorders>
+            <w:tcMar>
+              <w:top w:type="dxa" w:w="70"/>
+              <w:left w:type="dxa" w:w="100"/>
+              <w:bottom w:type="dxa" w:w="70"/>
+              <w:right w:type="dxa" w:w="100"/>
+            </w:tcMar>
+            <w:vAlign w:val="center"/>
+          </w:tcPr>
+          <w:p>
+            <w:pPr>
+              <w:spacing w:after="0" w:before="0" w:line="264"/>
+              <w:jc w:val="center"/>
+            </w:pPr>
+            <w:r>
+              <w:rPr>
+                <w:rFonts w:ascii="Arial" w:cs="Arial" w:eastAsia="Arial" w:hAnsi="Arial"/>
+                <w:sz w:val="30"/>
+                <w:szCs w:val="30"/>
+              </w:rPr>
+              <w:t xml:space="preserve">☐</w:t>
+            </w:r>
+          </w:p>
+        </w:tc>
+        <w:tc>
+          <w:tcPr>
+            <w:tcW w:type="dxa" w:w="620"/>
+            <w:tcBorders>
+              <w:top w:val="single" w:color="C9D0DC" w:sz="4"/>
+              <w:left w:val="single" w:color="C9D0DC" w:sz="4"/>
+              <w:bottom w:val="single" w:color="C9D0DC" w:sz="4"/>
+              <w:right w:val="single" w:color="C9D0DC" w:sz="4"/>
+            </w:tcBorders>
+            <w:tcMar>
+              <w:top w:type="dxa" w:w="70"/>
+              <w:left w:type="dxa" w:w="100"/>
+              <w:bottom w:type="dxa" w:w="70"/>
+              <w:right w:type="dxa" w:w="100"/>
+            </w:tcMar>
+            <w:vAlign w:val="center"/>
+          </w:tcPr>
+          <w:p>
+            <w:pPr>
+              <w:spacing w:after="0" w:before="0" w:line="264"/>
+              <w:jc w:val="center"/>
+            </w:pPr>
+            <w:r>
+              <w:rPr>
+                <w:rFonts w:ascii="Arial" w:cs="Arial" w:eastAsia="Arial" w:hAnsi="Arial"/>
+                <w:sz w:val="30"/>
+                <w:szCs w:val="30"/>
+              </w:rPr>
+              <w:t xml:space="preserve">☐</w:t>
+            </w:r>
+          </w:p>
+        </w:tc>
+        <w:tc>
+          <w:tcPr>
+            <w:tcW w:type="dxa" w:w="2040"/>
+            <w:tcBorders>
+              <w:top w:val="single" w:color="C9D0DC" w:sz="4"/>
+              <w:left w:val="single" w:color="C9D0DC" w:sz="4"/>
+              <w:bottom w:val="single" w:color="C9D0DC" w:sz="4"/>
+              <w:right w:val="single" w:color="C9D0DC" w:sz="4"/>
+            </w:tcBorders>
+            <w:tcMar>
+              <w:top w:type="dxa" w:w="70"/>
+              <w:left w:type="dxa" w:w="100"/>
+              <w:bottom w:type="dxa" w:w="70"/>
+              <w:right w:type="dxa" w:w="100"/>
+            </w:tcMar>
+            <w:vAlign w:val="top"/>
+          </w:tcPr>
+          <w:p>
+            <w:pPr>
+              <w:spacing w:after="0" w:before="0" w:line="264"/>
+            </w:pPr>
+            <w:r>
+              <w:rPr>
+                <w:rFonts w:ascii="Arial" w:cs="Arial" w:eastAsia="Arial" w:hAnsi="Arial"/>
+                <w:sz w:val="19"/>
+                <w:szCs w:val="19"/>
+              </w:rPr>
+              <w:t xml:space="preserve"> </w:t>
+            </w:r>
+          </w:p>
+        </w:tc>
+      </w:tr>
+      <w:tr>
+        <w:trPr>
+          <w:cantSplit/>
+        </w:trPr>
+        <w:tc>
+          <w:tcPr>
+            <w:tcW w:type="dxa" w:w="860"/>
+            <w:tcBorders>
+              <w:top w:val="single" w:color="C9D0DC" w:sz="4"/>
+              <w:left w:val="single" w:color="C9D0DC" w:sz="4"/>
+              <w:bottom w:val="single" w:color="C9D0DC" w:sz="4"/>
+              <w:right w:val="single" w:color="C9D0DC" w:sz="4"/>
+            </w:tcBorders>
+            <w:tcMar>
+              <w:top w:type="dxa" w:w="70"/>
+              <w:left w:type="dxa" w:w="100"/>
+              <w:bottom w:type="dxa" w:w="70"/>
+              <w:right w:type="dxa" w:w="100"/>
+            </w:tcMar>
+            <w:vAlign w:val="top"/>
+          </w:tcPr>
+          <w:p>
+            <w:pPr>
+              <w:spacing w:after="0" w:before="0" w:line="264"/>
+            </w:pPr>
+            <w:r>
+              <w:rPr>
+                <w:rFonts w:ascii="Arial" w:cs="Arial" w:eastAsia="Arial" w:hAnsi="Arial"/>
+                <w:b/>
+                <w:bCs/>
+                <w:color w:val="5B6477"/>
+                <w:sz w:val="16"/>
+                <w:szCs w:val="16"/>
+              </w:rPr>
+              <w:t xml:space="preserve">SM-14</w:t>
+            </w:r>
+          </w:p>
+        </w:tc>
+        <w:tc>
+          <w:tcPr>
+            <w:tcW w:type="dxa" w:w="5480"/>
+            <w:tcBorders>
+              <w:top w:val="single" w:color="C9D0DC" w:sz="4"/>
+              <w:left w:val="single" w:color="C9D0DC" w:sz="4"/>
+              <w:bottom w:val="single" w:color="C9D0DC" w:sz="4"/>
+              <w:right w:val="single" w:color="C9D0DC" w:sz="4"/>
+            </w:tcBorders>
+            <w:tcMar>
+              <w:top w:type="dxa" w:w="70"/>
+              <w:left w:type="dxa" w:w="100"/>
+              <w:bottom w:type="dxa" w:w="70"/>
+              <w:right w:type="dxa" w:w="100"/>
+            </w:tcMar>
+            <w:vAlign w:val="top"/>
+          </w:tcPr>
+          <w:p>
+            <w:pPr>
+              <w:spacing w:after="40" w:before="0" w:line="264"/>
+            </w:pPr>
+            <w:r>
+              <w:rPr>
+                <w:rFonts w:ascii="Arial" w:cs="Arial" w:eastAsia="Arial" w:hAnsi="Arial"/>
+                <w:b/>
+                <w:bCs/>
+                <w:sz w:val="20"/>
+                <w:szCs w:val="20"/>
+              </w:rPr>
+              <w:t xml:space="preserve">Follow the agents in the field</w:t>
+            </w:r>
+          </w:p>
+          <w:p>
+            <w:pPr>
+              <w:spacing w:after="40" w:before="0" w:line="264"/>
+            </w:pPr>
+            <w:r>
+              <w:rPr>
+                <w:rFonts w:ascii="Arial" w:cs="Arial" w:eastAsia="Arial" w:hAnsi="Arial"/>
+                <w:i/>
+                <w:iCs/>
+                <w:color w:val="5B6477"/>
+                <w:sz w:val="15"/>
+                <w:szCs w:val="15"/>
+              </w:rPr>
+              <w:t xml:space="preserve">Flow F31 · Agent field work: outlets, itineraries and consignment maximums</w:t>
+            </w:r>
+          </w:p>
+          <w:p>
+            <w:pPr>
+              <w:spacing w:after="20" w:before="0" w:line="264"/>
+            </w:pPr>
+            <w:r>
+              <w:rPr>
+                <w:rFonts w:ascii="Arial" w:cs="Arial" w:eastAsia="Arial" w:hAnsi="Arial"/>
+                <w:color w:val="5B6477"/>
+                <w:sz w:val="19"/>
+                <w:szCs w:val="19"/>
+              </w:rPr>
+              <w:t xml:space="preserve">1.  </w:t>
+            </w:r>
+            <w:r>
+              <w:rPr>
+                <w:rFonts w:ascii="Arial" w:cs="Arial" w:eastAsia="Arial" w:hAnsi="Arial"/>
+                <w:sz w:val="19"/>
+                <w:szCs w:val="19"/>
+              </w:rPr>
+              <w:t xml:space="preserve">Field Monitoring → Daily itineraries &amp; photos, Agent scorecards, Areas &amp; top outlets, Outlets not ordering.</w:t>
+            </w:r>
+          </w:p>
+          <w:p>
+            <w:pPr>
+              <w:spacing w:after="0" w:before="60" w:line="264"/>
+            </w:pPr>
+            <w:r>
+              <w:rPr>
+                <w:rFonts w:ascii="Arial" w:cs="Arial" w:eastAsia="Arial" w:hAnsi="Arial"/>
+                <w:b/>
+                <w:bCs/>
+                <w:color w:val="0B1F3A"/>
+                <w:sz w:val="19"/>
+                <w:szCs w:val="19"/>
+              </w:rPr>
+              <w:t xml:space="preserve">You should see: </w:t>
+            </w:r>
+            <w:r>
+              <w:rPr>
+                <w:rFonts w:ascii="Arial" w:cs="Arial" w:eastAsia="Arial" w:hAnsi="Arial"/>
+                <w:sz w:val="19"/>
+                <w:szCs w:val="19"/>
+              </w:rPr>
+              <w:t xml:space="preserve">Plan vs actual per agent, each store with photo, time, location link and shelf check; scorecards; sales per area.</w:t>
+            </w:r>
+          </w:p>
+        </w:tc>
+        <w:tc>
+          <w:tcPr>
+            <w:tcW w:type="dxa" w:w="620"/>
+            <w:tcBorders>
+              <w:top w:val="single" w:color="C9D0DC" w:sz="4"/>
+              <w:left w:val="single" w:color="C9D0DC" w:sz="4"/>
+              <w:bottom w:val="single" w:color="C9D0DC" w:sz="4"/>
+              <w:right w:val="single" w:color="C9D0DC" w:sz="4"/>
+            </w:tcBorders>
+            <w:tcMar>
+              <w:top w:type="dxa" w:w="70"/>
+              <w:left w:type="dxa" w:w="100"/>
+              <w:bottom w:type="dxa" w:w="70"/>
+              <w:right w:type="dxa" w:w="100"/>
+            </w:tcMar>
+            <w:vAlign w:val="center"/>
+          </w:tcPr>
+          <w:p>
+            <w:pPr>
+              <w:spacing w:after="0" w:before="0" w:line="264"/>
+              <w:jc w:val="center"/>
+            </w:pPr>
+            <w:r>
+              <w:rPr>
+                <w:rFonts w:ascii="Arial" w:cs="Arial" w:eastAsia="Arial" w:hAnsi="Arial"/>
+                <w:sz w:val="30"/>
+                <w:szCs w:val="30"/>
+              </w:rPr>
+              <w:t xml:space="preserve">☐</w:t>
+            </w:r>
+          </w:p>
+        </w:tc>
+        <w:tc>
+          <w:tcPr>
+            <w:tcW w:type="dxa" w:w="620"/>
+            <w:tcBorders>
+              <w:top w:val="single" w:color="C9D0DC" w:sz="4"/>
+              <w:left w:val="single" w:color="C9D0DC" w:sz="4"/>
+              <w:bottom w:val="single" w:color="C9D0DC" w:sz="4"/>
+              <w:right w:val="single" w:color="C9D0DC" w:sz="4"/>
+            </w:tcBorders>
+            <w:tcMar>
+              <w:top w:type="dxa" w:w="70"/>
+              <w:left w:type="dxa" w:w="100"/>
+              <w:bottom w:type="dxa" w:w="70"/>
+              <w:right w:type="dxa" w:w="100"/>
+            </w:tcMar>
+            <w:vAlign w:val="center"/>
+          </w:tcPr>
+          <w:p>
+            <w:pPr>
+              <w:spacing w:after="0" w:before="0" w:line="264"/>
+              <w:jc w:val="center"/>
+            </w:pPr>
+            <w:r>
+              <w:rPr>
+                <w:rFonts w:ascii="Arial" w:cs="Arial" w:eastAsia="Arial" w:hAnsi="Arial"/>
+                <w:sz w:val="30"/>
+                <w:szCs w:val="30"/>
+              </w:rPr>
+              <w:t xml:space="preserve">☐</w:t>
+            </w:r>
+          </w:p>
+        </w:tc>
+        <w:tc>
+          <w:tcPr>
+            <w:tcW w:type="dxa" w:w="620"/>
+            <w:tcBorders>
+              <w:top w:val="single" w:color="C9D0DC" w:sz="4"/>
+              <w:left w:val="single" w:color="C9D0DC" w:sz="4"/>
+              <w:bottom w:val="single" w:color="C9D0DC" w:sz="4"/>
+              <w:right w:val="single" w:color="C9D0DC" w:sz="4"/>
+            </w:tcBorders>
+            <w:tcMar>
+              <w:top w:type="dxa" w:w="70"/>
+              <w:left w:type="dxa" w:w="100"/>
+              <w:bottom w:type="dxa" w:w="70"/>
+              <w:right w:type="dxa" w:w="100"/>
+            </w:tcMar>
+            <w:vAlign w:val="center"/>
+          </w:tcPr>
+          <w:p>
+            <w:pPr>
+              <w:spacing w:after="0" w:before="0" w:line="264"/>
+              <w:jc w:val="center"/>
+            </w:pPr>
+            <w:r>
+              <w:rPr>
+                <w:rFonts w:ascii="Arial" w:cs="Arial" w:eastAsia="Arial" w:hAnsi="Arial"/>
+                <w:sz w:val="30"/>
+                <w:szCs w:val="30"/>
+              </w:rPr>
+              <w:t xml:space="preserve">☐</w:t>
+            </w:r>
+          </w:p>
+        </w:tc>
+        <w:tc>
+          <w:tcPr>
+            <w:tcW w:type="dxa" w:w="2040"/>
+            <w:tcBorders>
+              <w:top w:val="single" w:color="C9D0DC" w:sz="4"/>
+              <w:left w:val="single" w:color="C9D0DC" w:sz="4"/>
+              <w:bottom w:val="single" w:color="C9D0DC" w:sz="4"/>
+              <w:right w:val="single" w:color="C9D0DC" w:sz="4"/>
+            </w:tcBorders>
+            <w:tcMar>
+              <w:top w:type="dxa" w:w="70"/>
+              <w:left w:type="dxa" w:w="100"/>
+              <w:bottom w:type="dxa" w:w="70"/>
+              <w:right w:type="dxa" w:w="100"/>
+            </w:tcMar>
+            <w:vAlign w:val="top"/>
+          </w:tcPr>
+          <w:p>
+            <w:pPr>
+              <w:spacing w:after="0" w:before="0" w:line="264"/>
+            </w:pPr>
+            <w:r>
+              <w:rPr>
+                <w:rFonts w:ascii="Arial" w:cs="Arial" w:eastAsia="Arial" w:hAnsi="Arial"/>
+                <w:sz w:val="19"/>
+                <w:szCs w:val="19"/>
+              </w:rPr>
+              <w:t xml:space="preserve"> </w:t>
+            </w:r>
+          </w:p>
+        </w:tc>
+      </w:tr>
+      <w:tr>
+        <w:trPr>
+          <w:cantSplit/>
+        </w:trPr>
+        <w:tc>
+          <w:tcPr>
+            <w:tcW w:type="dxa" w:w="860"/>
+            <w:tcBorders>
+              <w:top w:val="single" w:color="C9D0DC" w:sz="4"/>
+              <w:left w:val="single" w:color="C9D0DC" w:sz="4"/>
+              <w:bottom w:val="single" w:color="C9D0DC" w:sz="4"/>
+              <w:right w:val="single" w:color="C9D0DC" w:sz="4"/>
+            </w:tcBorders>
+            <w:tcMar>
+              <w:top w:type="dxa" w:w="70"/>
+              <w:left w:type="dxa" w:w="100"/>
+              <w:bottom w:type="dxa" w:w="70"/>
+              <w:right w:type="dxa" w:w="100"/>
+            </w:tcMar>
+            <w:vAlign w:val="top"/>
+          </w:tcPr>
+          <w:p>
+            <w:pPr>
+              <w:spacing w:after="0" w:before="0" w:line="264"/>
+            </w:pPr>
+            <w:r>
+              <w:rPr>
+                <w:rFonts w:ascii="Arial" w:cs="Arial" w:eastAsia="Arial" w:hAnsi="Arial"/>
+                <w:b/>
+                <w:bCs/>
+                <w:color w:val="5B6477"/>
+                <w:sz w:val="16"/>
+                <w:szCs w:val="16"/>
+              </w:rPr>
+              <w:t xml:space="preserve">SM-15</w:t>
+            </w:r>
+          </w:p>
+        </w:tc>
+        <w:tc>
+          <w:tcPr>
+            <w:tcW w:type="dxa" w:w="5480"/>
+            <w:tcBorders>
+              <w:top w:val="single" w:color="C9D0DC" w:sz="4"/>
+              <w:left w:val="single" w:color="C9D0DC" w:sz="4"/>
+              <w:bottom w:val="single" w:color="C9D0DC" w:sz="4"/>
+              <w:right w:val="single" w:color="C9D0DC" w:sz="4"/>
+            </w:tcBorders>
+            <w:tcMar>
+              <w:top w:type="dxa" w:w="70"/>
+              <w:left w:type="dxa" w:w="100"/>
+              <w:bottom w:type="dxa" w:w="70"/>
+              <w:right w:type="dxa" w:w="100"/>
+            </w:tcMar>
+            <w:vAlign w:val="top"/>
+          </w:tcPr>
+          <w:p>
+            <w:pPr>
+              <w:spacing w:after="40" w:before="0" w:line="264"/>
+            </w:pPr>
+            <w:r>
+              <w:rPr>
+                <w:rFonts w:ascii="Arial" w:cs="Arial" w:eastAsia="Arial" w:hAnsi="Arial"/>
+                <w:b/>
+                <w:bCs/>
+                <w:sz w:val="20"/>
+                <w:szCs w:val="20"/>
+              </w:rPr>
+              <w:t xml:space="preserve">Approve a fuel / transport claim</w:t>
+            </w:r>
+          </w:p>
+          <w:p>
+            <w:pPr>
+              <w:spacing w:after="40" w:before="0" w:line="264"/>
+            </w:pPr>
+            <w:r>
+              <w:rPr>
+                <w:rFonts w:ascii="Arial" w:cs="Arial" w:eastAsia="Arial" w:hAnsi="Arial"/>
+                <w:i/>
+                <w:iCs/>
+                <w:color w:val="5B6477"/>
+                <w:sz w:val="15"/>
+                <w:szCs w:val="15"/>
+              </w:rPr>
+              <w:t xml:space="preserve">Flow F31 · Agent field work: outlets, itineraries and consignment maximums</w:t>
+            </w:r>
+          </w:p>
+          <w:p>
+            <w:pPr>
+              <w:spacing w:after="20" w:before="0" w:line="264"/>
+            </w:pPr>
+            <w:r>
+              <w:rPr>
+                <w:rFonts w:ascii="Arial" w:cs="Arial" w:eastAsia="Arial" w:hAnsi="Arial"/>
+                <w:color w:val="5B6477"/>
+                <w:sz w:val="19"/>
+                <w:szCs w:val="19"/>
+              </w:rPr>
+              <w:t xml:space="preserve">1.  </w:t>
+            </w:r>
+            <w:r>
+              <w:rPr>
+                <w:rFonts w:ascii="Arial" w:cs="Arial" w:eastAsia="Arial" w:hAnsi="Arial"/>
+                <w:sz w:val="19"/>
+                <w:szCs w:val="19"/>
+              </w:rPr>
+              <w:t xml:space="preserve">Field Monitoring → Fuel / transport claims → Approve.</w:t>
+            </w:r>
+          </w:p>
+          <w:p>
+            <w:pPr>
+              <w:spacing w:after="0" w:before="60" w:line="264"/>
+            </w:pPr>
+            <w:r>
+              <w:rPr>
+                <w:rFonts w:ascii="Arial" w:cs="Arial" w:eastAsia="Arial" w:hAnsi="Arial"/>
+                <w:b/>
+                <w:bCs/>
+                <w:color w:val="0B1F3A"/>
+                <w:sz w:val="19"/>
+                <w:szCs w:val="19"/>
+              </w:rPr>
+              <w:t xml:space="preserve">You should see: </w:t>
+            </w:r>
+            <w:r>
+              <w:rPr>
+                <w:rFonts w:ascii="Arial" w:cs="Arial" w:eastAsia="Arial" w:hAnsi="Arial"/>
+                <w:sz w:val="19"/>
+                <w:szCs w:val="19"/>
+              </w:rPr>
+              <w:t xml:space="preserve">The agent is told and Accounting is told to pay.</w:t>
+            </w:r>
+          </w:p>
+        </w:tc>
+        <w:tc>
+          <w:tcPr>
+            <w:tcW w:type="dxa" w:w="620"/>
+            <w:tcBorders>
+              <w:top w:val="single" w:color="C9D0DC" w:sz="4"/>
+              <w:left w:val="single" w:color="C9D0DC" w:sz="4"/>
+              <w:bottom w:val="single" w:color="C9D0DC" w:sz="4"/>
+              <w:right w:val="single" w:color="C9D0DC" w:sz="4"/>
+            </w:tcBorders>
+            <w:tcMar>
+              <w:top w:type="dxa" w:w="70"/>
+              <w:left w:type="dxa" w:w="100"/>
+              <w:bottom w:type="dxa" w:w="70"/>
+              <w:right w:type="dxa" w:w="100"/>
+            </w:tcMar>
+            <w:vAlign w:val="center"/>
+          </w:tcPr>
+          <w:p>
+            <w:pPr>
+              <w:spacing w:after="0" w:before="0" w:line="264"/>
+              <w:jc w:val="center"/>
+            </w:pPr>
+            <w:r>
+              <w:rPr>
+                <w:rFonts w:ascii="Arial" w:cs="Arial" w:eastAsia="Arial" w:hAnsi="Arial"/>
+                <w:sz w:val="30"/>
+                <w:szCs w:val="30"/>
+              </w:rPr>
+              <w:t xml:space="preserve">☐</w:t>
+            </w:r>
+          </w:p>
+        </w:tc>
+        <w:tc>
+          <w:tcPr>
+            <w:tcW w:type="dxa" w:w="620"/>
+            <w:tcBorders>
+              <w:top w:val="single" w:color="C9D0DC" w:sz="4"/>
+              <w:left w:val="single" w:color="C9D0DC" w:sz="4"/>
+              <w:bottom w:val="single" w:color="C9D0DC" w:sz="4"/>
+              <w:right w:val="single" w:color="C9D0DC" w:sz="4"/>
+            </w:tcBorders>
+            <w:tcMar>
+              <w:top w:type="dxa" w:w="70"/>
+              <w:left w:type="dxa" w:w="100"/>
+              <w:bottom w:type="dxa" w:w="70"/>
+              <w:right w:type="dxa" w:w="100"/>
+            </w:tcMar>
+            <w:vAlign w:val="center"/>
+          </w:tcPr>
+          <w:p>
+            <w:pPr>
+              <w:spacing w:after="0" w:before="0" w:line="264"/>
+              <w:jc w:val="center"/>
+            </w:pPr>
+            <w:r>
+              <w:rPr>
+                <w:rFonts w:ascii="Arial" w:cs="Arial" w:eastAsia="Arial" w:hAnsi="Arial"/>
+                <w:sz w:val="30"/>
+                <w:szCs w:val="30"/>
+              </w:rPr>
+              <w:t xml:space="preserve">☐</w:t>
+            </w:r>
+          </w:p>
+        </w:tc>
+        <w:tc>
+          <w:tcPr>
+            <w:tcW w:type="dxa" w:w="620"/>
+            <w:tcBorders>
+              <w:top w:val="single" w:color="C9D0DC" w:sz="4"/>
+              <w:left w:val="single" w:color="C9D0DC" w:sz="4"/>
+              <w:bottom w:val="single" w:color="C9D0DC" w:sz="4"/>
+              <w:right w:val="single" w:color="C9D0DC" w:sz="4"/>
+            </w:tcBorders>
+            <w:tcMar>
+              <w:top w:type="dxa" w:w="70"/>
+              <w:left w:type="dxa" w:w="100"/>
+              <w:bottom w:type="dxa" w:w="70"/>
+              <w:right w:type="dxa" w:w="100"/>
+            </w:tcMar>
+            <w:vAlign w:val="center"/>
+          </w:tcPr>
+          <w:p>
+            <w:pPr>
+              <w:spacing w:after="0" w:before="0" w:line="264"/>
+              <w:jc w:val="center"/>
+            </w:pPr>
+            <w:r>
+              <w:rPr>
+                <w:rFonts w:ascii="Arial" w:cs="Arial" w:eastAsia="Arial" w:hAnsi="Arial"/>
+                <w:sz w:val="30"/>
+                <w:szCs w:val="30"/>
+              </w:rPr>
+              <w:t xml:space="preserve">☐</w:t>
+            </w:r>
+          </w:p>
+        </w:tc>
+        <w:tc>
+          <w:tcPr>
+            <w:tcW w:type="dxa" w:w="2040"/>
+            <w:tcBorders>
+              <w:top w:val="single" w:color="C9D0DC" w:sz="4"/>
+              <w:left w:val="single" w:color="C9D0DC" w:sz="4"/>
+              <w:bottom w:val="single" w:color="C9D0DC" w:sz="4"/>
+              <w:right w:val="single" w:color="C9D0DC" w:sz="4"/>
+            </w:tcBorders>
+            <w:tcMar>
+              <w:top w:type="dxa" w:w="70"/>
+              <w:left w:type="dxa" w:w="100"/>
+              <w:bottom w:type="dxa" w:w="70"/>
+              <w:right w:type="dxa" w:w="100"/>
+            </w:tcMar>
+            <w:vAlign w:val="top"/>
+          </w:tcPr>
+          <w:p>
+            <w:pPr>
+              <w:spacing w:after="0" w:before="0" w:line="264"/>
+            </w:pPr>
+            <w:r>
+              <w:rPr>
+                <w:rFonts w:ascii="Arial" w:cs="Arial" w:eastAsia="Arial" w:hAnsi="Arial"/>
+                <w:sz w:val="19"/>
+                <w:szCs w:val="19"/>
+              </w:rPr>
+              <w:t xml:space="preserve"> </w:t>
+            </w:r>
+          </w:p>
+        </w:tc>
+      </w:tr>
+      <w:tr>
+        <w:trPr>
+          <w:cantSplit/>
+        </w:trPr>
+        <w:tc>
+          <w:tcPr>
+            <w:tcW w:type="dxa" w:w="860"/>
+            <w:tcBorders>
+              <w:top w:val="single" w:color="C9D0DC" w:sz="4"/>
+              <w:left w:val="single" w:color="C9D0DC" w:sz="4"/>
+              <w:bottom w:val="single" w:color="C9D0DC" w:sz="4"/>
+              <w:right w:val="single" w:color="C9D0DC" w:sz="4"/>
+            </w:tcBorders>
+            <w:tcMar>
+              <w:top w:type="dxa" w:w="70"/>
+              <w:left w:type="dxa" w:w="100"/>
+              <w:bottom w:type="dxa" w:w="70"/>
+              <w:right w:type="dxa" w:w="100"/>
+            </w:tcMar>
+            <w:vAlign w:val="top"/>
+          </w:tcPr>
+          <w:p>
+            <w:pPr>
+              <w:spacing w:after="0" w:before="0" w:line="264"/>
+            </w:pPr>
+            <w:r>
+              <w:rPr>
+                <w:rFonts w:ascii="Arial" w:cs="Arial" w:eastAsia="Arial" w:hAnsi="Arial"/>
+                <w:b/>
+                <w:bCs/>
+                <w:color w:val="5B6477"/>
+                <w:sz w:val="16"/>
+                <w:szCs w:val="16"/>
+              </w:rPr>
+              <w:t xml:space="preserve">SM-16</w:t>
+            </w:r>
+          </w:p>
+        </w:tc>
+        <w:tc>
+          <w:tcPr>
+            <w:tcW w:type="dxa" w:w="5480"/>
+            <w:tcBorders>
+              <w:top w:val="single" w:color="C9D0DC" w:sz="4"/>
+              <w:left w:val="single" w:color="C9D0DC" w:sz="4"/>
+              <w:bottom w:val="single" w:color="C9D0DC" w:sz="4"/>
+              <w:right w:val="single" w:color="C9D0DC" w:sz="4"/>
+            </w:tcBorders>
+            <w:tcMar>
+              <w:top w:type="dxa" w:w="70"/>
+              <w:left w:type="dxa" w:w="100"/>
+              <w:bottom w:type="dxa" w:w="70"/>
+              <w:right w:type="dxa" w:w="100"/>
+            </w:tcMar>
+            <w:vAlign w:val="top"/>
+          </w:tcPr>
+          <w:p>
+            <w:pPr>
+              <w:spacing w:after="40" w:before="0" w:line="264"/>
+            </w:pPr>
+            <w:r>
+              <w:rPr>
+                <w:rFonts w:ascii="Arial" w:cs="Arial" w:eastAsia="Arial" w:hAnsi="Arial"/>
+                <w:b/>
+                <w:bCs/>
+                <w:sz w:val="20"/>
+                <w:szCs w:val="20"/>
+              </w:rPr>
+              <w:t xml:space="preserve">Link consignees and set the maximum</w:t>
+            </w:r>
+          </w:p>
+          <w:p>
+            <w:pPr>
+              <w:spacing w:after="40" w:before="0" w:line="264"/>
+            </w:pPr>
+            <w:r>
+              <w:rPr>
+                <w:rFonts w:ascii="Arial" w:cs="Arial" w:eastAsia="Arial" w:hAnsi="Arial"/>
+                <w:i/>
+                <w:iCs/>
+                <w:color w:val="5B6477"/>
+                <w:sz w:val="15"/>
+                <w:szCs w:val="15"/>
+              </w:rPr>
+              <w:t xml:space="preserve">Flow F31 · Agent field work: outlets, itineraries and consignment maximums</w:t>
+            </w:r>
+          </w:p>
+          <w:p>
+            <w:pPr>
+              <w:spacing w:after="20" w:before="0" w:line="264"/>
+            </w:pPr>
+            <w:r>
+              <w:rPr>
+                <w:rFonts w:ascii="Arial" w:cs="Arial" w:eastAsia="Arial" w:hAnsi="Arial"/>
+                <w:color w:val="5B6477"/>
+                <w:sz w:val="19"/>
+                <w:szCs w:val="19"/>
+              </w:rPr>
+              <w:t xml:space="preserve">1.  </w:t>
+            </w:r>
+            <w:r>
+              <w:rPr>
+                <w:rFonts w:ascii="Arial" w:cs="Arial" w:eastAsia="Arial" w:hAnsi="Arial"/>
+                <w:sz w:val="19"/>
+                <w:szCs w:val="19"/>
+              </w:rPr>
+              <w:t xml:space="preserve">Agent Consignments → link a consignee to an agent's outlet → Save.</w:t>
+            </w:r>
+          </w:p>
+          <w:p>
+            <w:pPr>
+              <w:spacing w:after="20" w:before="0" w:line="264"/>
+            </w:pPr>
+            <w:r>
+              <w:rPr>
+                <w:rFonts w:ascii="Arial" w:cs="Arial" w:eastAsia="Arial" w:hAnsi="Arial"/>
+                <w:color w:val="5B6477"/>
+                <w:sz w:val="19"/>
+                <w:szCs w:val="19"/>
+              </w:rPr>
+              <w:t xml:space="preserve">2.  </w:t>
+            </w:r>
+            <w:r>
+              <w:rPr>
+                <w:rFonts w:ascii="Arial" w:cs="Arial" w:eastAsia="Arial" w:hAnsi="Arial"/>
+                <w:sz w:val="19"/>
+                <w:szCs w:val="19"/>
+              </w:rPr>
+              <w:t xml:space="preserve">Set a maximum for the agent (all outlets) and one for a single outlet → Send for the Owner's approval.</w:t>
+            </w:r>
+          </w:p>
+          <w:p>
+            <w:pPr>
+              <w:spacing w:after="0" w:before="60" w:line="264"/>
+            </w:pPr>
+            <w:r>
+              <w:rPr>
+                <w:rFonts w:ascii="Arial" w:cs="Arial" w:eastAsia="Arial" w:hAnsi="Arial"/>
+                <w:b/>
+                <w:bCs/>
+                <w:color w:val="0B1F3A"/>
+                <w:sz w:val="19"/>
+                <w:szCs w:val="19"/>
+              </w:rPr>
+              <w:t xml:space="preserve">You should see: </w:t>
+            </w:r>
+            <w:r>
+              <w:rPr>
+                <w:rFonts w:ascii="Arial" w:cs="Arial" w:eastAsia="Arial" w:hAnsi="Arial"/>
+                <w:sz w:val="19"/>
+                <w:szCs w:val="19"/>
+              </w:rPr>
+              <w:t xml:space="preserve">Waits for the Owner. Until approved, a consignment to that agent's consignee is refused.</w:t>
             </w:r>
           </w:p>
         </w:tc>
@@ -3831,7 +5463,7 @@
                 <w:sz w:val="17"/>
                 <w:szCs w:val="17"/>
               </w:rPr>
-              <w:t xml:space="preserve">Passed (of 12)</w:t>
+              <w:t xml:space="preserve">Passed (of 18)</w:t>
             </w:r>
           </w:p>
         </w:tc>

--- a/docs/acceptance-test/per-user/22-sales.manager.docx
+++ b/docs/acceptance-test/per-user/22-sales.manager.docx
@@ -117,7 +117,7 @@
           <w:sz w:val="18"/>
           <w:szCs w:val="18"/>
         </w:rPr>
-        <w:t xml:space="preserve">  ·  18 checks</w:t>
+        <w:t xml:space="preserve">  ·  19 checks</w:t>
       </w:r>
     </w:p>
     <w:tbl>
@@ -1064,6 +1064,273 @@
                 <w:szCs w:val="19"/>
               </w:rPr>
               <w:t xml:space="preserve">My guide shows the steps for this role only. The picture guide opens with numbered red boxes.</w:t>
+            </w:r>
+          </w:p>
+        </w:tc>
+        <w:tc>
+          <w:tcPr>
+            <w:tcW w:type="dxa" w:w="620"/>
+            <w:tcBorders>
+              <w:top w:val="single" w:color="C9D0DC" w:sz="4"/>
+              <w:left w:val="single" w:color="C9D0DC" w:sz="4"/>
+              <w:bottom w:val="single" w:color="C9D0DC" w:sz="4"/>
+              <w:right w:val="single" w:color="C9D0DC" w:sz="4"/>
+            </w:tcBorders>
+            <w:tcMar>
+              <w:top w:type="dxa" w:w="70"/>
+              <w:left w:type="dxa" w:w="100"/>
+              <w:bottom w:type="dxa" w:w="70"/>
+              <w:right w:type="dxa" w:w="100"/>
+            </w:tcMar>
+            <w:vAlign w:val="center"/>
+          </w:tcPr>
+          <w:p>
+            <w:pPr>
+              <w:spacing w:after="0" w:before="0" w:line="264"/>
+              <w:jc w:val="center"/>
+            </w:pPr>
+            <w:r>
+              <w:rPr>
+                <w:rFonts w:ascii="Arial" w:cs="Arial" w:eastAsia="Arial" w:hAnsi="Arial"/>
+                <w:sz w:val="30"/>
+                <w:szCs w:val="30"/>
+              </w:rPr>
+              <w:t xml:space="preserve">☐</w:t>
+            </w:r>
+          </w:p>
+        </w:tc>
+        <w:tc>
+          <w:tcPr>
+            <w:tcW w:type="dxa" w:w="620"/>
+            <w:tcBorders>
+              <w:top w:val="single" w:color="C9D0DC" w:sz="4"/>
+              <w:left w:val="single" w:color="C9D0DC" w:sz="4"/>
+              <w:bottom w:val="single" w:color="C9D0DC" w:sz="4"/>
+              <w:right w:val="single" w:color="C9D0DC" w:sz="4"/>
+            </w:tcBorders>
+            <w:tcMar>
+              <w:top w:type="dxa" w:w="70"/>
+              <w:left w:type="dxa" w:w="100"/>
+              <w:bottom w:type="dxa" w:w="70"/>
+              <w:right w:type="dxa" w:w="100"/>
+            </w:tcMar>
+            <w:vAlign w:val="center"/>
+          </w:tcPr>
+          <w:p>
+            <w:pPr>
+              <w:spacing w:after="0" w:before="0" w:line="264"/>
+              <w:jc w:val="center"/>
+            </w:pPr>
+            <w:r>
+              <w:rPr>
+                <w:rFonts w:ascii="Arial" w:cs="Arial" w:eastAsia="Arial" w:hAnsi="Arial"/>
+                <w:sz w:val="30"/>
+                <w:szCs w:val="30"/>
+              </w:rPr>
+              <w:t xml:space="preserve">☐</w:t>
+            </w:r>
+          </w:p>
+        </w:tc>
+        <w:tc>
+          <w:tcPr>
+            <w:tcW w:type="dxa" w:w="620"/>
+            <w:tcBorders>
+              <w:top w:val="single" w:color="C9D0DC" w:sz="4"/>
+              <w:left w:val="single" w:color="C9D0DC" w:sz="4"/>
+              <w:bottom w:val="single" w:color="C9D0DC" w:sz="4"/>
+              <w:right w:val="single" w:color="C9D0DC" w:sz="4"/>
+            </w:tcBorders>
+            <w:tcMar>
+              <w:top w:type="dxa" w:w="70"/>
+              <w:left w:type="dxa" w:w="100"/>
+              <w:bottom w:type="dxa" w:w="70"/>
+              <w:right w:type="dxa" w:w="100"/>
+            </w:tcMar>
+            <w:vAlign w:val="center"/>
+          </w:tcPr>
+          <w:p>
+            <w:pPr>
+              <w:spacing w:after="0" w:before="0" w:line="264"/>
+              <w:jc w:val="center"/>
+            </w:pPr>
+            <w:r>
+              <w:rPr>
+                <w:rFonts w:ascii="Arial" w:cs="Arial" w:eastAsia="Arial" w:hAnsi="Arial"/>
+                <w:sz w:val="30"/>
+                <w:szCs w:val="30"/>
+              </w:rPr>
+              <w:t xml:space="preserve">☐</w:t>
+            </w:r>
+          </w:p>
+        </w:tc>
+        <w:tc>
+          <w:tcPr>
+            <w:tcW w:type="dxa" w:w="2040"/>
+            <w:tcBorders>
+              <w:top w:val="single" w:color="C9D0DC" w:sz="4"/>
+              <w:left w:val="single" w:color="C9D0DC" w:sz="4"/>
+              <w:bottom w:val="single" w:color="C9D0DC" w:sz="4"/>
+              <w:right w:val="single" w:color="C9D0DC" w:sz="4"/>
+            </w:tcBorders>
+            <w:tcMar>
+              <w:top w:type="dxa" w:w="70"/>
+              <w:left w:type="dxa" w:w="100"/>
+              <w:bottom w:type="dxa" w:w="70"/>
+              <w:right w:type="dxa" w:w="100"/>
+            </w:tcMar>
+            <w:vAlign w:val="top"/>
+          </w:tcPr>
+          <w:p>
+            <w:pPr>
+              <w:spacing w:after="0" w:before="0" w:line="264"/>
+            </w:pPr>
+            <w:r>
+              <w:rPr>
+                <w:rFonts w:ascii="Arial" w:cs="Arial" w:eastAsia="Arial" w:hAnsi="Arial"/>
+                <w:sz w:val="19"/>
+                <w:szCs w:val="19"/>
+              </w:rPr>
+              <w:t xml:space="preserve"> </w:t>
+            </w:r>
+          </w:p>
+        </w:tc>
+      </w:tr>
+      <w:tr>
+        <w:trPr>
+          <w:cantSplit/>
+        </w:trPr>
+        <w:tc>
+          <w:tcPr>
+            <w:tcW w:type="dxa" w:w="860"/>
+            <w:tcBorders>
+              <w:top w:val="single" w:color="C9D0DC" w:sz="4"/>
+              <w:left w:val="single" w:color="C9D0DC" w:sz="4"/>
+              <w:bottom w:val="single" w:color="C9D0DC" w:sz="4"/>
+              <w:right w:val="single" w:color="C9D0DC" w:sz="4"/>
+            </w:tcBorders>
+            <w:tcMar>
+              <w:top w:type="dxa" w:w="70"/>
+              <w:left w:type="dxa" w:w="100"/>
+              <w:bottom w:type="dxa" w:w="70"/>
+              <w:right w:type="dxa" w:w="100"/>
+            </w:tcMar>
+            <w:vAlign w:val="top"/>
+          </w:tcPr>
+          <w:p>
+            <w:pPr>
+              <w:spacing w:after="0" w:before="0" w:line="264"/>
+            </w:pPr>
+            <w:r>
+              <w:rPr>
+                <w:rFonts w:ascii="Arial" w:cs="Arial" w:eastAsia="Arial" w:hAnsi="Arial"/>
+                <w:b/>
+                <w:bCs/>
+                <w:color w:val="5B6477"/>
+                <w:sz w:val="16"/>
+                <w:szCs w:val="16"/>
+              </w:rPr>
+              <w:t xml:space="preserve">GEN-SRCH</w:t>
+            </w:r>
+          </w:p>
+        </w:tc>
+        <w:tc>
+          <w:tcPr>
+            <w:tcW w:type="dxa" w:w="5480"/>
+            <w:tcBorders>
+              <w:top w:val="single" w:color="C9D0DC" w:sz="4"/>
+              <w:left w:val="single" w:color="C9D0DC" w:sz="4"/>
+              <w:bottom w:val="single" w:color="C9D0DC" w:sz="4"/>
+              <w:right w:val="single" w:color="C9D0DC" w:sz="4"/>
+            </w:tcBorders>
+            <w:tcMar>
+              <w:top w:type="dxa" w:w="70"/>
+              <w:left w:type="dxa" w:w="100"/>
+              <w:bottom w:type="dxa" w:w="70"/>
+              <w:right w:type="dxa" w:w="100"/>
+            </w:tcMar>
+            <w:vAlign w:val="top"/>
+          </w:tcPr>
+          <w:p>
+            <w:pPr>
+              <w:spacing w:after="40" w:before="0" w:line="264"/>
+            </w:pPr>
+            <w:r>
+              <w:rPr>
+                <w:rFonts w:ascii="Arial" w:cs="Arial" w:eastAsia="Arial" w:hAnsi="Arial"/>
+                <w:b/>
+                <w:bCs/>
+                <w:sz w:val="20"/>
+                <w:szCs w:val="20"/>
+              </w:rPr>
+              <w:t xml:space="preserve">Search a list</w:t>
+            </w:r>
+          </w:p>
+          <w:p>
+            <w:pPr>
+              <w:spacing w:after="20" w:before="0" w:line="264"/>
+            </w:pPr>
+            <w:r>
+              <w:rPr>
+                <w:rFonts w:ascii="Arial" w:cs="Arial" w:eastAsia="Arial" w:hAnsi="Arial"/>
+                <w:color w:val="5B6477"/>
+                <w:sz w:val="19"/>
+                <w:szCs w:val="19"/>
+              </w:rPr>
+              <w:t xml:space="preserve">1.  </w:t>
+            </w:r>
+            <w:r>
+              <w:rPr>
+                <w:rFonts w:ascii="Arial" w:cs="Arial" w:eastAsia="Arial" w:hAnsi="Arial"/>
+                <w:sz w:val="19"/>
+                <w:szCs w:val="19"/>
+              </w:rPr>
+              <w:t xml:space="preserve">Open a list with six or more rows (for example Sales List, Cash Fund or Chart of Accounts).</w:t>
+            </w:r>
+          </w:p>
+          <w:p>
+            <w:pPr>
+              <w:spacing w:after="20" w:before="0" w:line="264"/>
+            </w:pPr>
+            <w:r>
+              <w:rPr>
+                <w:rFonts w:ascii="Arial" w:cs="Arial" w:eastAsia="Arial" w:hAnsi="Arial"/>
+                <w:color w:val="5B6477"/>
+                <w:sz w:val="19"/>
+                <w:szCs w:val="19"/>
+              </w:rPr>
+              <w:t xml:space="preserve">2.  </w:t>
+            </w:r>
+            <w:r>
+              <w:rPr>
+                <w:rFonts w:ascii="Arial" w:cs="Arial" w:eastAsia="Arial" w:hAnsi="Arial"/>
+                <w:sz w:val="19"/>
+                <w:szCs w:val="19"/>
+              </w:rPr>
+              <w:t xml:space="preserve">Type part of a name, number or product in Search this list.</w:t>
+            </w:r>
+          </w:p>
+          <w:p>
+            <w:pPr>
+              <w:spacing w:after="0" w:before="60" w:line="264"/>
+            </w:pPr>
+            <w:r>
+              <w:rPr>
+                <w:rFonts w:ascii="Arial" w:cs="Arial" w:eastAsia="Arial" w:hAnsi="Arial"/>
+                <w:b/>
+                <w:bCs/>
+                <w:color w:val="0B1F3A"/>
+                <w:sz w:val="19"/>
+                <w:szCs w:val="19"/>
+              </w:rPr>
+              <w:t xml:space="preserve">You should see: </w:t>
+            </w:r>
+            <w:r>
+              <w:rPr>
+                <w:rFonts w:ascii="Arial" w:cs="Arial" w:eastAsia="Arial" w:hAnsi="Arial"/>
+                <w:sz w:val="19"/>
+                <w:szCs w:val="19"/>
+              </w:rPr>
+              <w:t xml:space="preserve">Only rows that contain every word you typed are shown; clearing the box shows all rows again.</w:t>
             </w:r>
           </w:p>
         </w:tc>
@@ -5463,7 +5730,7 @@
                 <w:sz w:val="17"/>
                 <w:szCs w:val="17"/>
               </w:rPr>
-              <w:t xml:space="preserve">Passed (of 18)</w:t>
+              <w:t xml:space="preserve">Passed (of 19)</w:t>
             </w:r>
           </w:p>
         </w:tc>

--- a/docs/acceptance-test/per-user/22-sales.manager.docx
+++ b/docs/acceptance-test/per-user/22-sales.manager.docx
@@ -117,7 +117,7 @@
           <w:sz w:val="18"/>
           <w:szCs w:val="18"/>
         </w:rPr>
-        <w:t xml:space="preserve">  ·  19 checks</w:t>
+        <w:t xml:space="preserve">  ·  24 checks</w:t>
       </w:r>
     </w:p>
     <w:tbl>
@@ -1496,7 +1496,7 @@
                 <w:sz w:val="16"/>
                 <w:szCs w:val="16"/>
               </w:rPr>
-              <w:t xml:space="preserve">SM-01</w:t>
+              <w:t xml:space="preserve">GEN-MEM</w:t>
             </w:r>
           </w:p>
         </w:tc>
@@ -1529,7 +1529,7 @@
                 <w:sz w:val="20"/>
                 <w:szCs w:val="20"/>
               </w:rPr>
-              <w:t xml:space="preserve">Dashboard</w:t>
+              <w:t xml:space="preserve">Member page for customers (phone)</w:t>
             </w:r>
           </w:p>
           <w:p>
@@ -1551,7 +1551,51 @@
                 <w:sz w:val="19"/>
                 <w:szCs w:val="19"/>
               </w:rPr>
-              <w:t xml:space="preserve">Open the Dashboard.</w:t>
+              <w:t xml:space="preserve">Open /member on a phone.</w:t>
+            </w:r>
+          </w:p>
+          <w:p>
+            <w:pPr>
+              <w:spacing w:after="20" w:before="0" w:line="264"/>
+            </w:pPr>
+            <w:r>
+              <w:rPr>
+                <w:rFonts w:ascii="Arial" w:cs="Arial" w:eastAsia="Arial" w:hAnsi="Arial"/>
+                <w:color w:val="5B6477"/>
+                <w:sz w:val="19"/>
+                <w:szCs w:val="19"/>
+              </w:rPr>
+              <w:t xml:space="preserve">2.  </w:t>
+            </w:r>
+            <w:r>
+              <w:rPr>
+                <w:rFonts w:ascii="Arial" w:cs="Arial" w:eastAsia="Arial" w:hAnsi="Arial"/>
+                <w:sz w:val="19"/>
+                <w:szCs w:val="19"/>
+              </w:rPr>
+              <w:t xml:space="preserve">Become a member with your own mobile number, tick the agreement, create the account.</w:t>
+            </w:r>
+          </w:p>
+          <w:p>
+            <w:pPr>
+              <w:spacing w:after="20" w:before="0" w:line="264"/>
+            </w:pPr>
+            <w:r>
+              <w:rPr>
+                <w:rFonts w:ascii="Arial" w:cs="Arial" w:eastAsia="Arial" w:hAnsi="Arial"/>
+                <w:color w:val="5B6477"/>
+                <w:sz w:val="19"/>
+                <w:szCs w:val="19"/>
+              </w:rPr>
+              <w:t xml:space="preserve">3.  </w:t>
+            </w:r>
+            <w:r>
+              <w:rPr>
+                <w:rFonts w:ascii="Arial" w:cs="Arial" w:eastAsia="Arial" w:hAnsi="Arial"/>
+                <w:sz w:val="19"/>
+                <w:szCs w:val="19"/>
+              </w:rPr>
+              <w:t xml:space="preserve">My card → the QR code and member number. Ask the counter to tag a sale to you, then My purchases.</w:t>
             </w:r>
           </w:p>
           <w:p>
@@ -1575,7 +1619,7 @@
                 <w:sz w:val="19"/>
                 <w:szCs w:val="19"/>
               </w:rPr>
-              <w:t xml:space="preserve">Sales vs target this month and receivables by due date (nearest first).</w:t>
+              <w:t xml:space="preserve">The QR card shows; after a tagged sale the purchase appears with its items. Sign out and in again with the mobile number and password.</w:t>
             </w:r>
           </w:p>
         </w:tc>
@@ -1741,6 +1785,251 @@
                 <w:sz w:val="16"/>
                 <w:szCs w:val="16"/>
               </w:rPr>
+              <w:t xml:space="preserve">SM-01</w:t>
+            </w:r>
+          </w:p>
+        </w:tc>
+        <w:tc>
+          <w:tcPr>
+            <w:tcW w:type="dxa" w:w="5480"/>
+            <w:tcBorders>
+              <w:top w:val="single" w:color="C9D0DC" w:sz="4"/>
+              <w:left w:val="single" w:color="C9D0DC" w:sz="4"/>
+              <w:bottom w:val="single" w:color="C9D0DC" w:sz="4"/>
+              <w:right w:val="single" w:color="C9D0DC" w:sz="4"/>
+            </w:tcBorders>
+            <w:tcMar>
+              <w:top w:type="dxa" w:w="70"/>
+              <w:left w:type="dxa" w:w="100"/>
+              <w:bottom w:type="dxa" w:w="70"/>
+              <w:right w:type="dxa" w:w="100"/>
+            </w:tcMar>
+            <w:vAlign w:val="top"/>
+          </w:tcPr>
+          <w:p>
+            <w:pPr>
+              <w:spacing w:after="40" w:before="0" w:line="264"/>
+            </w:pPr>
+            <w:r>
+              <w:rPr>
+                <w:rFonts w:ascii="Arial" w:cs="Arial" w:eastAsia="Arial" w:hAnsi="Arial"/>
+                <w:b/>
+                <w:bCs/>
+                <w:sz w:val="20"/>
+                <w:szCs w:val="20"/>
+              </w:rPr>
+              <w:t xml:space="preserve">Dashboard</w:t>
+            </w:r>
+          </w:p>
+          <w:p>
+            <w:pPr>
+              <w:spacing w:after="20" w:before="0" w:line="264"/>
+            </w:pPr>
+            <w:r>
+              <w:rPr>
+                <w:rFonts w:ascii="Arial" w:cs="Arial" w:eastAsia="Arial" w:hAnsi="Arial"/>
+                <w:color w:val="5B6477"/>
+                <w:sz w:val="19"/>
+                <w:szCs w:val="19"/>
+              </w:rPr>
+              <w:t xml:space="preserve">1.  </w:t>
+            </w:r>
+            <w:r>
+              <w:rPr>
+                <w:rFonts w:ascii="Arial" w:cs="Arial" w:eastAsia="Arial" w:hAnsi="Arial"/>
+                <w:sz w:val="19"/>
+                <w:szCs w:val="19"/>
+              </w:rPr>
+              <w:t xml:space="preserve">Open the Dashboard.</w:t>
+            </w:r>
+          </w:p>
+          <w:p>
+            <w:pPr>
+              <w:spacing w:after="0" w:before="60" w:line="264"/>
+            </w:pPr>
+            <w:r>
+              <w:rPr>
+                <w:rFonts w:ascii="Arial" w:cs="Arial" w:eastAsia="Arial" w:hAnsi="Arial"/>
+                <w:b/>
+                <w:bCs/>
+                <w:color w:val="0B1F3A"/>
+                <w:sz w:val="19"/>
+                <w:szCs w:val="19"/>
+              </w:rPr>
+              <w:t xml:space="preserve">You should see: </w:t>
+            </w:r>
+            <w:r>
+              <w:rPr>
+                <w:rFonts w:ascii="Arial" w:cs="Arial" w:eastAsia="Arial" w:hAnsi="Arial"/>
+                <w:sz w:val="19"/>
+                <w:szCs w:val="19"/>
+              </w:rPr>
+              <w:t xml:space="preserve">Sales vs target this month and receivables by due date (nearest first).</w:t>
+            </w:r>
+          </w:p>
+        </w:tc>
+        <w:tc>
+          <w:tcPr>
+            <w:tcW w:type="dxa" w:w="620"/>
+            <w:tcBorders>
+              <w:top w:val="single" w:color="C9D0DC" w:sz="4"/>
+              <w:left w:val="single" w:color="C9D0DC" w:sz="4"/>
+              <w:bottom w:val="single" w:color="C9D0DC" w:sz="4"/>
+              <w:right w:val="single" w:color="C9D0DC" w:sz="4"/>
+            </w:tcBorders>
+            <w:tcMar>
+              <w:top w:type="dxa" w:w="70"/>
+              <w:left w:type="dxa" w:w="100"/>
+              <w:bottom w:type="dxa" w:w="70"/>
+              <w:right w:type="dxa" w:w="100"/>
+            </w:tcMar>
+            <w:vAlign w:val="center"/>
+          </w:tcPr>
+          <w:p>
+            <w:pPr>
+              <w:spacing w:after="0" w:before="0" w:line="264"/>
+              <w:jc w:val="center"/>
+            </w:pPr>
+            <w:r>
+              <w:rPr>
+                <w:rFonts w:ascii="Arial" w:cs="Arial" w:eastAsia="Arial" w:hAnsi="Arial"/>
+                <w:sz w:val="30"/>
+                <w:szCs w:val="30"/>
+              </w:rPr>
+              <w:t xml:space="preserve">☐</w:t>
+            </w:r>
+          </w:p>
+        </w:tc>
+        <w:tc>
+          <w:tcPr>
+            <w:tcW w:type="dxa" w:w="620"/>
+            <w:tcBorders>
+              <w:top w:val="single" w:color="C9D0DC" w:sz="4"/>
+              <w:left w:val="single" w:color="C9D0DC" w:sz="4"/>
+              <w:bottom w:val="single" w:color="C9D0DC" w:sz="4"/>
+              <w:right w:val="single" w:color="C9D0DC" w:sz="4"/>
+            </w:tcBorders>
+            <w:tcMar>
+              <w:top w:type="dxa" w:w="70"/>
+              <w:left w:type="dxa" w:w="100"/>
+              <w:bottom w:type="dxa" w:w="70"/>
+              <w:right w:type="dxa" w:w="100"/>
+            </w:tcMar>
+            <w:vAlign w:val="center"/>
+          </w:tcPr>
+          <w:p>
+            <w:pPr>
+              <w:spacing w:after="0" w:before="0" w:line="264"/>
+              <w:jc w:val="center"/>
+            </w:pPr>
+            <w:r>
+              <w:rPr>
+                <w:rFonts w:ascii="Arial" w:cs="Arial" w:eastAsia="Arial" w:hAnsi="Arial"/>
+                <w:sz w:val="30"/>
+                <w:szCs w:val="30"/>
+              </w:rPr>
+              <w:t xml:space="preserve">☐</w:t>
+            </w:r>
+          </w:p>
+        </w:tc>
+        <w:tc>
+          <w:tcPr>
+            <w:tcW w:type="dxa" w:w="620"/>
+            <w:tcBorders>
+              <w:top w:val="single" w:color="C9D0DC" w:sz="4"/>
+              <w:left w:val="single" w:color="C9D0DC" w:sz="4"/>
+              <w:bottom w:val="single" w:color="C9D0DC" w:sz="4"/>
+              <w:right w:val="single" w:color="C9D0DC" w:sz="4"/>
+            </w:tcBorders>
+            <w:tcMar>
+              <w:top w:type="dxa" w:w="70"/>
+              <w:left w:type="dxa" w:w="100"/>
+              <w:bottom w:type="dxa" w:w="70"/>
+              <w:right w:type="dxa" w:w="100"/>
+            </w:tcMar>
+            <w:vAlign w:val="center"/>
+          </w:tcPr>
+          <w:p>
+            <w:pPr>
+              <w:spacing w:after="0" w:before="0" w:line="264"/>
+              <w:jc w:val="center"/>
+            </w:pPr>
+            <w:r>
+              <w:rPr>
+                <w:rFonts w:ascii="Arial" w:cs="Arial" w:eastAsia="Arial" w:hAnsi="Arial"/>
+                <w:sz w:val="30"/>
+                <w:szCs w:val="30"/>
+              </w:rPr>
+              <w:t xml:space="preserve">☐</w:t>
+            </w:r>
+          </w:p>
+        </w:tc>
+        <w:tc>
+          <w:tcPr>
+            <w:tcW w:type="dxa" w:w="2040"/>
+            <w:tcBorders>
+              <w:top w:val="single" w:color="C9D0DC" w:sz="4"/>
+              <w:left w:val="single" w:color="C9D0DC" w:sz="4"/>
+              <w:bottom w:val="single" w:color="C9D0DC" w:sz="4"/>
+              <w:right w:val="single" w:color="C9D0DC" w:sz="4"/>
+            </w:tcBorders>
+            <w:tcMar>
+              <w:top w:type="dxa" w:w="70"/>
+              <w:left w:type="dxa" w:w="100"/>
+              <w:bottom w:type="dxa" w:w="70"/>
+              <w:right w:type="dxa" w:w="100"/>
+            </w:tcMar>
+            <w:vAlign w:val="top"/>
+          </w:tcPr>
+          <w:p>
+            <w:pPr>
+              <w:spacing w:after="0" w:before="0" w:line="264"/>
+            </w:pPr>
+            <w:r>
+              <w:rPr>
+                <w:rFonts w:ascii="Arial" w:cs="Arial" w:eastAsia="Arial" w:hAnsi="Arial"/>
+                <w:sz w:val="19"/>
+                <w:szCs w:val="19"/>
+              </w:rPr>
+              <w:t xml:space="preserve"> </w:t>
+            </w:r>
+          </w:p>
+        </w:tc>
+      </w:tr>
+      <w:tr>
+        <w:trPr>
+          <w:cantSplit/>
+        </w:trPr>
+        <w:tc>
+          <w:tcPr>
+            <w:tcW w:type="dxa" w:w="860"/>
+            <w:tcBorders>
+              <w:top w:val="single" w:color="C9D0DC" w:sz="4"/>
+              <w:left w:val="single" w:color="C9D0DC" w:sz="4"/>
+              <w:bottom w:val="single" w:color="C9D0DC" w:sz="4"/>
+              <w:right w:val="single" w:color="C9D0DC" w:sz="4"/>
+            </w:tcBorders>
+            <w:tcMar>
+              <w:top w:type="dxa" w:w="70"/>
+              <w:left w:type="dxa" w:w="100"/>
+              <w:bottom w:type="dxa" w:w="70"/>
+              <w:right w:type="dxa" w:w="100"/>
+            </w:tcMar>
+            <w:vAlign w:val="top"/>
+          </w:tcPr>
+          <w:p>
+            <w:pPr>
+              <w:spacing w:after="0" w:before="0" w:line="264"/>
+            </w:pPr>
+            <w:r>
+              <w:rPr>
+                <w:rFonts w:ascii="Arial" w:cs="Arial" w:eastAsia="Arial" w:hAnsi="Arial"/>
+                <w:b/>
+                <w:bCs/>
+                <w:color w:val="5B6477"/>
+                <w:sz w:val="16"/>
+                <w:szCs w:val="16"/>
+              </w:rPr>
               <w:t xml:space="preserve">SM-02</w:t>
             </w:r>
           </w:p>
@@ -5527,6 +5816,1030 @@
                 <w:szCs w:val="19"/>
               </w:rPr>
               <w:t xml:space="preserve">Waits for the Owner. Until approved, a consignment to that agent's consignee is refused.</w:t>
+            </w:r>
+          </w:p>
+        </w:tc>
+        <w:tc>
+          <w:tcPr>
+            <w:tcW w:type="dxa" w:w="620"/>
+            <w:tcBorders>
+              <w:top w:val="single" w:color="C9D0DC" w:sz="4"/>
+              <w:left w:val="single" w:color="C9D0DC" w:sz="4"/>
+              <w:bottom w:val="single" w:color="C9D0DC" w:sz="4"/>
+              <w:right w:val="single" w:color="C9D0DC" w:sz="4"/>
+            </w:tcBorders>
+            <w:tcMar>
+              <w:top w:type="dxa" w:w="70"/>
+              <w:left w:type="dxa" w:w="100"/>
+              <w:bottom w:type="dxa" w:w="70"/>
+              <w:right w:type="dxa" w:w="100"/>
+            </w:tcMar>
+            <w:vAlign w:val="center"/>
+          </w:tcPr>
+          <w:p>
+            <w:pPr>
+              <w:spacing w:after="0" w:before="0" w:line="264"/>
+              <w:jc w:val="center"/>
+            </w:pPr>
+            <w:r>
+              <w:rPr>
+                <w:rFonts w:ascii="Arial" w:cs="Arial" w:eastAsia="Arial" w:hAnsi="Arial"/>
+                <w:sz w:val="30"/>
+                <w:szCs w:val="30"/>
+              </w:rPr>
+              <w:t xml:space="preserve">☐</w:t>
+            </w:r>
+          </w:p>
+        </w:tc>
+        <w:tc>
+          <w:tcPr>
+            <w:tcW w:type="dxa" w:w="620"/>
+            <w:tcBorders>
+              <w:top w:val="single" w:color="C9D0DC" w:sz="4"/>
+              <w:left w:val="single" w:color="C9D0DC" w:sz="4"/>
+              <w:bottom w:val="single" w:color="C9D0DC" w:sz="4"/>
+              <w:right w:val="single" w:color="C9D0DC" w:sz="4"/>
+            </w:tcBorders>
+            <w:tcMar>
+              <w:top w:type="dxa" w:w="70"/>
+              <w:left w:type="dxa" w:w="100"/>
+              <w:bottom w:type="dxa" w:w="70"/>
+              <w:right w:type="dxa" w:w="100"/>
+            </w:tcMar>
+            <w:vAlign w:val="center"/>
+          </w:tcPr>
+          <w:p>
+            <w:pPr>
+              <w:spacing w:after="0" w:before="0" w:line="264"/>
+              <w:jc w:val="center"/>
+            </w:pPr>
+            <w:r>
+              <w:rPr>
+                <w:rFonts w:ascii="Arial" w:cs="Arial" w:eastAsia="Arial" w:hAnsi="Arial"/>
+                <w:sz w:val="30"/>
+                <w:szCs w:val="30"/>
+              </w:rPr>
+              <w:t xml:space="preserve">☐</w:t>
+            </w:r>
+          </w:p>
+        </w:tc>
+        <w:tc>
+          <w:tcPr>
+            <w:tcW w:type="dxa" w:w="620"/>
+            <w:tcBorders>
+              <w:top w:val="single" w:color="C9D0DC" w:sz="4"/>
+              <w:left w:val="single" w:color="C9D0DC" w:sz="4"/>
+              <w:bottom w:val="single" w:color="C9D0DC" w:sz="4"/>
+              <w:right w:val="single" w:color="C9D0DC" w:sz="4"/>
+            </w:tcBorders>
+            <w:tcMar>
+              <w:top w:type="dxa" w:w="70"/>
+              <w:left w:type="dxa" w:w="100"/>
+              <w:bottom w:type="dxa" w:w="70"/>
+              <w:right w:type="dxa" w:w="100"/>
+            </w:tcMar>
+            <w:vAlign w:val="center"/>
+          </w:tcPr>
+          <w:p>
+            <w:pPr>
+              <w:spacing w:after="0" w:before="0" w:line="264"/>
+              <w:jc w:val="center"/>
+            </w:pPr>
+            <w:r>
+              <w:rPr>
+                <w:rFonts w:ascii="Arial" w:cs="Arial" w:eastAsia="Arial" w:hAnsi="Arial"/>
+                <w:sz w:val="30"/>
+                <w:szCs w:val="30"/>
+              </w:rPr>
+              <w:t xml:space="preserve">☐</w:t>
+            </w:r>
+          </w:p>
+        </w:tc>
+        <w:tc>
+          <w:tcPr>
+            <w:tcW w:type="dxa" w:w="2040"/>
+            <w:tcBorders>
+              <w:top w:val="single" w:color="C9D0DC" w:sz="4"/>
+              <w:left w:val="single" w:color="C9D0DC" w:sz="4"/>
+              <w:bottom w:val="single" w:color="C9D0DC" w:sz="4"/>
+              <w:right w:val="single" w:color="C9D0DC" w:sz="4"/>
+            </w:tcBorders>
+            <w:tcMar>
+              <w:top w:type="dxa" w:w="70"/>
+              <w:left w:type="dxa" w:w="100"/>
+              <w:bottom w:type="dxa" w:w="70"/>
+              <w:right w:type="dxa" w:w="100"/>
+            </w:tcMar>
+            <w:vAlign w:val="top"/>
+          </w:tcPr>
+          <w:p>
+            <w:pPr>
+              <w:spacing w:after="0" w:before="0" w:line="264"/>
+            </w:pPr>
+            <w:r>
+              <w:rPr>
+                <w:rFonts w:ascii="Arial" w:cs="Arial" w:eastAsia="Arial" w:hAnsi="Arial"/>
+                <w:sz w:val="19"/>
+                <w:szCs w:val="19"/>
+              </w:rPr>
+              <w:t xml:space="preserve"> </w:t>
+            </w:r>
+          </w:p>
+        </w:tc>
+      </w:tr>
+      <w:tr>
+        <w:trPr>
+          <w:cantSplit/>
+        </w:trPr>
+        <w:tc>
+          <w:tcPr>
+            <w:tcW w:type="dxa" w:w="860"/>
+            <w:tcBorders>
+              <w:top w:val="single" w:color="C9D0DC" w:sz="4"/>
+              <w:left w:val="single" w:color="C9D0DC" w:sz="4"/>
+              <w:bottom w:val="single" w:color="C9D0DC" w:sz="4"/>
+              <w:right w:val="single" w:color="C9D0DC" w:sz="4"/>
+            </w:tcBorders>
+            <w:tcMar>
+              <w:top w:type="dxa" w:w="70"/>
+              <w:left w:type="dxa" w:w="100"/>
+              <w:bottom w:type="dxa" w:w="70"/>
+              <w:right w:type="dxa" w:w="100"/>
+            </w:tcMar>
+            <w:vAlign w:val="top"/>
+          </w:tcPr>
+          <w:p>
+            <w:pPr>
+              <w:spacing w:after="0" w:before="0" w:line="264"/>
+            </w:pPr>
+            <w:r>
+              <w:rPr>
+                <w:rFonts w:ascii="Arial" w:cs="Arial" w:eastAsia="Arial" w:hAnsi="Arial"/>
+                <w:b/>
+                <w:bCs/>
+                <w:color w:val="5B6477"/>
+                <w:sz w:val="16"/>
+                <w:szCs w:val="16"/>
+              </w:rPr>
+              <w:t xml:space="preserve">SM-17</w:t>
+            </w:r>
+          </w:p>
+        </w:tc>
+        <w:tc>
+          <w:tcPr>
+            <w:tcW w:type="dxa" w:w="5480"/>
+            <w:tcBorders>
+              <w:top w:val="single" w:color="C9D0DC" w:sz="4"/>
+              <w:left w:val="single" w:color="C9D0DC" w:sz="4"/>
+              <w:bottom w:val="single" w:color="C9D0DC" w:sz="4"/>
+              <w:right w:val="single" w:color="C9D0DC" w:sz="4"/>
+            </w:tcBorders>
+            <w:tcMar>
+              <w:top w:type="dxa" w:w="70"/>
+              <w:left w:type="dxa" w:w="100"/>
+              <w:bottom w:type="dxa" w:w="70"/>
+              <w:right w:type="dxa" w:w="100"/>
+            </w:tcMar>
+            <w:vAlign w:val="top"/>
+          </w:tcPr>
+          <w:p>
+            <w:pPr>
+              <w:spacing w:after="40" w:before="0" w:line="264"/>
+            </w:pPr>
+            <w:r>
+              <w:rPr>
+                <w:rFonts w:ascii="Arial" w:cs="Arial" w:eastAsia="Arial" w:hAnsi="Arial"/>
+                <w:b/>
+                <w:bCs/>
+                <w:sz w:val="20"/>
+                <w:szCs w:val="20"/>
+              </w:rPr>
+              <w:t xml:space="preserve">Wheysted Members list and segments</w:t>
+            </w:r>
+          </w:p>
+          <w:p>
+            <w:pPr>
+              <w:spacing w:after="20" w:before="0" w:line="264"/>
+            </w:pPr>
+            <w:r>
+              <w:rPr>
+                <w:rFonts w:ascii="Arial" w:cs="Arial" w:eastAsia="Arial" w:hAnsi="Arial"/>
+                <w:color w:val="5B6477"/>
+                <w:sz w:val="19"/>
+                <w:szCs w:val="19"/>
+              </w:rPr>
+              <w:t xml:space="preserve">1.  </w:t>
+            </w:r>
+            <w:r>
+              <w:rPr>
+                <w:rFonts w:ascii="Arial" w:cs="Arial" w:eastAsia="Arial" w:hAnsi="Arial"/>
+                <w:sz w:val="19"/>
+                <w:szCs w:val="19"/>
+              </w:rPr>
+              <w:t xml:space="preserve">Wheysted Members: click Spent to sort; type in a column filter; choose the segment At risk.</w:t>
+            </w:r>
+          </w:p>
+          <w:p>
+            <w:pPr>
+              <w:spacing w:after="20" w:before="0" w:line="264"/>
+            </w:pPr>
+            <w:r>
+              <w:rPr>
+                <w:rFonts w:ascii="Arial" w:cs="Arial" w:eastAsia="Arial" w:hAnsi="Arial"/>
+                <w:color w:val="5B6477"/>
+                <w:sz w:val="19"/>
+                <w:szCs w:val="19"/>
+              </w:rPr>
+              <w:t xml:space="preserve">2.  </w:t>
+            </w:r>
+            <w:r>
+              <w:rPr>
+                <w:rFonts w:ascii="Arial" w:cs="Arial" w:eastAsia="Arial" w:hAnsi="Arial"/>
+                <w:sz w:val="19"/>
+                <w:szCs w:val="19"/>
+              </w:rPr>
+              <w:t xml:space="preserve">Click a member.</w:t>
+            </w:r>
+          </w:p>
+          <w:p>
+            <w:pPr>
+              <w:spacing w:after="0" w:before="60" w:line="264"/>
+            </w:pPr>
+            <w:r>
+              <w:rPr>
+                <w:rFonts w:ascii="Arial" w:cs="Arial" w:eastAsia="Arial" w:hAnsi="Arial"/>
+                <w:b/>
+                <w:bCs/>
+                <w:color w:val="0B1F3A"/>
+                <w:sz w:val="19"/>
+                <w:szCs w:val="19"/>
+              </w:rPr>
+              <w:t xml:space="preserve">You should see: </w:t>
+            </w:r>
+            <w:r>
+              <w:rPr>
+                <w:rFonts w:ascii="Arial" w:cs="Arial" w:eastAsia="Arial" w:hAnsi="Arial"/>
+                <w:sz w:val="19"/>
+                <w:szCs w:val="19"/>
+              </w:rPr>
+              <w:t xml:space="preserve">Members are sorted / filtered. The member shows the QR card, favorites, spending by month and every purchase.</w:t>
+            </w:r>
+          </w:p>
+        </w:tc>
+        <w:tc>
+          <w:tcPr>
+            <w:tcW w:type="dxa" w:w="620"/>
+            <w:tcBorders>
+              <w:top w:val="single" w:color="C9D0DC" w:sz="4"/>
+              <w:left w:val="single" w:color="C9D0DC" w:sz="4"/>
+              <w:bottom w:val="single" w:color="C9D0DC" w:sz="4"/>
+              <w:right w:val="single" w:color="C9D0DC" w:sz="4"/>
+            </w:tcBorders>
+            <w:tcMar>
+              <w:top w:type="dxa" w:w="70"/>
+              <w:left w:type="dxa" w:w="100"/>
+              <w:bottom w:type="dxa" w:w="70"/>
+              <w:right w:type="dxa" w:w="100"/>
+            </w:tcMar>
+            <w:vAlign w:val="center"/>
+          </w:tcPr>
+          <w:p>
+            <w:pPr>
+              <w:spacing w:after="0" w:before="0" w:line="264"/>
+              <w:jc w:val="center"/>
+            </w:pPr>
+            <w:r>
+              <w:rPr>
+                <w:rFonts w:ascii="Arial" w:cs="Arial" w:eastAsia="Arial" w:hAnsi="Arial"/>
+                <w:sz w:val="30"/>
+                <w:szCs w:val="30"/>
+              </w:rPr>
+              <w:t xml:space="preserve">☐</w:t>
+            </w:r>
+          </w:p>
+        </w:tc>
+        <w:tc>
+          <w:tcPr>
+            <w:tcW w:type="dxa" w:w="620"/>
+            <w:tcBorders>
+              <w:top w:val="single" w:color="C9D0DC" w:sz="4"/>
+              <w:left w:val="single" w:color="C9D0DC" w:sz="4"/>
+              <w:bottom w:val="single" w:color="C9D0DC" w:sz="4"/>
+              <w:right w:val="single" w:color="C9D0DC" w:sz="4"/>
+            </w:tcBorders>
+            <w:tcMar>
+              <w:top w:type="dxa" w:w="70"/>
+              <w:left w:type="dxa" w:w="100"/>
+              <w:bottom w:type="dxa" w:w="70"/>
+              <w:right w:type="dxa" w:w="100"/>
+            </w:tcMar>
+            <w:vAlign w:val="center"/>
+          </w:tcPr>
+          <w:p>
+            <w:pPr>
+              <w:spacing w:after="0" w:before="0" w:line="264"/>
+              <w:jc w:val="center"/>
+            </w:pPr>
+            <w:r>
+              <w:rPr>
+                <w:rFonts w:ascii="Arial" w:cs="Arial" w:eastAsia="Arial" w:hAnsi="Arial"/>
+                <w:sz w:val="30"/>
+                <w:szCs w:val="30"/>
+              </w:rPr>
+              <w:t xml:space="preserve">☐</w:t>
+            </w:r>
+          </w:p>
+        </w:tc>
+        <w:tc>
+          <w:tcPr>
+            <w:tcW w:type="dxa" w:w="620"/>
+            <w:tcBorders>
+              <w:top w:val="single" w:color="C9D0DC" w:sz="4"/>
+              <w:left w:val="single" w:color="C9D0DC" w:sz="4"/>
+              <w:bottom w:val="single" w:color="C9D0DC" w:sz="4"/>
+              <w:right w:val="single" w:color="C9D0DC" w:sz="4"/>
+            </w:tcBorders>
+            <w:tcMar>
+              <w:top w:type="dxa" w:w="70"/>
+              <w:left w:type="dxa" w:w="100"/>
+              <w:bottom w:type="dxa" w:w="70"/>
+              <w:right w:type="dxa" w:w="100"/>
+            </w:tcMar>
+            <w:vAlign w:val="center"/>
+          </w:tcPr>
+          <w:p>
+            <w:pPr>
+              <w:spacing w:after="0" w:before="0" w:line="264"/>
+              <w:jc w:val="center"/>
+            </w:pPr>
+            <w:r>
+              <w:rPr>
+                <w:rFonts w:ascii="Arial" w:cs="Arial" w:eastAsia="Arial" w:hAnsi="Arial"/>
+                <w:sz w:val="30"/>
+                <w:szCs w:val="30"/>
+              </w:rPr>
+              <w:t xml:space="preserve">☐</w:t>
+            </w:r>
+          </w:p>
+        </w:tc>
+        <w:tc>
+          <w:tcPr>
+            <w:tcW w:type="dxa" w:w="2040"/>
+            <w:tcBorders>
+              <w:top w:val="single" w:color="C9D0DC" w:sz="4"/>
+              <w:left w:val="single" w:color="C9D0DC" w:sz="4"/>
+              <w:bottom w:val="single" w:color="C9D0DC" w:sz="4"/>
+              <w:right w:val="single" w:color="C9D0DC" w:sz="4"/>
+            </w:tcBorders>
+            <w:tcMar>
+              <w:top w:type="dxa" w:w="70"/>
+              <w:left w:type="dxa" w:w="100"/>
+              <w:bottom w:type="dxa" w:w="70"/>
+              <w:right w:type="dxa" w:w="100"/>
+            </w:tcMar>
+            <w:vAlign w:val="top"/>
+          </w:tcPr>
+          <w:p>
+            <w:pPr>
+              <w:spacing w:after="0" w:before="0" w:line="264"/>
+            </w:pPr>
+            <w:r>
+              <w:rPr>
+                <w:rFonts w:ascii="Arial" w:cs="Arial" w:eastAsia="Arial" w:hAnsi="Arial"/>
+                <w:sz w:val="19"/>
+                <w:szCs w:val="19"/>
+              </w:rPr>
+              <w:t xml:space="preserve"> </w:t>
+            </w:r>
+          </w:p>
+        </w:tc>
+      </w:tr>
+      <w:tr>
+        <w:trPr>
+          <w:cantSplit/>
+        </w:trPr>
+        <w:tc>
+          <w:tcPr>
+            <w:tcW w:type="dxa" w:w="860"/>
+            <w:tcBorders>
+              <w:top w:val="single" w:color="C9D0DC" w:sz="4"/>
+              <w:left w:val="single" w:color="C9D0DC" w:sz="4"/>
+              <w:bottom w:val="single" w:color="C9D0DC" w:sz="4"/>
+              <w:right w:val="single" w:color="C9D0DC" w:sz="4"/>
+            </w:tcBorders>
+            <w:tcMar>
+              <w:top w:type="dxa" w:w="70"/>
+              <w:left w:type="dxa" w:w="100"/>
+              <w:bottom w:type="dxa" w:w="70"/>
+              <w:right w:type="dxa" w:w="100"/>
+            </w:tcMar>
+            <w:vAlign w:val="top"/>
+          </w:tcPr>
+          <w:p>
+            <w:pPr>
+              <w:spacing w:after="0" w:before="0" w:line="264"/>
+            </w:pPr>
+            <w:r>
+              <w:rPr>
+                <w:rFonts w:ascii="Arial" w:cs="Arial" w:eastAsia="Arial" w:hAnsi="Arial"/>
+                <w:b/>
+                <w:bCs/>
+                <w:color w:val="5B6477"/>
+                <w:sz w:val="16"/>
+                <w:szCs w:val="16"/>
+              </w:rPr>
+              <w:t xml:space="preserve">SM-18</w:t>
+            </w:r>
+          </w:p>
+        </w:tc>
+        <w:tc>
+          <w:tcPr>
+            <w:tcW w:type="dxa" w:w="5480"/>
+            <w:tcBorders>
+              <w:top w:val="single" w:color="C9D0DC" w:sz="4"/>
+              <w:left w:val="single" w:color="C9D0DC" w:sz="4"/>
+              <w:bottom w:val="single" w:color="C9D0DC" w:sz="4"/>
+              <w:right w:val="single" w:color="C9D0DC" w:sz="4"/>
+            </w:tcBorders>
+            <w:tcMar>
+              <w:top w:type="dxa" w:w="70"/>
+              <w:left w:type="dxa" w:w="100"/>
+              <w:bottom w:type="dxa" w:w="70"/>
+              <w:right w:type="dxa" w:w="100"/>
+            </w:tcMar>
+            <w:vAlign w:val="top"/>
+          </w:tcPr>
+          <w:p>
+            <w:pPr>
+              <w:spacing w:after="40" w:before="0" w:line="264"/>
+            </w:pPr>
+            <w:r>
+              <w:rPr>
+                <w:rFonts w:ascii="Arial" w:cs="Arial" w:eastAsia="Arial" w:hAnsi="Arial"/>
+                <w:b/>
+                <w:bCs/>
+                <w:sz w:val="20"/>
+                <w:szCs w:val="20"/>
+              </w:rPr>
+              <w:t xml:space="preserve">Who bought this item</w:t>
+            </w:r>
+          </w:p>
+          <w:p>
+            <w:pPr>
+              <w:spacing w:after="20" w:before="0" w:line="264"/>
+            </w:pPr>
+            <w:r>
+              <w:rPr>
+                <w:rFonts w:ascii="Arial" w:cs="Arial" w:eastAsia="Arial" w:hAnsi="Arial"/>
+                <w:color w:val="5B6477"/>
+                <w:sz w:val="19"/>
+                <w:szCs w:val="19"/>
+              </w:rPr>
+              <w:t xml:space="preserve">1.  </w:t>
+            </w:r>
+            <w:r>
+              <w:rPr>
+                <w:rFonts w:ascii="Arial" w:cs="Arial" w:eastAsia="Arial" w:hAnsi="Arial"/>
+                <w:sz w:val="19"/>
+                <w:szCs w:val="19"/>
+              </w:rPr>
+              <w:t xml:space="preserve">Wheysted Members → Who bought this item → type an item and pick it.</w:t>
+            </w:r>
+          </w:p>
+          <w:p>
+            <w:pPr>
+              <w:spacing w:after="0" w:before="60" w:line="264"/>
+            </w:pPr>
+            <w:r>
+              <w:rPr>
+                <w:rFonts w:ascii="Arial" w:cs="Arial" w:eastAsia="Arial" w:hAnsi="Arial"/>
+                <w:b/>
+                <w:bCs/>
+                <w:color w:val="0B1F3A"/>
+                <w:sz w:val="19"/>
+                <w:szCs w:val="19"/>
+              </w:rPr>
+              <w:t xml:space="preserve">You should see: </w:t>
+            </w:r>
+            <w:r>
+              <w:rPr>
+                <w:rFonts w:ascii="Arial" w:cs="Arial" w:eastAsia="Arial" w:hAnsi="Arial"/>
+                <w:sz w:val="19"/>
+                <w:szCs w:val="19"/>
+              </w:rPr>
+              <w:t xml:space="preserve">Customers who bought it with times, quantity, amount and last date (members and other customers with a number or name).</w:t>
+            </w:r>
+          </w:p>
+        </w:tc>
+        <w:tc>
+          <w:tcPr>
+            <w:tcW w:type="dxa" w:w="620"/>
+            <w:tcBorders>
+              <w:top w:val="single" w:color="C9D0DC" w:sz="4"/>
+              <w:left w:val="single" w:color="C9D0DC" w:sz="4"/>
+              <w:bottom w:val="single" w:color="C9D0DC" w:sz="4"/>
+              <w:right w:val="single" w:color="C9D0DC" w:sz="4"/>
+            </w:tcBorders>
+            <w:tcMar>
+              <w:top w:type="dxa" w:w="70"/>
+              <w:left w:type="dxa" w:w="100"/>
+              <w:bottom w:type="dxa" w:w="70"/>
+              <w:right w:type="dxa" w:w="100"/>
+            </w:tcMar>
+            <w:vAlign w:val="center"/>
+          </w:tcPr>
+          <w:p>
+            <w:pPr>
+              <w:spacing w:after="0" w:before="0" w:line="264"/>
+              <w:jc w:val="center"/>
+            </w:pPr>
+            <w:r>
+              <w:rPr>
+                <w:rFonts w:ascii="Arial" w:cs="Arial" w:eastAsia="Arial" w:hAnsi="Arial"/>
+                <w:sz w:val="30"/>
+                <w:szCs w:val="30"/>
+              </w:rPr>
+              <w:t xml:space="preserve">☐</w:t>
+            </w:r>
+          </w:p>
+        </w:tc>
+        <w:tc>
+          <w:tcPr>
+            <w:tcW w:type="dxa" w:w="620"/>
+            <w:tcBorders>
+              <w:top w:val="single" w:color="C9D0DC" w:sz="4"/>
+              <w:left w:val="single" w:color="C9D0DC" w:sz="4"/>
+              <w:bottom w:val="single" w:color="C9D0DC" w:sz="4"/>
+              <w:right w:val="single" w:color="C9D0DC" w:sz="4"/>
+            </w:tcBorders>
+            <w:tcMar>
+              <w:top w:type="dxa" w:w="70"/>
+              <w:left w:type="dxa" w:w="100"/>
+              <w:bottom w:type="dxa" w:w="70"/>
+              <w:right w:type="dxa" w:w="100"/>
+            </w:tcMar>
+            <w:vAlign w:val="center"/>
+          </w:tcPr>
+          <w:p>
+            <w:pPr>
+              <w:spacing w:after="0" w:before="0" w:line="264"/>
+              <w:jc w:val="center"/>
+            </w:pPr>
+            <w:r>
+              <w:rPr>
+                <w:rFonts w:ascii="Arial" w:cs="Arial" w:eastAsia="Arial" w:hAnsi="Arial"/>
+                <w:sz w:val="30"/>
+                <w:szCs w:val="30"/>
+              </w:rPr>
+              <w:t xml:space="preserve">☐</w:t>
+            </w:r>
+          </w:p>
+        </w:tc>
+        <w:tc>
+          <w:tcPr>
+            <w:tcW w:type="dxa" w:w="620"/>
+            <w:tcBorders>
+              <w:top w:val="single" w:color="C9D0DC" w:sz="4"/>
+              <w:left w:val="single" w:color="C9D0DC" w:sz="4"/>
+              <w:bottom w:val="single" w:color="C9D0DC" w:sz="4"/>
+              <w:right w:val="single" w:color="C9D0DC" w:sz="4"/>
+            </w:tcBorders>
+            <w:tcMar>
+              <w:top w:type="dxa" w:w="70"/>
+              <w:left w:type="dxa" w:w="100"/>
+              <w:bottom w:type="dxa" w:w="70"/>
+              <w:right w:type="dxa" w:w="100"/>
+            </w:tcMar>
+            <w:vAlign w:val="center"/>
+          </w:tcPr>
+          <w:p>
+            <w:pPr>
+              <w:spacing w:after="0" w:before="0" w:line="264"/>
+              <w:jc w:val="center"/>
+            </w:pPr>
+            <w:r>
+              <w:rPr>
+                <w:rFonts w:ascii="Arial" w:cs="Arial" w:eastAsia="Arial" w:hAnsi="Arial"/>
+                <w:sz w:val="30"/>
+                <w:szCs w:val="30"/>
+              </w:rPr>
+              <w:t xml:space="preserve">☐</w:t>
+            </w:r>
+          </w:p>
+        </w:tc>
+        <w:tc>
+          <w:tcPr>
+            <w:tcW w:type="dxa" w:w="2040"/>
+            <w:tcBorders>
+              <w:top w:val="single" w:color="C9D0DC" w:sz="4"/>
+              <w:left w:val="single" w:color="C9D0DC" w:sz="4"/>
+              <w:bottom w:val="single" w:color="C9D0DC" w:sz="4"/>
+              <w:right w:val="single" w:color="C9D0DC" w:sz="4"/>
+            </w:tcBorders>
+            <w:tcMar>
+              <w:top w:type="dxa" w:w="70"/>
+              <w:left w:type="dxa" w:w="100"/>
+              <w:bottom w:type="dxa" w:w="70"/>
+              <w:right w:type="dxa" w:w="100"/>
+            </w:tcMar>
+            <w:vAlign w:val="top"/>
+          </w:tcPr>
+          <w:p>
+            <w:pPr>
+              <w:spacing w:after="0" w:before="0" w:line="264"/>
+            </w:pPr>
+            <w:r>
+              <w:rPr>
+                <w:rFonts w:ascii="Arial" w:cs="Arial" w:eastAsia="Arial" w:hAnsi="Arial"/>
+                <w:sz w:val="19"/>
+                <w:szCs w:val="19"/>
+              </w:rPr>
+              <w:t xml:space="preserve"> </w:t>
+            </w:r>
+          </w:p>
+        </w:tc>
+      </w:tr>
+      <w:tr>
+        <w:trPr>
+          <w:cantSplit/>
+        </w:trPr>
+        <w:tc>
+          <w:tcPr>
+            <w:tcW w:type="dxa" w:w="860"/>
+            <w:tcBorders>
+              <w:top w:val="single" w:color="C9D0DC" w:sz="4"/>
+              <w:left w:val="single" w:color="C9D0DC" w:sz="4"/>
+              <w:bottom w:val="single" w:color="C9D0DC" w:sz="4"/>
+              <w:right w:val="single" w:color="C9D0DC" w:sz="4"/>
+            </w:tcBorders>
+            <w:tcMar>
+              <w:top w:type="dxa" w:w="70"/>
+              <w:left w:type="dxa" w:w="100"/>
+              <w:bottom w:type="dxa" w:w="70"/>
+              <w:right w:type="dxa" w:w="100"/>
+            </w:tcMar>
+            <w:vAlign w:val="top"/>
+          </w:tcPr>
+          <w:p>
+            <w:pPr>
+              <w:spacing w:after="0" w:before="0" w:line="264"/>
+            </w:pPr>
+            <w:r>
+              <w:rPr>
+                <w:rFonts w:ascii="Arial" w:cs="Arial" w:eastAsia="Arial" w:hAnsi="Arial"/>
+                <w:b/>
+                <w:bCs/>
+                <w:color w:val="5B6477"/>
+                <w:sz w:val="16"/>
+                <w:szCs w:val="16"/>
+              </w:rPr>
+              <w:t xml:space="preserve">SM-19</w:t>
+            </w:r>
+          </w:p>
+        </w:tc>
+        <w:tc>
+          <w:tcPr>
+            <w:tcW w:type="dxa" w:w="5480"/>
+            <w:tcBorders>
+              <w:top w:val="single" w:color="C9D0DC" w:sz="4"/>
+              <w:left w:val="single" w:color="C9D0DC" w:sz="4"/>
+              <w:bottom w:val="single" w:color="C9D0DC" w:sz="4"/>
+              <w:right w:val="single" w:color="C9D0DC" w:sz="4"/>
+            </w:tcBorders>
+            <w:tcMar>
+              <w:top w:type="dxa" w:w="70"/>
+              <w:left w:type="dxa" w:w="100"/>
+              <w:bottom w:type="dxa" w:w="70"/>
+              <w:right w:type="dxa" w:w="100"/>
+            </w:tcMar>
+            <w:vAlign w:val="top"/>
+          </w:tcPr>
+          <w:p>
+            <w:pPr>
+              <w:spacing w:after="40" w:before="0" w:line="264"/>
+            </w:pPr>
+            <w:r>
+              <w:rPr>
+                <w:rFonts w:ascii="Arial" w:cs="Arial" w:eastAsia="Arial" w:hAnsi="Arial"/>
+                <w:b/>
+                <w:bCs/>
+                <w:sz w:val="20"/>
+                <w:szCs w:val="20"/>
+              </w:rPr>
+              <w:t xml:space="preserve">Make members from my sales</w:t>
+            </w:r>
+          </w:p>
+          <w:p>
+            <w:pPr>
+              <w:spacing w:after="20" w:before="0" w:line="264"/>
+            </w:pPr>
+            <w:r>
+              <w:rPr>
+                <w:rFonts w:ascii="Arial" w:cs="Arial" w:eastAsia="Arial" w:hAnsi="Arial"/>
+                <w:color w:val="5B6477"/>
+                <w:sz w:val="19"/>
+                <w:szCs w:val="19"/>
+              </w:rPr>
+              <w:t xml:space="preserve">1.  </w:t>
+            </w:r>
+            <w:r>
+              <w:rPr>
+                <w:rFonts w:ascii="Arial" w:cs="Arial" w:eastAsia="Arial" w:hAnsi="Arial"/>
+                <w:sz w:val="19"/>
+                <w:szCs w:val="19"/>
+              </w:rPr>
+              <w:t xml:space="preserve">Wheysted Members → Make members from my sales → OK.</w:t>
+            </w:r>
+          </w:p>
+          <w:p>
+            <w:pPr>
+              <w:spacing w:after="0" w:before="60" w:line="264"/>
+            </w:pPr>
+            <w:r>
+              <w:rPr>
+                <w:rFonts w:ascii="Arial" w:cs="Arial" w:eastAsia="Arial" w:hAnsi="Arial"/>
+                <w:b/>
+                <w:bCs/>
+                <w:color w:val="0B1F3A"/>
+                <w:sz w:val="19"/>
+                <w:szCs w:val="19"/>
+              </w:rPr>
+              <w:t xml:space="preserve">You should see: </w:t>
+            </w:r>
+            <w:r>
+              <w:rPr>
+                <w:rFonts w:ascii="Arial" w:cs="Arial" w:eastAsia="Arial" w:hAnsi="Arial"/>
+                <w:sz w:val="19"/>
+                <w:szCs w:val="19"/>
+              </w:rPr>
+              <w:t xml:space="preserve">Customers with a name and mobile / email become members and their past purchases are on their accounts.</w:t>
+            </w:r>
+          </w:p>
+        </w:tc>
+        <w:tc>
+          <w:tcPr>
+            <w:tcW w:type="dxa" w:w="620"/>
+            <w:tcBorders>
+              <w:top w:val="single" w:color="C9D0DC" w:sz="4"/>
+              <w:left w:val="single" w:color="C9D0DC" w:sz="4"/>
+              <w:bottom w:val="single" w:color="C9D0DC" w:sz="4"/>
+              <w:right w:val="single" w:color="C9D0DC" w:sz="4"/>
+            </w:tcBorders>
+            <w:tcMar>
+              <w:top w:type="dxa" w:w="70"/>
+              <w:left w:type="dxa" w:w="100"/>
+              <w:bottom w:type="dxa" w:w="70"/>
+              <w:right w:type="dxa" w:w="100"/>
+            </w:tcMar>
+            <w:vAlign w:val="center"/>
+          </w:tcPr>
+          <w:p>
+            <w:pPr>
+              <w:spacing w:after="0" w:before="0" w:line="264"/>
+              <w:jc w:val="center"/>
+            </w:pPr>
+            <w:r>
+              <w:rPr>
+                <w:rFonts w:ascii="Arial" w:cs="Arial" w:eastAsia="Arial" w:hAnsi="Arial"/>
+                <w:sz w:val="30"/>
+                <w:szCs w:val="30"/>
+              </w:rPr>
+              <w:t xml:space="preserve">☐</w:t>
+            </w:r>
+          </w:p>
+        </w:tc>
+        <w:tc>
+          <w:tcPr>
+            <w:tcW w:type="dxa" w:w="620"/>
+            <w:tcBorders>
+              <w:top w:val="single" w:color="C9D0DC" w:sz="4"/>
+              <w:left w:val="single" w:color="C9D0DC" w:sz="4"/>
+              <w:bottom w:val="single" w:color="C9D0DC" w:sz="4"/>
+              <w:right w:val="single" w:color="C9D0DC" w:sz="4"/>
+            </w:tcBorders>
+            <w:tcMar>
+              <w:top w:type="dxa" w:w="70"/>
+              <w:left w:type="dxa" w:w="100"/>
+              <w:bottom w:type="dxa" w:w="70"/>
+              <w:right w:type="dxa" w:w="100"/>
+            </w:tcMar>
+            <w:vAlign w:val="center"/>
+          </w:tcPr>
+          <w:p>
+            <w:pPr>
+              <w:spacing w:after="0" w:before="0" w:line="264"/>
+              <w:jc w:val="center"/>
+            </w:pPr>
+            <w:r>
+              <w:rPr>
+                <w:rFonts w:ascii="Arial" w:cs="Arial" w:eastAsia="Arial" w:hAnsi="Arial"/>
+                <w:sz w:val="30"/>
+                <w:szCs w:val="30"/>
+              </w:rPr>
+              <w:t xml:space="preserve">☐</w:t>
+            </w:r>
+          </w:p>
+        </w:tc>
+        <w:tc>
+          <w:tcPr>
+            <w:tcW w:type="dxa" w:w="620"/>
+            <w:tcBorders>
+              <w:top w:val="single" w:color="C9D0DC" w:sz="4"/>
+              <w:left w:val="single" w:color="C9D0DC" w:sz="4"/>
+              <w:bottom w:val="single" w:color="C9D0DC" w:sz="4"/>
+              <w:right w:val="single" w:color="C9D0DC" w:sz="4"/>
+            </w:tcBorders>
+            <w:tcMar>
+              <w:top w:type="dxa" w:w="70"/>
+              <w:left w:type="dxa" w:w="100"/>
+              <w:bottom w:type="dxa" w:w="70"/>
+              <w:right w:type="dxa" w:w="100"/>
+            </w:tcMar>
+            <w:vAlign w:val="center"/>
+          </w:tcPr>
+          <w:p>
+            <w:pPr>
+              <w:spacing w:after="0" w:before="0" w:line="264"/>
+              <w:jc w:val="center"/>
+            </w:pPr>
+            <w:r>
+              <w:rPr>
+                <w:rFonts w:ascii="Arial" w:cs="Arial" w:eastAsia="Arial" w:hAnsi="Arial"/>
+                <w:sz w:val="30"/>
+                <w:szCs w:val="30"/>
+              </w:rPr>
+              <w:t xml:space="preserve">☐</w:t>
+            </w:r>
+          </w:p>
+        </w:tc>
+        <w:tc>
+          <w:tcPr>
+            <w:tcW w:type="dxa" w:w="2040"/>
+            <w:tcBorders>
+              <w:top w:val="single" w:color="C9D0DC" w:sz="4"/>
+              <w:left w:val="single" w:color="C9D0DC" w:sz="4"/>
+              <w:bottom w:val="single" w:color="C9D0DC" w:sz="4"/>
+              <w:right w:val="single" w:color="C9D0DC" w:sz="4"/>
+            </w:tcBorders>
+            <w:tcMar>
+              <w:top w:type="dxa" w:w="70"/>
+              <w:left w:type="dxa" w:w="100"/>
+              <w:bottom w:type="dxa" w:w="70"/>
+              <w:right w:type="dxa" w:w="100"/>
+            </w:tcMar>
+            <w:vAlign w:val="top"/>
+          </w:tcPr>
+          <w:p>
+            <w:pPr>
+              <w:spacing w:after="0" w:before="0" w:line="264"/>
+            </w:pPr>
+            <w:r>
+              <w:rPr>
+                <w:rFonts w:ascii="Arial" w:cs="Arial" w:eastAsia="Arial" w:hAnsi="Arial"/>
+                <w:sz w:val="19"/>
+                <w:szCs w:val="19"/>
+              </w:rPr>
+              <w:t xml:space="preserve"> </w:t>
+            </w:r>
+          </w:p>
+        </w:tc>
+      </w:tr>
+      <w:tr>
+        <w:trPr>
+          <w:cantSplit/>
+        </w:trPr>
+        <w:tc>
+          <w:tcPr>
+            <w:tcW w:type="dxa" w:w="860"/>
+            <w:tcBorders>
+              <w:top w:val="single" w:color="C9D0DC" w:sz="4"/>
+              <w:left w:val="single" w:color="C9D0DC" w:sz="4"/>
+              <w:bottom w:val="single" w:color="C9D0DC" w:sz="4"/>
+              <w:right w:val="single" w:color="C9D0DC" w:sz="4"/>
+            </w:tcBorders>
+            <w:tcMar>
+              <w:top w:type="dxa" w:w="70"/>
+              <w:left w:type="dxa" w:w="100"/>
+              <w:bottom w:type="dxa" w:w="70"/>
+              <w:right w:type="dxa" w:w="100"/>
+            </w:tcMar>
+            <w:vAlign w:val="top"/>
+          </w:tcPr>
+          <w:p>
+            <w:pPr>
+              <w:spacing w:after="0" w:before="0" w:line="264"/>
+            </w:pPr>
+            <w:r>
+              <w:rPr>
+                <w:rFonts w:ascii="Arial" w:cs="Arial" w:eastAsia="Arial" w:hAnsi="Arial"/>
+                <w:b/>
+                <w:bCs/>
+                <w:color w:val="5B6477"/>
+                <w:sz w:val="16"/>
+                <w:szCs w:val="16"/>
+              </w:rPr>
+              <w:t xml:space="preserve">SM-20</w:t>
+            </w:r>
+          </w:p>
+        </w:tc>
+        <w:tc>
+          <w:tcPr>
+            <w:tcW w:type="dxa" w:w="5480"/>
+            <w:tcBorders>
+              <w:top w:val="single" w:color="C9D0DC" w:sz="4"/>
+              <w:left w:val="single" w:color="C9D0DC" w:sz="4"/>
+              <w:bottom w:val="single" w:color="C9D0DC" w:sz="4"/>
+              <w:right w:val="single" w:color="C9D0DC" w:sz="4"/>
+            </w:tcBorders>
+            <w:tcMar>
+              <w:top w:type="dxa" w:w="70"/>
+              <w:left w:type="dxa" w:w="100"/>
+              <w:bottom w:type="dxa" w:w="70"/>
+              <w:right w:type="dxa" w:w="100"/>
+            </w:tcMar>
+            <w:vAlign w:val="top"/>
+          </w:tcPr>
+          <w:p>
+            <w:pPr>
+              <w:spacing w:after="40" w:before="0" w:line="264"/>
+            </w:pPr>
+            <w:r>
+              <w:rPr>
+                <w:rFonts w:ascii="Arial" w:cs="Arial" w:eastAsia="Arial" w:hAnsi="Arial"/>
+                <w:b/>
+                <w:bCs/>
+                <w:sz w:val="20"/>
+                <w:szCs w:val="20"/>
+              </w:rPr>
+              <w:t xml:space="preserve">Send an email or SMS campaign</w:t>
+            </w:r>
+          </w:p>
+          <w:p>
+            <w:pPr>
+              <w:spacing w:after="20" w:before="0" w:line="264"/>
+            </w:pPr>
+            <w:r>
+              <w:rPr>
+                <w:rFonts w:ascii="Arial" w:cs="Arial" w:eastAsia="Arial" w:hAnsi="Arial"/>
+                <w:color w:val="5B6477"/>
+                <w:sz w:val="19"/>
+                <w:szCs w:val="19"/>
+              </w:rPr>
+              <w:t xml:space="preserve">1.  </w:t>
+            </w:r>
+            <w:r>
+              <w:rPr>
+                <w:rFonts w:ascii="Arial" w:cs="Arial" w:eastAsia="Arial" w:hAnsi="Arial"/>
+                <w:sz w:val="19"/>
+                <w:szCs w:val="19"/>
+              </w:rPr>
+              <w:t xml:space="preserve">Email &amp; SMS → Email blast → choose a segment → Count who will receive it.</w:t>
+            </w:r>
+          </w:p>
+          <w:p>
+            <w:pPr>
+              <w:spacing w:after="20" w:before="0" w:line="264"/>
+            </w:pPr>
+            <w:r>
+              <w:rPr>
+                <w:rFonts w:ascii="Arial" w:cs="Arial" w:eastAsia="Arial" w:hAnsi="Arial"/>
+                <w:color w:val="5B6477"/>
+                <w:sz w:val="19"/>
+                <w:szCs w:val="19"/>
+              </w:rPr>
+              <w:t xml:space="preserve">2.  </w:t>
+            </w:r>
+            <w:r>
+              <w:rPr>
+                <w:rFonts w:ascii="Arial" w:cs="Arial" w:eastAsia="Arial" w:hAnsi="Arial"/>
+                <w:sz w:val="19"/>
+                <w:szCs w:val="19"/>
+              </w:rPr>
+              <w:t xml:space="preserve">Type a subject and message with {firstName} → Send me a test → Prepare campaign → open it → Send.</w:t>
+            </w:r>
+          </w:p>
+          <w:p>
+            <w:pPr>
+              <w:spacing w:after="0" w:before="60" w:line="264"/>
+            </w:pPr>
+            <w:r>
+              <w:rPr>
+                <w:rFonts w:ascii="Arial" w:cs="Arial" w:eastAsia="Arial" w:hAnsi="Arial"/>
+                <w:b/>
+                <w:bCs/>
+                <w:color w:val="0B1F3A"/>
+                <w:sz w:val="19"/>
+                <w:szCs w:val="19"/>
+              </w:rPr>
+              <w:t xml:space="preserve">You should see: </w:t>
+            </w:r>
+            <w:r>
+              <w:rPr>
+                <w:rFonts w:ascii="Arial" w:cs="Arial" w:eastAsia="Arial" w:hAnsi="Arial"/>
+                <w:sz w:val="19"/>
+                <w:szCs w:val="19"/>
+              </w:rPr>
+              <w:t xml:space="preserve">The count shows who is left out (opted out, no valid address). Results per person are listed; without email / SMS setup the result is 'not configured'.</w:t>
             </w:r>
           </w:p>
         </w:tc>
@@ -5730,7 +7043,7 @@
                 <w:sz w:val="17"/>
                 <w:szCs w:val="17"/>
               </w:rPr>
-              <w:t xml:space="preserve">Passed (of 19)</w:t>
+              <w:t xml:space="preserve">Passed (of 24)</w:t>
             </w:r>
           </w:p>
         </w:tc>

--- a/docs/acceptance-test/per-user/22-sales.manager.docx
+++ b/docs/acceptance-test/per-user/22-sales.manager.docx
@@ -117,7 +117,7 @@
           <w:sz w:val="18"/>
           <w:szCs w:val="18"/>
         </w:rPr>
-        <w:t xml:space="preserve">  ·  24 checks</w:t>
+        <w:t xml:space="preserve">  ·  30 checks</w:t>
       </w:r>
     </w:p>
     <w:tbl>
@@ -6840,6 +6840,1748 @@
                 <w:szCs w:val="19"/>
               </w:rPr>
               <w:t xml:space="preserve">The count shows who is left out (opted out, no valid address). Results per person are listed; without email / SMS setup the result is 'not configured'.</w:t>
+            </w:r>
+          </w:p>
+        </w:tc>
+        <w:tc>
+          <w:tcPr>
+            <w:tcW w:type="dxa" w:w="620"/>
+            <w:tcBorders>
+              <w:top w:val="single" w:color="C9D0DC" w:sz="4"/>
+              <w:left w:val="single" w:color="C9D0DC" w:sz="4"/>
+              <w:bottom w:val="single" w:color="C9D0DC" w:sz="4"/>
+              <w:right w:val="single" w:color="C9D0DC" w:sz="4"/>
+            </w:tcBorders>
+            <w:tcMar>
+              <w:top w:type="dxa" w:w="70"/>
+              <w:left w:type="dxa" w:w="100"/>
+              <w:bottom w:type="dxa" w:w="70"/>
+              <w:right w:type="dxa" w:w="100"/>
+            </w:tcMar>
+            <w:vAlign w:val="center"/>
+          </w:tcPr>
+          <w:p>
+            <w:pPr>
+              <w:spacing w:after="0" w:before="0" w:line="264"/>
+              <w:jc w:val="center"/>
+            </w:pPr>
+            <w:r>
+              <w:rPr>
+                <w:rFonts w:ascii="Arial" w:cs="Arial" w:eastAsia="Arial" w:hAnsi="Arial"/>
+                <w:sz w:val="30"/>
+                <w:szCs w:val="30"/>
+              </w:rPr>
+              <w:t xml:space="preserve">☐</w:t>
+            </w:r>
+          </w:p>
+        </w:tc>
+        <w:tc>
+          <w:tcPr>
+            <w:tcW w:type="dxa" w:w="620"/>
+            <w:tcBorders>
+              <w:top w:val="single" w:color="C9D0DC" w:sz="4"/>
+              <w:left w:val="single" w:color="C9D0DC" w:sz="4"/>
+              <w:bottom w:val="single" w:color="C9D0DC" w:sz="4"/>
+              <w:right w:val="single" w:color="C9D0DC" w:sz="4"/>
+            </w:tcBorders>
+            <w:tcMar>
+              <w:top w:type="dxa" w:w="70"/>
+              <w:left w:type="dxa" w:w="100"/>
+              <w:bottom w:type="dxa" w:w="70"/>
+              <w:right w:type="dxa" w:w="100"/>
+            </w:tcMar>
+            <w:vAlign w:val="center"/>
+          </w:tcPr>
+          <w:p>
+            <w:pPr>
+              <w:spacing w:after="0" w:before="0" w:line="264"/>
+              <w:jc w:val="center"/>
+            </w:pPr>
+            <w:r>
+              <w:rPr>
+                <w:rFonts w:ascii="Arial" w:cs="Arial" w:eastAsia="Arial" w:hAnsi="Arial"/>
+                <w:sz w:val="30"/>
+                <w:szCs w:val="30"/>
+              </w:rPr>
+              <w:t xml:space="preserve">☐</w:t>
+            </w:r>
+          </w:p>
+        </w:tc>
+        <w:tc>
+          <w:tcPr>
+            <w:tcW w:type="dxa" w:w="620"/>
+            <w:tcBorders>
+              <w:top w:val="single" w:color="C9D0DC" w:sz="4"/>
+              <w:left w:val="single" w:color="C9D0DC" w:sz="4"/>
+              <w:bottom w:val="single" w:color="C9D0DC" w:sz="4"/>
+              <w:right w:val="single" w:color="C9D0DC" w:sz="4"/>
+            </w:tcBorders>
+            <w:tcMar>
+              <w:top w:type="dxa" w:w="70"/>
+              <w:left w:type="dxa" w:w="100"/>
+              <w:bottom w:type="dxa" w:w="70"/>
+              <w:right w:type="dxa" w:w="100"/>
+            </w:tcMar>
+            <w:vAlign w:val="center"/>
+          </w:tcPr>
+          <w:p>
+            <w:pPr>
+              <w:spacing w:after="0" w:before="0" w:line="264"/>
+              <w:jc w:val="center"/>
+            </w:pPr>
+            <w:r>
+              <w:rPr>
+                <w:rFonts w:ascii="Arial" w:cs="Arial" w:eastAsia="Arial" w:hAnsi="Arial"/>
+                <w:sz w:val="30"/>
+                <w:szCs w:val="30"/>
+              </w:rPr>
+              <w:t xml:space="preserve">☐</w:t>
+            </w:r>
+          </w:p>
+        </w:tc>
+        <w:tc>
+          <w:tcPr>
+            <w:tcW w:type="dxa" w:w="2040"/>
+            <w:tcBorders>
+              <w:top w:val="single" w:color="C9D0DC" w:sz="4"/>
+              <w:left w:val="single" w:color="C9D0DC" w:sz="4"/>
+              <w:bottom w:val="single" w:color="C9D0DC" w:sz="4"/>
+              <w:right w:val="single" w:color="C9D0DC" w:sz="4"/>
+            </w:tcBorders>
+            <w:tcMar>
+              <w:top w:type="dxa" w:w="70"/>
+              <w:left w:type="dxa" w:w="100"/>
+              <w:bottom w:type="dxa" w:w="70"/>
+              <w:right w:type="dxa" w:w="100"/>
+            </w:tcMar>
+            <w:vAlign w:val="top"/>
+          </w:tcPr>
+          <w:p>
+            <w:pPr>
+              <w:spacing w:after="0" w:before="0" w:line="264"/>
+            </w:pPr>
+            <w:r>
+              <w:rPr>
+                <w:rFonts w:ascii="Arial" w:cs="Arial" w:eastAsia="Arial" w:hAnsi="Arial"/>
+                <w:sz w:val="19"/>
+                <w:szCs w:val="19"/>
+              </w:rPr>
+              <w:t xml:space="preserve"> </w:t>
+            </w:r>
+          </w:p>
+        </w:tc>
+      </w:tr>
+      <w:tr>
+        <w:trPr>
+          <w:cantSplit/>
+        </w:trPr>
+        <w:tc>
+          <w:tcPr>
+            <w:tcW w:type="dxa" w:w="860"/>
+            <w:tcBorders>
+              <w:top w:val="single" w:color="C9D0DC" w:sz="4"/>
+              <w:left w:val="single" w:color="C9D0DC" w:sz="4"/>
+              <w:bottom w:val="single" w:color="C9D0DC" w:sz="4"/>
+              <w:right w:val="single" w:color="C9D0DC" w:sz="4"/>
+            </w:tcBorders>
+            <w:tcMar>
+              <w:top w:type="dxa" w:w="70"/>
+              <w:left w:type="dxa" w:w="100"/>
+              <w:bottom w:type="dxa" w:w="70"/>
+              <w:right w:type="dxa" w:w="100"/>
+            </w:tcMar>
+            <w:vAlign w:val="top"/>
+          </w:tcPr>
+          <w:p>
+            <w:pPr>
+              <w:spacing w:after="0" w:before="0" w:line="264"/>
+            </w:pPr>
+            <w:r>
+              <w:rPr>
+                <w:rFonts w:ascii="Arial" w:cs="Arial" w:eastAsia="Arial" w:hAnsi="Arial"/>
+                <w:b/>
+                <w:bCs/>
+                <w:color w:val="5B6477"/>
+                <w:sz w:val="16"/>
+                <w:szCs w:val="16"/>
+              </w:rPr>
+              <w:t xml:space="preserve">SM-21</w:t>
+            </w:r>
+          </w:p>
+        </w:tc>
+        <w:tc>
+          <w:tcPr>
+            <w:tcW w:type="dxa" w:w="5480"/>
+            <w:tcBorders>
+              <w:top w:val="single" w:color="C9D0DC" w:sz="4"/>
+              <w:left w:val="single" w:color="C9D0DC" w:sz="4"/>
+              <w:bottom w:val="single" w:color="C9D0DC" w:sz="4"/>
+              <w:right w:val="single" w:color="C9D0DC" w:sz="4"/>
+            </w:tcBorders>
+            <w:tcMar>
+              <w:top w:type="dxa" w:w="70"/>
+              <w:left w:type="dxa" w:w="100"/>
+              <w:bottom w:type="dxa" w:w="70"/>
+              <w:right w:type="dxa" w:w="100"/>
+            </w:tcMar>
+            <w:vAlign w:val="top"/>
+          </w:tcPr>
+          <w:p>
+            <w:pPr>
+              <w:spacing w:after="40" w:before="0" w:line="264"/>
+            </w:pPr>
+            <w:r>
+              <w:rPr>
+                <w:rFonts w:ascii="Arial" w:cs="Arial" w:eastAsia="Arial" w:hAnsi="Arial"/>
+                <w:b/>
+                <w:bCs/>
+                <w:sz w:val="20"/>
+                <w:szCs w:val="20"/>
+              </w:rPr>
+              <w:t xml:space="preserve">Program rules and a voucher</w:t>
+            </w:r>
+          </w:p>
+          <w:p>
+            <w:pPr>
+              <w:spacing w:after="40" w:before="0" w:line="264"/>
+            </w:pPr>
+            <w:r>
+              <w:rPr>
+                <w:rFonts w:ascii="Arial" w:cs="Arial" w:eastAsia="Arial" w:hAnsi="Arial"/>
+                <w:i/>
+                <w:iCs/>
+                <w:color w:val="5B6477"/>
+                <w:sz w:val="15"/>
+                <w:szCs w:val="15"/>
+              </w:rPr>
+              <w:t xml:space="preserve">Flow F33 · Member program: vouchers, member prices, lost sales, insights and chat campaigns</w:t>
+            </w:r>
+          </w:p>
+          <w:p>
+            <w:pPr>
+              <w:spacing w:after="20" w:before="0" w:line="264"/>
+            </w:pPr>
+            <w:r>
+              <w:rPr>
+                <w:rFonts w:ascii="Arial" w:cs="Arial" w:eastAsia="Arial" w:hAnsi="Arial"/>
+                <w:color w:val="5B6477"/>
+                <w:sz w:val="19"/>
+                <w:szCs w:val="19"/>
+              </w:rPr>
+              <w:t xml:space="preserve">1.  </w:t>
+            </w:r>
+            <w:r>
+              <w:rPr>
+                <w:rFonts w:ascii="Arial" w:cs="Arial" w:eastAsia="Arial" w:hAnsi="Arial"/>
+                <w:sz w:val="19"/>
+                <w:szCs w:val="19"/>
+              </w:rPr>
+              <w:t xml:space="preserve">Wheysted Members → Program rules: set ₱ per point, Silver and Gold limits → Save rules.</w:t>
+            </w:r>
+          </w:p>
+          <w:p>
+            <w:pPr>
+              <w:spacing w:after="20" w:before="0" w:line="264"/>
+            </w:pPr>
+            <w:r>
+              <w:rPr>
+                <w:rFonts w:ascii="Arial" w:cs="Arial" w:eastAsia="Arial" w:hAnsi="Arial"/>
+                <w:color w:val="5B6477"/>
+                <w:sz w:val="19"/>
+                <w:szCs w:val="19"/>
+              </w:rPr>
+              <w:t xml:space="preserve">2.  </w:t>
+            </w:r>
+            <w:r>
+              <w:rPr>
+                <w:rFonts w:ascii="Arial" w:cs="Arial" w:eastAsia="Arial" w:hAnsi="Arial"/>
+                <w:sz w:val="19"/>
+                <w:szCs w:val="19"/>
+              </w:rPr>
+              <w:t xml:space="preserve">Open a member → Vouchers → give ₱100 off.</w:t>
+            </w:r>
+          </w:p>
+          <w:p>
+            <w:pPr>
+              <w:spacing w:after="20" w:before="0" w:line="264"/>
+            </w:pPr>
+            <w:r>
+              <w:rPr>
+                <w:rFonts w:ascii="Arial" w:cs="Arial" w:eastAsia="Arial" w:hAnsi="Arial"/>
+                <w:color w:val="5B6477"/>
+                <w:sz w:val="19"/>
+                <w:szCs w:val="19"/>
+              </w:rPr>
+              <w:t xml:space="preserve">3.  </w:t>
+            </w:r>
+            <w:r>
+              <w:rPr>
+                <w:rFonts w:ascii="Arial" w:cs="Arial" w:eastAsia="Arial" w:hAnsi="Arial"/>
+                <w:sz w:val="19"/>
+                <w:szCs w:val="19"/>
+              </w:rPr>
+              <w:t xml:space="preserve">Open a member → Points: add 5 points with a reason.</w:t>
+            </w:r>
+          </w:p>
+          <w:p>
+            <w:pPr>
+              <w:spacing w:after="0" w:before="60" w:line="264"/>
+            </w:pPr>
+            <w:r>
+              <w:rPr>
+                <w:rFonts w:ascii="Arial" w:cs="Arial" w:eastAsia="Arial" w:hAnsi="Arial"/>
+                <w:b/>
+                <w:bCs/>
+                <w:color w:val="0B1F3A"/>
+                <w:sz w:val="19"/>
+                <w:szCs w:val="19"/>
+              </w:rPr>
+              <w:t xml:space="preserve">You should see: </w:t>
+            </w:r>
+            <w:r>
+              <w:rPr>
+                <w:rFonts w:ascii="Arial" w:cs="Arial" w:eastAsia="Arial" w:hAnsi="Arial"/>
+                <w:sz w:val="19"/>
+                <w:szCs w:val="19"/>
+              </w:rPr>
+              <w:t xml:space="preserve">The member shows the new tier and points. The voucher is listed with its expiry. The point change is logged with your reason.</w:t>
+            </w:r>
+          </w:p>
+        </w:tc>
+        <w:tc>
+          <w:tcPr>
+            <w:tcW w:type="dxa" w:w="620"/>
+            <w:tcBorders>
+              <w:top w:val="single" w:color="C9D0DC" w:sz="4"/>
+              <w:left w:val="single" w:color="C9D0DC" w:sz="4"/>
+              <w:bottom w:val="single" w:color="C9D0DC" w:sz="4"/>
+              <w:right w:val="single" w:color="C9D0DC" w:sz="4"/>
+            </w:tcBorders>
+            <w:tcMar>
+              <w:top w:type="dxa" w:w="70"/>
+              <w:left w:type="dxa" w:w="100"/>
+              <w:bottom w:type="dxa" w:w="70"/>
+              <w:right w:type="dxa" w:w="100"/>
+            </w:tcMar>
+            <w:vAlign w:val="center"/>
+          </w:tcPr>
+          <w:p>
+            <w:pPr>
+              <w:spacing w:after="0" w:before="0" w:line="264"/>
+              <w:jc w:val="center"/>
+            </w:pPr>
+            <w:r>
+              <w:rPr>
+                <w:rFonts w:ascii="Arial" w:cs="Arial" w:eastAsia="Arial" w:hAnsi="Arial"/>
+                <w:sz w:val="30"/>
+                <w:szCs w:val="30"/>
+              </w:rPr>
+              <w:t xml:space="preserve">☐</w:t>
+            </w:r>
+          </w:p>
+        </w:tc>
+        <w:tc>
+          <w:tcPr>
+            <w:tcW w:type="dxa" w:w="620"/>
+            <w:tcBorders>
+              <w:top w:val="single" w:color="C9D0DC" w:sz="4"/>
+              <w:left w:val="single" w:color="C9D0DC" w:sz="4"/>
+              <w:bottom w:val="single" w:color="C9D0DC" w:sz="4"/>
+              <w:right w:val="single" w:color="C9D0DC" w:sz="4"/>
+            </w:tcBorders>
+            <w:tcMar>
+              <w:top w:type="dxa" w:w="70"/>
+              <w:left w:type="dxa" w:w="100"/>
+              <w:bottom w:type="dxa" w:w="70"/>
+              <w:right w:type="dxa" w:w="100"/>
+            </w:tcMar>
+            <w:vAlign w:val="center"/>
+          </w:tcPr>
+          <w:p>
+            <w:pPr>
+              <w:spacing w:after="0" w:before="0" w:line="264"/>
+              <w:jc w:val="center"/>
+            </w:pPr>
+            <w:r>
+              <w:rPr>
+                <w:rFonts w:ascii="Arial" w:cs="Arial" w:eastAsia="Arial" w:hAnsi="Arial"/>
+                <w:sz w:val="30"/>
+                <w:szCs w:val="30"/>
+              </w:rPr>
+              <w:t xml:space="preserve">☐</w:t>
+            </w:r>
+          </w:p>
+        </w:tc>
+        <w:tc>
+          <w:tcPr>
+            <w:tcW w:type="dxa" w:w="620"/>
+            <w:tcBorders>
+              <w:top w:val="single" w:color="C9D0DC" w:sz="4"/>
+              <w:left w:val="single" w:color="C9D0DC" w:sz="4"/>
+              <w:bottom w:val="single" w:color="C9D0DC" w:sz="4"/>
+              <w:right w:val="single" w:color="C9D0DC" w:sz="4"/>
+            </w:tcBorders>
+            <w:tcMar>
+              <w:top w:type="dxa" w:w="70"/>
+              <w:left w:type="dxa" w:w="100"/>
+              <w:bottom w:type="dxa" w:w="70"/>
+              <w:right w:type="dxa" w:w="100"/>
+            </w:tcMar>
+            <w:vAlign w:val="center"/>
+          </w:tcPr>
+          <w:p>
+            <w:pPr>
+              <w:spacing w:after="0" w:before="0" w:line="264"/>
+              <w:jc w:val="center"/>
+            </w:pPr>
+            <w:r>
+              <w:rPr>
+                <w:rFonts w:ascii="Arial" w:cs="Arial" w:eastAsia="Arial" w:hAnsi="Arial"/>
+                <w:sz w:val="30"/>
+                <w:szCs w:val="30"/>
+              </w:rPr>
+              <w:t xml:space="preserve">☐</w:t>
+            </w:r>
+          </w:p>
+        </w:tc>
+        <w:tc>
+          <w:tcPr>
+            <w:tcW w:type="dxa" w:w="2040"/>
+            <w:tcBorders>
+              <w:top w:val="single" w:color="C9D0DC" w:sz="4"/>
+              <w:left w:val="single" w:color="C9D0DC" w:sz="4"/>
+              <w:bottom w:val="single" w:color="C9D0DC" w:sz="4"/>
+              <w:right w:val="single" w:color="C9D0DC" w:sz="4"/>
+            </w:tcBorders>
+            <w:tcMar>
+              <w:top w:type="dxa" w:w="70"/>
+              <w:left w:type="dxa" w:w="100"/>
+              <w:bottom w:type="dxa" w:w="70"/>
+              <w:right w:type="dxa" w:w="100"/>
+            </w:tcMar>
+            <w:vAlign w:val="top"/>
+          </w:tcPr>
+          <w:p>
+            <w:pPr>
+              <w:spacing w:after="0" w:before="0" w:line="264"/>
+            </w:pPr>
+            <w:r>
+              <w:rPr>
+                <w:rFonts w:ascii="Arial" w:cs="Arial" w:eastAsia="Arial" w:hAnsi="Arial"/>
+                <w:sz w:val="19"/>
+                <w:szCs w:val="19"/>
+              </w:rPr>
+              <w:t xml:space="preserve"> </w:t>
+            </w:r>
+          </w:p>
+        </w:tc>
+      </w:tr>
+      <w:tr>
+        <w:trPr>
+          <w:cantSplit/>
+        </w:trPr>
+        <w:tc>
+          <w:tcPr>
+            <w:tcW w:type="dxa" w:w="860"/>
+            <w:tcBorders>
+              <w:top w:val="single" w:color="C9D0DC" w:sz="4"/>
+              <w:left w:val="single" w:color="C9D0DC" w:sz="4"/>
+              <w:bottom w:val="single" w:color="C9D0DC" w:sz="4"/>
+              <w:right w:val="single" w:color="C9D0DC" w:sz="4"/>
+            </w:tcBorders>
+            <w:tcMar>
+              <w:top w:type="dxa" w:w="70"/>
+              <w:left w:type="dxa" w:w="100"/>
+              <w:bottom w:type="dxa" w:w="70"/>
+              <w:right w:type="dxa" w:w="100"/>
+            </w:tcMar>
+            <w:vAlign w:val="top"/>
+          </w:tcPr>
+          <w:p>
+            <w:pPr>
+              <w:spacing w:after="0" w:before="0" w:line="264"/>
+            </w:pPr>
+            <w:r>
+              <w:rPr>
+                <w:rFonts w:ascii="Arial" w:cs="Arial" w:eastAsia="Arial" w:hAnsi="Arial"/>
+                <w:b/>
+                <w:bCs/>
+                <w:color w:val="5B6477"/>
+                <w:sz w:val="16"/>
+                <w:szCs w:val="16"/>
+              </w:rPr>
+              <w:t xml:space="preserve">SM-22</w:t>
+            </w:r>
+          </w:p>
+        </w:tc>
+        <w:tc>
+          <w:tcPr>
+            <w:tcW w:type="dxa" w:w="5480"/>
+            <w:tcBorders>
+              <w:top w:val="single" w:color="C9D0DC" w:sz="4"/>
+              <w:left w:val="single" w:color="C9D0DC" w:sz="4"/>
+              <w:bottom w:val="single" w:color="C9D0DC" w:sz="4"/>
+              <w:right w:val="single" w:color="C9D0DC" w:sz="4"/>
+            </w:tcBorders>
+            <w:tcMar>
+              <w:top w:type="dxa" w:w="70"/>
+              <w:left w:type="dxa" w:w="100"/>
+              <w:bottom w:type="dxa" w:w="70"/>
+              <w:right w:type="dxa" w:w="100"/>
+            </w:tcMar>
+            <w:vAlign w:val="top"/>
+          </w:tcPr>
+          <w:p>
+            <w:pPr>
+              <w:spacing w:after="40" w:before="0" w:line="264"/>
+            </w:pPr>
+            <w:r>
+              <w:rPr>
+                <w:rFonts w:ascii="Arial" w:cs="Arial" w:eastAsia="Arial" w:hAnsi="Arial"/>
+                <w:b/>
+                <w:bCs/>
+                <w:sz w:val="20"/>
+                <w:szCs w:val="20"/>
+              </w:rPr>
+              <w:t xml:space="preserve">Member prices</w:t>
+            </w:r>
+          </w:p>
+          <w:p>
+            <w:pPr>
+              <w:spacing w:after="40" w:before="0" w:line="264"/>
+            </w:pPr>
+            <w:r>
+              <w:rPr>
+                <w:rFonts w:ascii="Arial" w:cs="Arial" w:eastAsia="Arial" w:hAnsi="Arial"/>
+                <w:i/>
+                <w:iCs/>
+                <w:color w:val="5B6477"/>
+                <w:sz w:val="15"/>
+                <w:szCs w:val="15"/>
+              </w:rPr>
+              <w:t xml:space="preserve">Flow F33 · Member program: vouchers, member prices, lost sales, insights and chat campaigns</w:t>
+            </w:r>
+          </w:p>
+          <w:p>
+            <w:pPr>
+              <w:spacing w:after="20" w:before="0" w:line="264"/>
+            </w:pPr>
+            <w:r>
+              <w:rPr>
+                <w:rFonts w:ascii="Arial" w:cs="Arial" w:eastAsia="Arial" w:hAnsi="Arial"/>
+                <w:color w:val="5B6477"/>
+                <w:sz w:val="19"/>
+                <w:szCs w:val="19"/>
+              </w:rPr>
+              <w:t xml:space="preserve">1.  </w:t>
+            </w:r>
+            <w:r>
+              <w:rPr>
+                <w:rFonts w:ascii="Arial" w:cs="Arial" w:eastAsia="Arial" w:hAnsi="Arial"/>
+                <w:sz w:val="19"/>
+                <w:szCs w:val="19"/>
+              </w:rPr>
+              <w:t xml:space="preserve">Wheysted Members → Member prices → pick an item, a price, dates → Add.</w:t>
+            </w:r>
+          </w:p>
+          <w:p>
+            <w:pPr>
+              <w:spacing w:after="20" w:before="0" w:line="264"/>
+            </w:pPr>
+            <w:r>
+              <w:rPr>
+                <w:rFonts w:ascii="Arial" w:cs="Arial" w:eastAsia="Arial" w:hAnsi="Arial"/>
+                <w:color w:val="5B6477"/>
+                <w:sz w:val="19"/>
+                <w:szCs w:val="19"/>
+              </w:rPr>
+              <w:t xml:space="preserve">2.  </w:t>
+            </w:r>
+            <w:r>
+              <w:rPr>
+                <w:rFonts w:ascii="Arial" w:cs="Arial" w:eastAsia="Arial" w:hAnsi="Arial"/>
+                <w:sz w:val="19"/>
+                <w:szCs w:val="19"/>
+              </w:rPr>
+              <w:t xml:space="preserve">Switch it off.</w:t>
+            </w:r>
+          </w:p>
+          <w:p>
+            <w:pPr>
+              <w:spacing w:after="0" w:before="60" w:line="264"/>
+            </w:pPr>
+            <w:r>
+              <w:rPr>
+                <w:rFonts w:ascii="Arial" w:cs="Arial" w:eastAsia="Arial" w:hAnsi="Arial"/>
+                <w:b/>
+                <w:bCs/>
+                <w:color w:val="0B1F3A"/>
+                <w:sz w:val="19"/>
+                <w:szCs w:val="19"/>
+              </w:rPr>
+              <w:t xml:space="preserve">You should see: </w:t>
+            </w:r>
+            <w:r>
+              <w:rPr>
+                <w:rFonts w:ascii="Arial" w:cs="Arial" w:eastAsia="Arial" w:hAnsi="Arial"/>
+                <w:sz w:val="19"/>
+                <w:szCs w:val="19"/>
+              </w:rPr>
+              <w:t xml:space="preserve">Counter staff get the price for tagged members while it is active; it stops when off.</w:t>
+            </w:r>
+          </w:p>
+        </w:tc>
+        <w:tc>
+          <w:tcPr>
+            <w:tcW w:type="dxa" w:w="620"/>
+            <w:tcBorders>
+              <w:top w:val="single" w:color="C9D0DC" w:sz="4"/>
+              <w:left w:val="single" w:color="C9D0DC" w:sz="4"/>
+              <w:bottom w:val="single" w:color="C9D0DC" w:sz="4"/>
+              <w:right w:val="single" w:color="C9D0DC" w:sz="4"/>
+            </w:tcBorders>
+            <w:tcMar>
+              <w:top w:type="dxa" w:w="70"/>
+              <w:left w:type="dxa" w:w="100"/>
+              <w:bottom w:type="dxa" w:w="70"/>
+              <w:right w:type="dxa" w:w="100"/>
+            </w:tcMar>
+            <w:vAlign w:val="center"/>
+          </w:tcPr>
+          <w:p>
+            <w:pPr>
+              <w:spacing w:after="0" w:before="0" w:line="264"/>
+              <w:jc w:val="center"/>
+            </w:pPr>
+            <w:r>
+              <w:rPr>
+                <w:rFonts w:ascii="Arial" w:cs="Arial" w:eastAsia="Arial" w:hAnsi="Arial"/>
+                <w:sz w:val="30"/>
+                <w:szCs w:val="30"/>
+              </w:rPr>
+              <w:t xml:space="preserve">☐</w:t>
+            </w:r>
+          </w:p>
+        </w:tc>
+        <w:tc>
+          <w:tcPr>
+            <w:tcW w:type="dxa" w:w="620"/>
+            <w:tcBorders>
+              <w:top w:val="single" w:color="C9D0DC" w:sz="4"/>
+              <w:left w:val="single" w:color="C9D0DC" w:sz="4"/>
+              <w:bottom w:val="single" w:color="C9D0DC" w:sz="4"/>
+              <w:right w:val="single" w:color="C9D0DC" w:sz="4"/>
+            </w:tcBorders>
+            <w:tcMar>
+              <w:top w:type="dxa" w:w="70"/>
+              <w:left w:type="dxa" w:w="100"/>
+              <w:bottom w:type="dxa" w:w="70"/>
+              <w:right w:type="dxa" w:w="100"/>
+            </w:tcMar>
+            <w:vAlign w:val="center"/>
+          </w:tcPr>
+          <w:p>
+            <w:pPr>
+              <w:spacing w:after="0" w:before="0" w:line="264"/>
+              <w:jc w:val="center"/>
+            </w:pPr>
+            <w:r>
+              <w:rPr>
+                <w:rFonts w:ascii="Arial" w:cs="Arial" w:eastAsia="Arial" w:hAnsi="Arial"/>
+                <w:sz w:val="30"/>
+                <w:szCs w:val="30"/>
+              </w:rPr>
+              <w:t xml:space="preserve">☐</w:t>
+            </w:r>
+          </w:p>
+        </w:tc>
+        <w:tc>
+          <w:tcPr>
+            <w:tcW w:type="dxa" w:w="620"/>
+            <w:tcBorders>
+              <w:top w:val="single" w:color="C9D0DC" w:sz="4"/>
+              <w:left w:val="single" w:color="C9D0DC" w:sz="4"/>
+              <w:bottom w:val="single" w:color="C9D0DC" w:sz="4"/>
+              <w:right w:val="single" w:color="C9D0DC" w:sz="4"/>
+            </w:tcBorders>
+            <w:tcMar>
+              <w:top w:type="dxa" w:w="70"/>
+              <w:left w:type="dxa" w:w="100"/>
+              <w:bottom w:type="dxa" w:w="70"/>
+              <w:right w:type="dxa" w:w="100"/>
+            </w:tcMar>
+            <w:vAlign w:val="center"/>
+          </w:tcPr>
+          <w:p>
+            <w:pPr>
+              <w:spacing w:after="0" w:before="0" w:line="264"/>
+              <w:jc w:val="center"/>
+            </w:pPr>
+            <w:r>
+              <w:rPr>
+                <w:rFonts w:ascii="Arial" w:cs="Arial" w:eastAsia="Arial" w:hAnsi="Arial"/>
+                <w:sz w:val="30"/>
+                <w:szCs w:val="30"/>
+              </w:rPr>
+              <w:t xml:space="preserve">☐</w:t>
+            </w:r>
+          </w:p>
+        </w:tc>
+        <w:tc>
+          <w:tcPr>
+            <w:tcW w:type="dxa" w:w="2040"/>
+            <w:tcBorders>
+              <w:top w:val="single" w:color="C9D0DC" w:sz="4"/>
+              <w:left w:val="single" w:color="C9D0DC" w:sz="4"/>
+              <w:bottom w:val="single" w:color="C9D0DC" w:sz="4"/>
+              <w:right w:val="single" w:color="C9D0DC" w:sz="4"/>
+            </w:tcBorders>
+            <w:tcMar>
+              <w:top w:type="dxa" w:w="70"/>
+              <w:left w:type="dxa" w:w="100"/>
+              <w:bottom w:type="dxa" w:w="70"/>
+              <w:right w:type="dxa" w:w="100"/>
+            </w:tcMar>
+            <w:vAlign w:val="top"/>
+          </w:tcPr>
+          <w:p>
+            <w:pPr>
+              <w:spacing w:after="0" w:before="0" w:line="264"/>
+            </w:pPr>
+            <w:r>
+              <w:rPr>
+                <w:rFonts w:ascii="Arial" w:cs="Arial" w:eastAsia="Arial" w:hAnsi="Arial"/>
+                <w:sz w:val="19"/>
+                <w:szCs w:val="19"/>
+              </w:rPr>
+              <w:t xml:space="preserve"> </w:t>
+            </w:r>
+          </w:p>
+        </w:tc>
+      </w:tr>
+      <w:tr>
+        <w:trPr>
+          <w:cantSplit/>
+        </w:trPr>
+        <w:tc>
+          <w:tcPr>
+            <w:tcW w:type="dxa" w:w="860"/>
+            <w:tcBorders>
+              <w:top w:val="single" w:color="C9D0DC" w:sz="4"/>
+              <w:left w:val="single" w:color="C9D0DC" w:sz="4"/>
+              <w:bottom w:val="single" w:color="C9D0DC" w:sz="4"/>
+              <w:right w:val="single" w:color="C9D0DC" w:sz="4"/>
+            </w:tcBorders>
+            <w:tcMar>
+              <w:top w:type="dxa" w:w="70"/>
+              <w:left w:type="dxa" w:w="100"/>
+              <w:bottom w:type="dxa" w:w="70"/>
+              <w:right w:type="dxa" w:w="100"/>
+            </w:tcMar>
+            <w:vAlign w:val="top"/>
+          </w:tcPr>
+          <w:p>
+            <w:pPr>
+              <w:spacing w:after="0" w:before="0" w:line="264"/>
+            </w:pPr>
+            <w:r>
+              <w:rPr>
+                <w:rFonts w:ascii="Arial" w:cs="Arial" w:eastAsia="Arial" w:hAnsi="Arial"/>
+                <w:b/>
+                <w:bCs/>
+                <w:color w:val="5B6477"/>
+                <w:sz w:val="16"/>
+                <w:szCs w:val="16"/>
+              </w:rPr>
+              <w:t xml:space="preserve">SM-23</w:t>
+            </w:r>
+          </w:p>
+        </w:tc>
+        <w:tc>
+          <w:tcPr>
+            <w:tcW w:type="dxa" w:w="5480"/>
+            <w:tcBorders>
+              <w:top w:val="single" w:color="C9D0DC" w:sz="4"/>
+              <w:left w:val="single" w:color="C9D0DC" w:sz="4"/>
+              <w:bottom w:val="single" w:color="C9D0DC" w:sz="4"/>
+              <w:right w:val="single" w:color="C9D0DC" w:sz="4"/>
+            </w:tcBorders>
+            <w:tcMar>
+              <w:top w:type="dxa" w:w="70"/>
+              <w:left w:type="dxa" w:w="100"/>
+              <w:bottom w:type="dxa" w:w="70"/>
+              <w:right w:type="dxa" w:w="100"/>
+            </w:tcMar>
+            <w:vAlign w:val="top"/>
+          </w:tcPr>
+          <w:p>
+            <w:pPr>
+              <w:spacing w:after="40" w:before="0" w:line="264"/>
+            </w:pPr>
+            <w:r>
+              <w:rPr>
+                <w:rFonts w:ascii="Arial" w:cs="Arial" w:eastAsia="Arial" w:hAnsi="Arial"/>
+                <w:b/>
+                <w:bCs/>
+                <w:sz w:val="20"/>
+                <w:szCs w:val="20"/>
+              </w:rPr>
+              <w:t xml:space="preserve">Top spenders and calls</w:t>
+            </w:r>
+          </w:p>
+          <w:p>
+            <w:pPr>
+              <w:spacing w:after="40" w:before="0" w:line="264"/>
+            </w:pPr>
+            <w:r>
+              <w:rPr>
+                <w:rFonts w:ascii="Arial" w:cs="Arial" w:eastAsia="Arial" w:hAnsi="Arial"/>
+                <w:i/>
+                <w:iCs/>
+                <w:color w:val="5B6477"/>
+                <w:sz w:val="15"/>
+                <w:szCs w:val="15"/>
+              </w:rPr>
+              <w:t xml:space="preserve">Flow F33 · Member program: vouchers, member prices, lost sales, insights and chat campaigns</w:t>
+            </w:r>
+          </w:p>
+          <w:p>
+            <w:pPr>
+              <w:spacing w:after="20" w:before="0" w:line="264"/>
+            </w:pPr>
+            <w:r>
+              <w:rPr>
+                <w:rFonts w:ascii="Arial" w:cs="Arial" w:eastAsia="Arial" w:hAnsi="Arial"/>
+                <w:color w:val="5B6477"/>
+                <w:sz w:val="19"/>
+                <w:szCs w:val="19"/>
+              </w:rPr>
+              <w:t xml:space="preserve">1.  </w:t>
+            </w:r>
+            <w:r>
+              <w:rPr>
+                <w:rFonts w:ascii="Arial" w:cs="Arial" w:eastAsia="Arial" w:hAnsi="Arial"/>
+                <w:sz w:val="19"/>
+                <w:szCs w:val="19"/>
+              </w:rPr>
+              <w:t xml:space="preserve">Top spenders → find "call due" members → Log a call → type what was said.</w:t>
+            </w:r>
+          </w:p>
+          <w:p>
+            <w:pPr>
+              <w:spacing w:after="0" w:before="60" w:line="264"/>
+            </w:pPr>
+            <w:r>
+              <w:rPr>
+                <w:rFonts w:ascii="Arial" w:cs="Arial" w:eastAsia="Arial" w:hAnsi="Arial"/>
+                <w:b/>
+                <w:bCs/>
+                <w:color w:val="0B1F3A"/>
+                <w:sz w:val="19"/>
+                <w:szCs w:val="19"/>
+              </w:rPr>
+              <w:t xml:space="preserve">You should see: </w:t>
+            </w:r>
+            <w:r>
+              <w:rPr>
+                <w:rFonts w:ascii="Arial" w:cs="Arial" w:eastAsia="Arial" w:hAnsi="Arial"/>
+                <w:sz w:val="19"/>
+                <w:szCs w:val="19"/>
+              </w:rPr>
+              <w:t xml:space="preserve">The last contact shows today and the call is in the member's contact log.</w:t>
+            </w:r>
+          </w:p>
+        </w:tc>
+        <w:tc>
+          <w:tcPr>
+            <w:tcW w:type="dxa" w:w="620"/>
+            <w:tcBorders>
+              <w:top w:val="single" w:color="C9D0DC" w:sz="4"/>
+              <w:left w:val="single" w:color="C9D0DC" w:sz="4"/>
+              <w:bottom w:val="single" w:color="C9D0DC" w:sz="4"/>
+              <w:right w:val="single" w:color="C9D0DC" w:sz="4"/>
+            </w:tcBorders>
+            <w:tcMar>
+              <w:top w:type="dxa" w:w="70"/>
+              <w:left w:type="dxa" w:w="100"/>
+              <w:bottom w:type="dxa" w:w="70"/>
+              <w:right w:type="dxa" w:w="100"/>
+            </w:tcMar>
+            <w:vAlign w:val="center"/>
+          </w:tcPr>
+          <w:p>
+            <w:pPr>
+              <w:spacing w:after="0" w:before="0" w:line="264"/>
+              <w:jc w:val="center"/>
+            </w:pPr>
+            <w:r>
+              <w:rPr>
+                <w:rFonts w:ascii="Arial" w:cs="Arial" w:eastAsia="Arial" w:hAnsi="Arial"/>
+                <w:sz w:val="30"/>
+                <w:szCs w:val="30"/>
+              </w:rPr>
+              <w:t xml:space="preserve">☐</w:t>
+            </w:r>
+          </w:p>
+        </w:tc>
+        <w:tc>
+          <w:tcPr>
+            <w:tcW w:type="dxa" w:w="620"/>
+            <w:tcBorders>
+              <w:top w:val="single" w:color="C9D0DC" w:sz="4"/>
+              <w:left w:val="single" w:color="C9D0DC" w:sz="4"/>
+              <w:bottom w:val="single" w:color="C9D0DC" w:sz="4"/>
+              <w:right w:val="single" w:color="C9D0DC" w:sz="4"/>
+            </w:tcBorders>
+            <w:tcMar>
+              <w:top w:type="dxa" w:w="70"/>
+              <w:left w:type="dxa" w:w="100"/>
+              <w:bottom w:type="dxa" w:w="70"/>
+              <w:right w:type="dxa" w:w="100"/>
+            </w:tcMar>
+            <w:vAlign w:val="center"/>
+          </w:tcPr>
+          <w:p>
+            <w:pPr>
+              <w:spacing w:after="0" w:before="0" w:line="264"/>
+              <w:jc w:val="center"/>
+            </w:pPr>
+            <w:r>
+              <w:rPr>
+                <w:rFonts w:ascii="Arial" w:cs="Arial" w:eastAsia="Arial" w:hAnsi="Arial"/>
+                <w:sz w:val="30"/>
+                <w:szCs w:val="30"/>
+              </w:rPr>
+              <w:t xml:space="preserve">☐</w:t>
+            </w:r>
+          </w:p>
+        </w:tc>
+        <w:tc>
+          <w:tcPr>
+            <w:tcW w:type="dxa" w:w="620"/>
+            <w:tcBorders>
+              <w:top w:val="single" w:color="C9D0DC" w:sz="4"/>
+              <w:left w:val="single" w:color="C9D0DC" w:sz="4"/>
+              <w:bottom w:val="single" w:color="C9D0DC" w:sz="4"/>
+              <w:right w:val="single" w:color="C9D0DC" w:sz="4"/>
+            </w:tcBorders>
+            <w:tcMar>
+              <w:top w:type="dxa" w:w="70"/>
+              <w:left w:type="dxa" w:w="100"/>
+              <w:bottom w:type="dxa" w:w="70"/>
+              <w:right w:type="dxa" w:w="100"/>
+            </w:tcMar>
+            <w:vAlign w:val="center"/>
+          </w:tcPr>
+          <w:p>
+            <w:pPr>
+              <w:spacing w:after="0" w:before="0" w:line="264"/>
+              <w:jc w:val="center"/>
+            </w:pPr>
+            <w:r>
+              <w:rPr>
+                <w:rFonts w:ascii="Arial" w:cs="Arial" w:eastAsia="Arial" w:hAnsi="Arial"/>
+                <w:sz w:val="30"/>
+                <w:szCs w:val="30"/>
+              </w:rPr>
+              <w:t xml:space="preserve">☐</w:t>
+            </w:r>
+          </w:p>
+        </w:tc>
+        <w:tc>
+          <w:tcPr>
+            <w:tcW w:type="dxa" w:w="2040"/>
+            <w:tcBorders>
+              <w:top w:val="single" w:color="C9D0DC" w:sz="4"/>
+              <w:left w:val="single" w:color="C9D0DC" w:sz="4"/>
+              <w:bottom w:val="single" w:color="C9D0DC" w:sz="4"/>
+              <w:right w:val="single" w:color="C9D0DC" w:sz="4"/>
+            </w:tcBorders>
+            <w:tcMar>
+              <w:top w:type="dxa" w:w="70"/>
+              <w:left w:type="dxa" w:w="100"/>
+              <w:bottom w:type="dxa" w:w="70"/>
+              <w:right w:type="dxa" w:w="100"/>
+            </w:tcMar>
+            <w:vAlign w:val="top"/>
+          </w:tcPr>
+          <w:p>
+            <w:pPr>
+              <w:spacing w:after="0" w:before="0" w:line="264"/>
+            </w:pPr>
+            <w:r>
+              <w:rPr>
+                <w:rFonts w:ascii="Arial" w:cs="Arial" w:eastAsia="Arial" w:hAnsi="Arial"/>
+                <w:sz w:val="19"/>
+                <w:szCs w:val="19"/>
+              </w:rPr>
+              <w:t xml:space="preserve"> </w:t>
+            </w:r>
+          </w:p>
+        </w:tc>
+      </w:tr>
+      <w:tr>
+        <w:trPr>
+          <w:cantSplit/>
+        </w:trPr>
+        <w:tc>
+          <w:tcPr>
+            <w:tcW w:type="dxa" w:w="860"/>
+            <w:tcBorders>
+              <w:top w:val="single" w:color="C9D0DC" w:sz="4"/>
+              <w:left w:val="single" w:color="C9D0DC" w:sz="4"/>
+              <w:bottom w:val="single" w:color="C9D0DC" w:sz="4"/>
+              <w:right w:val="single" w:color="C9D0DC" w:sz="4"/>
+            </w:tcBorders>
+            <w:tcMar>
+              <w:top w:type="dxa" w:w="70"/>
+              <w:left w:type="dxa" w:w="100"/>
+              <w:bottom w:type="dxa" w:w="70"/>
+              <w:right w:type="dxa" w:w="100"/>
+            </w:tcMar>
+            <w:vAlign w:val="top"/>
+          </w:tcPr>
+          <w:p>
+            <w:pPr>
+              <w:spacing w:after="0" w:before="0" w:line="264"/>
+            </w:pPr>
+            <w:r>
+              <w:rPr>
+                <w:rFonts w:ascii="Arial" w:cs="Arial" w:eastAsia="Arial" w:hAnsi="Arial"/>
+                <w:b/>
+                <w:bCs/>
+                <w:color w:val="5B6477"/>
+                <w:sz w:val="16"/>
+                <w:szCs w:val="16"/>
+              </w:rPr>
+              <w:t xml:space="preserve">SM-24</w:t>
+            </w:r>
+          </w:p>
+        </w:tc>
+        <w:tc>
+          <w:tcPr>
+            <w:tcW w:type="dxa" w:w="5480"/>
+            <w:tcBorders>
+              <w:top w:val="single" w:color="C9D0DC" w:sz="4"/>
+              <w:left w:val="single" w:color="C9D0DC" w:sz="4"/>
+              <w:bottom w:val="single" w:color="C9D0DC" w:sz="4"/>
+              <w:right w:val="single" w:color="C9D0DC" w:sz="4"/>
+            </w:tcBorders>
+            <w:tcMar>
+              <w:top w:type="dxa" w:w="70"/>
+              <w:left w:type="dxa" w:w="100"/>
+              <w:bottom w:type="dxa" w:w="70"/>
+              <w:right w:type="dxa" w:w="100"/>
+            </w:tcMar>
+            <w:vAlign w:val="top"/>
+          </w:tcPr>
+          <w:p>
+            <w:pPr>
+              <w:spacing w:after="40" w:before="0" w:line="264"/>
+            </w:pPr>
+            <w:r>
+              <w:rPr>
+                <w:rFonts w:ascii="Arial" w:cs="Arial" w:eastAsia="Arial" w:hAnsi="Arial"/>
+                <w:b/>
+                <w:bCs/>
+                <w:sz w:val="20"/>
+                <w:szCs w:val="20"/>
+              </w:rPr>
+              <w:t xml:space="preserve">Insights and feedback</w:t>
+            </w:r>
+          </w:p>
+          <w:p>
+            <w:pPr>
+              <w:spacing w:after="40" w:before="0" w:line="264"/>
+            </w:pPr>
+            <w:r>
+              <w:rPr>
+                <w:rFonts w:ascii="Arial" w:cs="Arial" w:eastAsia="Arial" w:hAnsi="Arial"/>
+                <w:i/>
+                <w:iCs/>
+                <w:color w:val="5B6477"/>
+                <w:sz w:val="15"/>
+                <w:szCs w:val="15"/>
+              </w:rPr>
+              <w:t xml:space="preserve">Flow F33 · Member program: vouchers, member prices, lost sales, insights and chat campaigns</w:t>
+            </w:r>
+          </w:p>
+          <w:p>
+            <w:pPr>
+              <w:spacing w:after="20" w:before="0" w:line="264"/>
+            </w:pPr>
+            <w:r>
+              <w:rPr>
+                <w:rFonts w:ascii="Arial" w:cs="Arial" w:eastAsia="Arial" w:hAnsi="Arial"/>
+                <w:color w:val="5B6477"/>
+                <w:sz w:val="19"/>
+                <w:szCs w:val="19"/>
+              </w:rPr>
+              <w:t xml:space="preserve">1.  </w:t>
+            </w:r>
+            <w:r>
+              <w:rPr>
+                <w:rFonts w:ascii="Arial" w:cs="Arial" w:eastAsia="Arial" w:hAnsi="Arial"/>
+                <w:sz w:val="19"/>
+                <w:szCs w:val="19"/>
+              </w:rPr>
+              <w:t xml:space="preserve">Insights: read the heat-map, where members heard about us, and the share of sales with a member per branch and associate.</w:t>
+            </w:r>
+          </w:p>
+          <w:p>
+            <w:pPr>
+              <w:spacing w:after="20" w:before="0" w:line="264"/>
+            </w:pPr>
+            <w:r>
+              <w:rPr>
+                <w:rFonts w:ascii="Arial" w:cs="Arial" w:eastAsia="Arial" w:hAnsi="Arial"/>
+                <w:color w:val="5B6477"/>
+                <w:sz w:val="19"/>
+                <w:szCs w:val="19"/>
+              </w:rPr>
+              <w:t xml:space="preserve">2.  </w:t>
+            </w:r>
+            <w:r>
+              <w:rPr>
+                <w:rFonts w:ascii="Arial" w:cs="Arial" w:eastAsia="Arial" w:hAnsi="Arial"/>
+                <w:sz w:val="19"/>
+                <w:szCs w:val="19"/>
+              </w:rPr>
+              <w:t xml:space="preserve">Feedback: read ratings, would-buy-again and comments.</w:t>
+            </w:r>
+          </w:p>
+          <w:p>
+            <w:pPr>
+              <w:spacing w:after="20" w:before="0" w:line="264"/>
+            </w:pPr>
+            <w:r>
+              <w:rPr>
+                <w:rFonts w:ascii="Arial" w:cs="Arial" w:eastAsia="Arial" w:hAnsi="Arial"/>
+                <w:color w:val="5B6477"/>
+                <w:sz w:val="19"/>
+                <w:szCs w:val="19"/>
+              </w:rPr>
+              <w:t xml:space="preserve">3.  </w:t>
+            </w:r>
+            <w:r>
+              <w:rPr>
+                <w:rFonts w:ascii="Arial" w:cs="Arial" w:eastAsia="Arial" w:hAnsi="Arial"/>
+                <w:sz w:val="19"/>
+                <w:szCs w:val="19"/>
+              </w:rPr>
+              <w:t xml:space="preserve">Lost sales: read what customers asked for.</w:t>
+            </w:r>
+          </w:p>
+          <w:p>
+            <w:pPr>
+              <w:spacing w:after="0" w:before="60" w:line="264"/>
+            </w:pPr>
+            <w:r>
+              <w:rPr>
+                <w:rFonts w:ascii="Arial" w:cs="Arial" w:eastAsia="Arial" w:hAnsi="Arial"/>
+                <w:b/>
+                <w:bCs/>
+                <w:color w:val="0B1F3A"/>
+                <w:sz w:val="19"/>
+                <w:szCs w:val="19"/>
+              </w:rPr>
+              <w:t xml:space="preserve">You should see: </w:t>
+            </w:r>
+            <w:r>
+              <w:rPr>
+                <w:rFonts w:ascii="Arial" w:cs="Arial" w:eastAsia="Arial" w:hAnsi="Arial"/>
+                <w:sz w:val="19"/>
+                <w:szCs w:val="19"/>
+              </w:rPr>
+              <w:t xml:space="preserve">Numbers match the sales recorded. A low rating shows as a notification and a complaint note on the member.</w:t>
+            </w:r>
+          </w:p>
+        </w:tc>
+        <w:tc>
+          <w:tcPr>
+            <w:tcW w:type="dxa" w:w="620"/>
+            <w:tcBorders>
+              <w:top w:val="single" w:color="C9D0DC" w:sz="4"/>
+              <w:left w:val="single" w:color="C9D0DC" w:sz="4"/>
+              <w:bottom w:val="single" w:color="C9D0DC" w:sz="4"/>
+              <w:right w:val="single" w:color="C9D0DC" w:sz="4"/>
+            </w:tcBorders>
+            <w:tcMar>
+              <w:top w:type="dxa" w:w="70"/>
+              <w:left w:type="dxa" w:w="100"/>
+              <w:bottom w:type="dxa" w:w="70"/>
+              <w:right w:type="dxa" w:w="100"/>
+            </w:tcMar>
+            <w:vAlign w:val="center"/>
+          </w:tcPr>
+          <w:p>
+            <w:pPr>
+              <w:spacing w:after="0" w:before="0" w:line="264"/>
+              <w:jc w:val="center"/>
+            </w:pPr>
+            <w:r>
+              <w:rPr>
+                <w:rFonts w:ascii="Arial" w:cs="Arial" w:eastAsia="Arial" w:hAnsi="Arial"/>
+                <w:sz w:val="30"/>
+                <w:szCs w:val="30"/>
+              </w:rPr>
+              <w:t xml:space="preserve">☐</w:t>
+            </w:r>
+          </w:p>
+        </w:tc>
+        <w:tc>
+          <w:tcPr>
+            <w:tcW w:type="dxa" w:w="620"/>
+            <w:tcBorders>
+              <w:top w:val="single" w:color="C9D0DC" w:sz="4"/>
+              <w:left w:val="single" w:color="C9D0DC" w:sz="4"/>
+              <w:bottom w:val="single" w:color="C9D0DC" w:sz="4"/>
+              <w:right w:val="single" w:color="C9D0DC" w:sz="4"/>
+            </w:tcBorders>
+            <w:tcMar>
+              <w:top w:type="dxa" w:w="70"/>
+              <w:left w:type="dxa" w:w="100"/>
+              <w:bottom w:type="dxa" w:w="70"/>
+              <w:right w:type="dxa" w:w="100"/>
+            </w:tcMar>
+            <w:vAlign w:val="center"/>
+          </w:tcPr>
+          <w:p>
+            <w:pPr>
+              <w:spacing w:after="0" w:before="0" w:line="264"/>
+              <w:jc w:val="center"/>
+            </w:pPr>
+            <w:r>
+              <w:rPr>
+                <w:rFonts w:ascii="Arial" w:cs="Arial" w:eastAsia="Arial" w:hAnsi="Arial"/>
+                <w:sz w:val="30"/>
+                <w:szCs w:val="30"/>
+              </w:rPr>
+              <w:t xml:space="preserve">☐</w:t>
+            </w:r>
+          </w:p>
+        </w:tc>
+        <w:tc>
+          <w:tcPr>
+            <w:tcW w:type="dxa" w:w="620"/>
+            <w:tcBorders>
+              <w:top w:val="single" w:color="C9D0DC" w:sz="4"/>
+              <w:left w:val="single" w:color="C9D0DC" w:sz="4"/>
+              <w:bottom w:val="single" w:color="C9D0DC" w:sz="4"/>
+              <w:right w:val="single" w:color="C9D0DC" w:sz="4"/>
+            </w:tcBorders>
+            <w:tcMar>
+              <w:top w:type="dxa" w:w="70"/>
+              <w:left w:type="dxa" w:w="100"/>
+              <w:bottom w:type="dxa" w:w="70"/>
+              <w:right w:type="dxa" w:w="100"/>
+            </w:tcMar>
+            <w:vAlign w:val="center"/>
+          </w:tcPr>
+          <w:p>
+            <w:pPr>
+              <w:spacing w:after="0" w:before="0" w:line="264"/>
+              <w:jc w:val="center"/>
+            </w:pPr>
+            <w:r>
+              <w:rPr>
+                <w:rFonts w:ascii="Arial" w:cs="Arial" w:eastAsia="Arial" w:hAnsi="Arial"/>
+                <w:sz w:val="30"/>
+                <w:szCs w:val="30"/>
+              </w:rPr>
+              <w:t xml:space="preserve">☐</w:t>
+            </w:r>
+          </w:p>
+        </w:tc>
+        <w:tc>
+          <w:tcPr>
+            <w:tcW w:type="dxa" w:w="2040"/>
+            <w:tcBorders>
+              <w:top w:val="single" w:color="C9D0DC" w:sz="4"/>
+              <w:left w:val="single" w:color="C9D0DC" w:sz="4"/>
+              <w:bottom w:val="single" w:color="C9D0DC" w:sz="4"/>
+              <w:right w:val="single" w:color="C9D0DC" w:sz="4"/>
+            </w:tcBorders>
+            <w:tcMar>
+              <w:top w:type="dxa" w:w="70"/>
+              <w:left w:type="dxa" w:w="100"/>
+              <w:bottom w:type="dxa" w:w="70"/>
+              <w:right w:type="dxa" w:w="100"/>
+            </w:tcMar>
+            <w:vAlign w:val="top"/>
+          </w:tcPr>
+          <w:p>
+            <w:pPr>
+              <w:spacing w:after="0" w:before="0" w:line="264"/>
+            </w:pPr>
+            <w:r>
+              <w:rPr>
+                <w:rFonts w:ascii="Arial" w:cs="Arial" w:eastAsia="Arial" w:hAnsi="Arial"/>
+                <w:sz w:val="19"/>
+                <w:szCs w:val="19"/>
+              </w:rPr>
+              <w:t xml:space="preserve"> </w:t>
+            </w:r>
+          </w:p>
+        </w:tc>
+      </w:tr>
+      <w:tr>
+        <w:trPr>
+          <w:cantSplit/>
+        </w:trPr>
+        <w:tc>
+          <w:tcPr>
+            <w:tcW w:type="dxa" w:w="860"/>
+            <w:tcBorders>
+              <w:top w:val="single" w:color="C9D0DC" w:sz="4"/>
+              <w:left w:val="single" w:color="C9D0DC" w:sz="4"/>
+              <w:bottom w:val="single" w:color="C9D0DC" w:sz="4"/>
+              <w:right w:val="single" w:color="C9D0DC" w:sz="4"/>
+            </w:tcBorders>
+            <w:tcMar>
+              <w:top w:type="dxa" w:w="70"/>
+              <w:left w:type="dxa" w:w="100"/>
+              <w:bottom w:type="dxa" w:w="70"/>
+              <w:right w:type="dxa" w:w="100"/>
+            </w:tcMar>
+            <w:vAlign w:val="top"/>
+          </w:tcPr>
+          <w:p>
+            <w:pPr>
+              <w:spacing w:after="0" w:before="0" w:line="264"/>
+            </w:pPr>
+            <w:r>
+              <w:rPr>
+                <w:rFonts w:ascii="Arial" w:cs="Arial" w:eastAsia="Arial" w:hAnsi="Arial"/>
+                <w:b/>
+                <w:bCs/>
+                <w:color w:val="5B6477"/>
+                <w:sz w:val="16"/>
+                <w:szCs w:val="16"/>
+              </w:rPr>
+              <w:t xml:space="preserve">SM-25</w:t>
+            </w:r>
+          </w:p>
+        </w:tc>
+        <w:tc>
+          <w:tcPr>
+            <w:tcW w:type="dxa" w:w="5480"/>
+            <w:tcBorders>
+              <w:top w:val="single" w:color="C9D0DC" w:sz="4"/>
+              <w:left w:val="single" w:color="C9D0DC" w:sz="4"/>
+              <w:bottom w:val="single" w:color="C9D0DC" w:sz="4"/>
+              <w:right w:val="single" w:color="C9D0DC" w:sz="4"/>
+            </w:tcBorders>
+            <w:tcMar>
+              <w:top w:type="dxa" w:w="70"/>
+              <w:left w:type="dxa" w:w="100"/>
+              <w:bottom w:type="dxa" w:w="70"/>
+              <w:right w:type="dxa" w:w="100"/>
+            </w:tcMar>
+            <w:vAlign w:val="top"/>
+          </w:tcPr>
+          <w:p>
+            <w:pPr>
+              <w:spacing w:after="40" w:before="0" w:line="264"/>
+            </w:pPr>
+            <w:r>
+              <w:rPr>
+                <w:rFonts w:ascii="Arial" w:cs="Arial" w:eastAsia="Arial" w:hAnsi="Arial"/>
+                <w:b/>
+                <w:bCs/>
+                <w:sz w:val="20"/>
+                <w:szCs w:val="20"/>
+              </w:rPr>
+              <w:t xml:space="preserve">Automatic messages</w:t>
+            </w:r>
+          </w:p>
+          <w:p>
+            <w:pPr>
+              <w:spacing w:after="40" w:before="0" w:line="264"/>
+            </w:pPr>
+            <w:r>
+              <w:rPr>
+                <w:rFonts w:ascii="Arial" w:cs="Arial" w:eastAsia="Arial" w:hAnsi="Arial"/>
+                <w:i/>
+                <w:iCs/>
+                <w:color w:val="5B6477"/>
+                <w:sz w:val="15"/>
+                <w:szCs w:val="15"/>
+              </w:rPr>
+              <w:t xml:space="preserve">Flow F33 · Member program: vouchers, member prices, lost sales, insights and chat campaigns</w:t>
+            </w:r>
+          </w:p>
+          <w:p>
+            <w:pPr>
+              <w:spacing w:after="20" w:before="0" w:line="264"/>
+            </w:pPr>
+            <w:r>
+              <w:rPr>
+                <w:rFonts w:ascii="Arial" w:cs="Arial" w:eastAsia="Arial" w:hAnsi="Arial"/>
+                <w:color w:val="5B6477"/>
+                <w:sz w:val="19"/>
+                <w:szCs w:val="19"/>
+              </w:rPr>
+              <w:t xml:space="preserve">1.  </w:t>
+            </w:r>
+            <w:r>
+              <w:rPr>
+                <w:rFonts w:ascii="Arial" w:cs="Arial" w:eastAsia="Arial" w:hAnsi="Arial"/>
+                <w:sz w:val="19"/>
+                <w:szCs w:val="19"/>
+              </w:rPr>
+              <w:t xml:space="preserve">Program rules → switch on Birthday voucher → Save rules.</w:t>
+            </w:r>
+          </w:p>
+          <w:p>
+            <w:pPr>
+              <w:spacing w:after="20" w:before="0" w:line="264"/>
+            </w:pPr>
+            <w:r>
+              <w:rPr>
+                <w:rFonts w:ascii="Arial" w:cs="Arial" w:eastAsia="Arial" w:hAnsi="Arial"/>
+                <w:color w:val="5B6477"/>
+                <w:sz w:val="19"/>
+                <w:szCs w:val="19"/>
+              </w:rPr>
+              <w:t xml:space="preserve">2.  </w:t>
+            </w:r>
+            <w:r>
+              <w:rPr>
+                <w:rFonts w:ascii="Arial" w:cs="Arial" w:eastAsia="Arial" w:hAnsi="Arial"/>
+                <w:sz w:val="19"/>
+                <w:szCs w:val="19"/>
+              </w:rPr>
+              <w:t xml:space="preserve">Press Run the automatic messages now.</w:t>
+            </w:r>
+          </w:p>
+          <w:p>
+            <w:pPr>
+              <w:spacing w:after="0" w:before="60" w:line="264"/>
+            </w:pPr>
+            <w:r>
+              <w:rPr>
+                <w:rFonts w:ascii="Arial" w:cs="Arial" w:eastAsia="Arial" w:hAnsi="Arial"/>
+                <w:b/>
+                <w:bCs/>
+                <w:color w:val="0B1F3A"/>
+                <w:sz w:val="19"/>
+                <w:szCs w:val="19"/>
+              </w:rPr>
+              <w:t xml:space="preserve">You should see: </w:t>
+            </w:r>
+            <w:r>
+              <w:rPr>
+                <w:rFonts w:ascii="Arial" w:cs="Arial" w:eastAsia="Arial" w:hAnsi="Arial"/>
+                <w:sz w:val="19"/>
+                <w:szCs w:val="19"/>
+              </w:rPr>
+              <w:t xml:space="preserve">A member with a birthday today gets a voucher; without SMTP / Semaphore the result says not configured and nothing is sent. Running it again does not give a second voucher.</w:t>
+            </w:r>
+          </w:p>
+        </w:tc>
+        <w:tc>
+          <w:tcPr>
+            <w:tcW w:type="dxa" w:w="620"/>
+            <w:tcBorders>
+              <w:top w:val="single" w:color="C9D0DC" w:sz="4"/>
+              <w:left w:val="single" w:color="C9D0DC" w:sz="4"/>
+              <w:bottom w:val="single" w:color="C9D0DC" w:sz="4"/>
+              <w:right w:val="single" w:color="C9D0DC" w:sz="4"/>
+            </w:tcBorders>
+            <w:tcMar>
+              <w:top w:type="dxa" w:w="70"/>
+              <w:left w:type="dxa" w:w="100"/>
+              <w:bottom w:type="dxa" w:w="70"/>
+              <w:right w:type="dxa" w:w="100"/>
+            </w:tcMar>
+            <w:vAlign w:val="center"/>
+          </w:tcPr>
+          <w:p>
+            <w:pPr>
+              <w:spacing w:after="0" w:before="0" w:line="264"/>
+              <w:jc w:val="center"/>
+            </w:pPr>
+            <w:r>
+              <w:rPr>
+                <w:rFonts w:ascii="Arial" w:cs="Arial" w:eastAsia="Arial" w:hAnsi="Arial"/>
+                <w:sz w:val="30"/>
+                <w:szCs w:val="30"/>
+              </w:rPr>
+              <w:t xml:space="preserve">☐</w:t>
+            </w:r>
+          </w:p>
+        </w:tc>
+        <w:tc>
+          <w:tcPr>
+            <w:tcW w:type="dxa" w:w="620"/>
+            <w:tcBorders>
+              <w:top w:val="single" w:color="C9D0DC" w:sz="4"/>
+              <w:left w:val="single" w:color="C9D0DC" w:sz="4"/>
+              <w:bottom w:val="single" w:color="C9D0DC" w:sz="4"/>
+              <w:right w:val="single" w:color="C9D0DC" w:sz="4"/>
+            </w:tcBorders>
+            <w:tcMar>
+              <w:top w:type="dxa" w:w="70"/>
+              <w:left w:type="dxa" w:w="100"/>
+              <w:bottom w:type="dxa" w:w="70"/>
+              <w:right w:type="dxa" w:w="100"/>
+            </w:tcMar>
+            <w:vAlign w:val="center"/>
+          </w:tcPr>
+          <w:p>
+            <w:pPr>
+              <w:spacing w:after="0" w:before="0" w:line="264"/>
+              <w:jc w:val="center"/>
+            </w:pPr>
+            <w:r>
+              <w:rPr>
+                <w:rFonts w:ascii="Arial" w:cs="Arial" w:eastAsia="Arial" w:hAnsi="Arial"/>
+                <w:sz w:val="30"/>
+                <w:szCs w:val="30"/>
+              </w:rPr>
+              <w:t xml:space="preserve">☐</w:t>
+            </w:r>
+          </w:p>
+        </w:tc>
+        <w:tc>
+          <w:tcPr>
+            <w:tcW w:type="dxa" w:w="620"/>
+            <w:tcBorders>
+              <w:top w:val="single" w:color="C9D0DC" w:sz="4"/>
+              <w:left w:val="single" w:color="C9D0DC" w:sz="4"/>
+              <w:bottom w:val="single" w:color="C9D0DC" w:sz="4"/>
+              <w:right w:val="single" w:color="C9D0DC" w:sz="4"/>
+            </w:tcBorders>
+            <w:tcMar>
+              <w:top w:type="dxa" w:w="70"/>
+              <w:left w:type="dxa" w:w="100"/>
+              <w:bottom w:type="dxa" w:w="70"/>
+              <w:right w:type="dxa" w:w="100"/>
+            </w:tcMar>
+            <w:vAlign w:val="center"/>
+          </w:tcPr>
+          <w:p>
+            <w:pPr>
+              <w:spacing w:after="0" w:before="0" w:line="264"/>
+              <w:jc w:val="center"/>
+            </w:pPr>
+            <w:r>
+              <w:rPr>
+                <w:rFonts w:ascii="Arial" w:cs="Arial" w:eastAsia="Arial" w:hAnsi="Arial"/>
+                <w:sz w:val="30"/>
+                <w:szCs w:val="30"/>
+              </w:rPr>
+              <w:t xml:space="preserve">☐</w:t>
+            </w:r>
+          </w:p>
+        </w:tc>
+        <w:tc>
+          <w:tcPr>
+            <w:tcW w:type="dxa" w:w="2040"/>
+            <w:tcBorders>
+              <w:top w:val="single" w:color="C9D0DC" w:sz="4"/>
+              <w:left w:val="single" w:color="C9D0DC" w:sz="4"/>
+              <w:bottom w:val="single" w:color="C9D0DC" w:sz="4"/>
+              <w:right w:val="single" w:color="C9D0DC" w:sz="4"/>
+            </w:tcBorders>
+            <w:tcMar>
+              <w:top w:type="dxa" w:w="70"/>
+              <w:left w:type="dxa" w:w="100"/>
+              <w:bottom w:type="dxa" w:w="70"/>
+              <w:right w:type="dxa" w:w="100"/>
+            </w:tcMar>
+            <w:vAlign w:val="top"/>
+          </w:tcPr>
+          <w:p>
+            <w:pPr>
+              <w:spacing w:after="0" w:before="0" w:line="264"/>
+            </w:pPr>
+            <w:r>
+              <w:rPr>
+                <w:rFonts w:ascii="Arial" w:cs="Arial" w:eastAsia="Arial" w:hAnsi="Arial"/>
+                <w:sz w:val="19"/>
+                <w:szCs w:val="19"/>
+              </w:rPr>
+              <w:t xml:space="preserve"> </w:t>
+            </w:r>
+          </w:p>
+        </w:tc>
+      </w:tr>
+      <w:tr>
+        <w:trPr>
+          <w:cantSplit/>
+        </w:trPr>
+        <w:tc>
+          <w:tcPr>
+            <w:tcW w:type="dxa" w:w="860"/>
+            <w:tcBorders>
+              <w:top w:val="single" w:color="C9D0DC" w:sz="4"/>
+              <w:left w:val="single" w:color="C9D0DC" w:sz="4"/>
+              <w:bottom w:val="single" w:color="C9D0DC" w:sz="4"/>
+              <w:right w:val="single" w:color="C9D0DC" w:sz="4"/>
+            </w:tcBorders>
+            <w:tcMar>
+              <w:top w:type="dxa" w:w="70"/>
+              <w:left w:type="dxa" w:w="100"/>
+              <w:bottom w:type="dxa" w:w="70"/>
+              <w:right w:type="dxa" w:w="100"/>
+            </w:tcMar>
+            <w:vAlign w:val="top"/>
+          </w:tcPr>
+          <w:p>
+            <w:pPr>
+              <w:spacing w:after="0" w:before="0" w:line="264"/>
+            </w:pPr>
+            <w:r>
+              <w:rPr>
+                <w:rFonts w:ascii="Arial" w:cs="Arial" w:eastAsia="Arial" w:hAnsi="Arial"/>
+                <w:b/>
+                <w:bCs/>
+                <w:color w:val="5B6477"/>
+                <w:sz w:val="16"/>
+                <w:szCs w:val="16"/>
+              </w:rPr>
+              <w:t xml:space="preserve">SM-26</w:t>
+            </w:r>
+          </w:p>
+        </w:tc>
+        <w:tc>
+          <w:tcPr>
+            <w:tcW w:type="dxa" w:w="5480"/>
+            <w:tcBorders>
+              <w:top w:val="single" w:color="C9D0DC" w:sz="4"/>
+              <w:left w:val="single" w:color="C9D0DC" w:sz="4"/>
+              <w:bottom w:val="single" w:color="C9D0DC" w:sz="4"/>
+              <w:right w:val="single" w:color="C9D0DC" w:sz="4"/>
+            </w:tcBorders>
+            <w:tcMar>
+              <w:top w:type="dxa" w:w="70"/>
+              <w:left w:type="dxa" w:w="100"/>
+              <w:bottom w:type="dxa" w:w="70"/>
+              <w:right w:type="dxa" w:w="100"/>
+            </w:tcMar>
+            <w:vAlign w:val="top"/>
+          </w:tcPr>
+          <w:p>
+            <w:pPr>
+              <w:spacing w:after="40" w:before="0" w:line="264"/>
+            </w:pPr>
+            <w:r>
+              <w:rPr>
+                <w:rFonts w:ascii="Arial" w:cs="Arial" w:eastAsia="Arial" w:hAnsi="Arial"/>
+                <w:b/>
+                <w:bCs/>
+                <w:sz w:val="20"/>
+                <w:szCs w:val="20"/>
+              </w:rPr>
+              <w:t xml:space="preserve">WhatsApp / Viber campaign with a voucher</w:t>
+            </w:r>
+          </w:p>
+          <w:p>
+            <w:pPr>
+              <w:spacing w:after="40" w:before="0" w:line="264"/>
+            </w:pPr>
+            <w:r>
+              <w:rPr>
+                <w:rFonts w:ascii="Arial" w:cs="Arial" w:eastAsia="Arial" w:hAnsi="Arial"/>
+                <w:i/>
+                <w:iCs/>
+                <w:color w:val="5B6477"/>
+                <w:sz w:val="15"/>
+                <w:szCs w:val="15"/>
+              </w:rPr>
+              <w:t xml:space="preserve">Flow F33 · Member program: vouchers, member prices, lost sales, insights and chat campaigns</w:t>
+            </w:r>
+          </w:p>
+          <w:p>
+            <w:pPr>
+              <w:spacing w:after="20" w:before="0" w:line="264"/>
+            </w:pPr>
+            <w:r>
+              <w:rPr>
+                <w:rFonts w:ascii="Arial" w:cs="Arial" w:eastAsia="Arial" w:hAnsi="Arial"/>
+                <w:color w:val="5B6477"/>
+                <w:sz w:val="19"/>
+                <w:szCs w:val="19"/>
+              </w:rPr>
+              <w:t xml:space="preserve">1.  </w:t>
+            </w:r>
+            <w:r>
+              <w:rPr>
+                <w:rFonts w:ascii="Arial" w:cs="Arial" w:eastAsia="Arial" w:hAnsi="Arial"/>
+                <w:sz w:val="19"/>
+                <w:szCs w:val="19"/>
+              </w:rPr>
+              <w:t xml:space="preserve">Campaigns → quick start Win-back voucher → WhatsApp → Count who will receive it → Prepare campaign.</w:t>
+            </w:r>
+          </w:p>
+          <w:p>
+            <w:pPr>
+              <w:spacing w:after="20" w:before="0" w:line="264"/>
+            </w:pPr>
+            <w:r>
+              <w:rPr>
+                <w:rFonts w:ascii="Arial" w:cs="Arial" w:eastAsia="Arial" w:hAnsi="Arial"/>
+                <w:color w:val="5B6477"/>
+                <w:sz w:val="19"/>
+                <w:szCs w:val="19"/>
+              </w:rPr>
+              <w:t xml:space="preserve">2.  </w:t>
+            </w:r>
+            <w:r>
+              <w:rPr>
+                <w:rFonts w:ascii="Arial" w:cs="Arial" w:eastAsia="Arial" w:hAnsi="Arial"/>
+                <w:sz w:val="19"/>
+                <w:szCs w:val="19"/>
+              </w:rPr>
+              <w:t xml:space="preserve">Open it → Send → on one row press Open WhatsApp + copy message.</w:t>
+            </w:r>
+          </w:p>
+          <w:p>
+            <w:pPr>
+              <w:spacing w:after="20" w:before="0" w:line="264"/>
+            </w:pPr>
+            <w:r>
+              <w:rPr>
+                <w:rFonts w:ascii="Arial" w:cs="Arial" w:eastAsia="Arial" w:hAnsi="Arial"/>
+                <w:color w:val="5B6477"/>
+                <w:sz w:val="19"/>
+                <w:szCs w:val="19"/>
+              </w:rPr>
+              <w:t xml:space="preserve">3.  </w:t>
+            </w:r>
+            <w:r>
+              <w:rPr>
+                <w:rFonts w:ascii="Arial" w:cs="Arial" w:eastAsia="Arial" w:hAnsi="Arial"/>
+                <w:sz w:val="19"/>
+                <w:szCs w:val="19"/>
+              </w:rPr>
+              <w:t xml:space="preserve">Later open the campaign and read the results.</w:t>
+            </w:r>
+          </w:p>
+          <w:p>
+            <w:pPr>
+              <w:spacing w:after="0" w:before="60" w:line="264"/>
+            </w:pPr>
+            <w:r>
+              <w:rPr>
+                <w:rFonts w:ascii="Arial" w:cs="Arial" w:eastAsia="Arial" w:hAnsi="Arial"/>
+                <w:b/>
+                <w:bCs/>
+                <w:color w:val="0B1F3A"/>
+                <w:sz w:val="19"/>
+                <w:szCs w:val="19"/>
+              </w:rPr>
+              <w:t xml:space="preserve">You should see: </w:t>
+            </w:r>
+            <w:r>
+              <w:rPr>
+                <w:rFonts w:ascii="Arial" w:cs="Arial" w:eastAsia="Arial" w:hAnsi="Arial"/>
+                <w:sz w:val="19"/>
+                <w:szCs w:val="19"/>
+              </w:rPr>
+              <w:t xml:space="preserve">The person gets their own voucher code in the message. The campaign shows who bought within 7 days and how many vouchers were used.</w:t>
             </w:r>
           </w:p>
         </w:tc>
@@ -7043,7 +8785,7 @@
                 <w:sz w:val="17"/>
                 <w:szCs w:val="17"/>
               </w:rPr>
-              <w:t xml:space="preserve">Passed (of 24)</w:t>
+              <w:t xml:space="preserve">Passed (of 30)</w:t>
             </w:r>
           </w:p>
         </w:tc>

--- a/docs/acceptance-test/per-user/22-sales.manager.docx
+++ b/docs/acceptance-test/per-user/22-sales.manager.docx
@@ -117,7 +117,7 @@
           <w:sz w:val="18"/>
           <w:szCs w:val="18"/>
         </w:rPr>
-        <w:t xml:space="preserve">  ·  30 checks</w:t>
+        <w:t xml:space="preserve">  ·  31 checks</w:t>
       </w:r>
     </w:p>
     <w:tbl>
@@ -8582,6 +8582,289 @@
                 <w:szCs w:val="19"/>
               </w:rPr>
               <w:t xml:space="preserve">The person gets their own voucher code in the message. The campaign shows who bought within 7 days and how many vouchers were used.</w:t>
+            </w:r>
+          </w:p>
+        </w:tc>
+        <w:tc>
+          <w:tcPr>
+            <w:tcW w:type="dxa" w:w="620"/>
+            <w:tcBorders>
+              <w:top w:val="single" w:color="C9D0DC" w:sz="4"/>
+              <w:left w:val="single" w:color="C9D0DC" w:sz="4"/>
+              <w:bottom w:val="single" w:color="C9D0DC" w:sz="4"/>
+              <w:right w:val="single" w:color="C9D0DC" w:sz="4"/>
+            </w:tcBorders>
+            <w:tcMar>
+              <w:top w:type="dxa" w:w="70"/>
+              <w:left w:type="dxa" w:w="100"/>
+              <w:bottom w:type="dxa" w:w="70"/>
+              <w:right w:type="dxa" w:w="100"/>
+            </w:tcMar>
+            <w:vAlign w:val="center"/>
+          </w:tcPr>
+          <w:p>
+            <w:pPr>
+              <w:spacing w:after="0" w:before="0" w:line="264"/>
+              <w:jc w:val="center"/>
+            </w:pPr>
+            <w:r>
+              <w:rPr>
+                <w:rFonts w:ascii="Arial" w:cs="Arial" w:eastAsia="Arial" w:hAnsi="Arial"/>
+                <w:sz w:val="30"/>
+                <w:szCs w:val="30"/>
+              </w:rPr>
+              <w:t xml:space="preserve">☐</w:t>
+            </w:r>
+          </w:p>
+        </w:tc>
+        <w:tc>
+          <w:tcPr>
+            <w:tcW w:type="dxa" w:w="620"/>
+            <w:tcBorders>
+              <w:top w:val="single" w:color="C9D0DC" w:sz="4"/>
+              <w:left w:val="single" w:color="C9D0DC" w:sz="4"/>
+              <w:bottom w:val="single" w:color="C9D0DC" w:sz="4"/>
+              <w:right w:val="single" w:color="C9D0DC" w:sz="4"/>
+            </w:tcBorders>
+            <w:tcMar>
+              <w:top w:type="dxa" w:w="70"/>
+              <w:left w:type="dxa" w:w="100"/>
+              <w:bottom w:type="dxa" w:w="70"/>
+              <w:right w:type="dxa" w:w="100"/>
+            </w:tcMar>
+            <w:vAlign w:val="center"/>
+          </w:tcPr>
+          <w:p>
+            <w:pPr>
+              <w:spacing w:after="0" w:before="0" w:line="264"/>
+              <w:jc w:val="center"/>
+            </w:pPr>
+            <w:r>
+              <w:rPr>
+                <w:rFonts w:ascii="Arial" w:cs="Arial" w:eastAsia="Arial" w:hAnsi="Arial"/>
+                <w:sz w:val="30"/>
+                <w:szCs w:val="30"/>
+              </w:rPr>
+              <w:t xml:space="preserve">☐</w:t>
+            </w:r>
+          </w:p>
+        </w:tc>
+        <w:tc>
+          <w:tcPr>
+            <w:tcW w:type="dxa" w:w="620"/>
+            <w:tcBorders>
+              <w:top w:val="single" w:color="C9D0DC" w:sz="4"/>
+              <w:left w:val="single" w:color="C9D0DC" w:sz="4"/>
+              <w:bottom w:val="single" w:color="C9D0DC" w:sz="4"/>
+              <w:right w:val="single" w:color="C9D0DC" w:sz="4"/>
+            </w:tcBorders>
+            <w:tcMar>
+              <w:top w:type="dxa" w:w="70"/>
+              <w:left w:type="dxa" w:w="100"/>
+              <w:bottom w:type="dxa" w:w="70"/>
+              <w:right w:type="dxa" w:w="100"/>
+            </w:tcMar>
+            <w:vAlign w:val="center"/>
+          </w:tcPr>
+          <w:p>
+            <w:pPr>
+              <w:spacing w:after="0" w:before="0" w:line="264"/>
+              <w:jc w:val="center"/>
+            </w:pPr>
+            <w:r>
+              <w:rPr>
+                <w:rFonts w:ascii="Arial" w:cs="Arial" w:eastAsia="Arial" w:hAnsi="Arial"/>
+                <w:sz w:val="30"/>
+                <w:szCs w:val="30"/>
+              </w:rPr>
+              <w:t xml:space="preserve">☐</w:t>
+            </w:r>
+          </w:p>
+        </w:tc>
+        <w:tc>
+          <w:tcPr>
+            <w:tcW w:type="dxa" w:w="2040"/>
+            <w:tcBorders>
+              <w:top w:val="single" w:color="C9D0DC" w:sz="4"/>
+              <w:left w:val="single" w:color="C9D0DC" w:sz="4"/>
+              <w:bottom w:val="single" w:color="C9D0DC" w:sz="4"/>
+              <w:right w:val="single" w:color="C9D0DC" w:sz="4"/>
+            </w:tcBorders>
+            <w:tcMar>
+              <w:top w:type="dxa" w:w="70"/>
+              <w:left w:type="dxa" w:w="100"/>
+              <w:bottom w:type="dxa" w:w="70"/>
+              <w:right w:type="dxa" w:w="100"/>
+            </w:tcMar>
+            <w:vAlign w:val="top"/>
+          </w:tcPr>
+          <w:p>
+            <w:pPr>
+              <w:spacing w:after="0" w:before="0" w:line="264"/>
+            </w:pPr>
+            <w:r>
+              <w:rPr>
+                <w:rFonts w:ascii="Arial" w:cs="Arial" w:eastAsia="Arial" w:hAnsi="Arial"/>
+                <w:sz w:val="19"/>
+                <w:szCs w:val="19"/>
+              </w:rPr>
+              <w:t xml:space="preserve"> </w:t>
+            </w:r>
+          </w:p>
+        </w:tc>
+      </w:tr>
+      <w:tr>
+        <w:trPr>
+          <w:cantSplit/>
+        </w:trPr>
+        <w:tc>
+          <w:tcPr>
+            <w:tcW w:type="dxa" w:w="860"/>
+            <w:tcBorders>
+              <w:top w:val="single" w:color="C9D0DC" w:sz="4"/>
+              <w:left w:val="single" w:color="C9D0DC" w:sz="4"/>
+              <w:bottom w:val="single" w:color="C9D0DC" w:sz="4"/>
+              <w:right w:val="single" w:color="C9D0DC" w:sz="4"/>
+            </w:tcBorders>
+            <w:tcMar>
+              <w:top w:type="dxa" w:w="70"/>
+              <w:left w:type="dxa" w:w="100"/>
+              <w:bottom w:type="dxa" w:w="70"/>
+              <w:right w:type="dxa" w:w="100"/>
+            </w:tcMar>
+            <w:vAlign w:val="top"/>
+          </w:tcPr>
+          <w:p>
+            <w:pPr>
+              <w:spacing w:after="0" w:before="0" w:line="264"/>
+            </w:pPr>
+            <w:r>
+              <w:rPr>
+                <w:rFonts w:ascii="Arial" w:cs="Arial" w:eastAsia="Arial" w:hAnsi="Arial"/>
+                <w:b/>
+                <w:bCs/>
+                <w:color w:val="5B6477"/>
+                <w:sz w:val="16"/>
+                <w:szCs w:val="16"/>
+              </w:rPr>
+              <w:t xml:space="preserve">SM-27</w:t>
+            </w:r>
+          </w:p>
+        </w:tc>
+        <w:tc>
+          <w:tcPr>
+            <w:tcW w:type="dxa" w:w="5480"/>
+            <w:tcBorders>
+              <w:top w:val="single" w:color="C9D0DC" w:sz="4"/>
+              <w:left w:val="single" w:color="C9D0DC" w:sz="4"/>
+              <w:bottom w:val="single" w:color="C9D0DC" w:sz="4"/>
+              <w:right w:val="single" w:color="C9D0DC" w:sz="4"/>
+            </w:tcBorders>
+            <w:tcMar>
+              <w:top w:type="dxa" w:w="70"/>
+              <w:left w:type="dxa" w:w="100"/>
+              <w:bottom w:type="dxa" w:w="70"/>
+              <w:right w:type="dxa" w:w="100"/>
+            </w:tcMar>
+            <w:vAlign w:val="top"/>
+          </w:tcPr>
+          <w:p>
+            <w:pPr>
+              <w:spacing w:after="40" w:before="0" w:line="264"/>
+            </w:pPr>
+            <w:r>
+              <w:rPr>
+                <w:rFonts w:ascii="Arial" w:cs="Arial" w:eastAsia="Arial" w:hAnsi="Arial"/>
+                <w:b/>
+                <w:bCs/>
+                <w:sz w:val="20"/>
+                <w:szCs w:val="20"/>
+              </w:rPr>
+              <w:t xml:space="preserve">Why customers do not buy again</w:t>
+            </w:r>
+          </w:p>
+          <w:p>
+            <w:pPr>
+              <w:spacing w:after="40" w:before="0" w:line="264"/>
+            </w:pPr>
+            <w:r>
+              <w:rPr>
+                <w:rFonts w:ascii="Arial" w:cs="Arial" w:eastAsia="Arial" w:hAnsi="Arial"/>
+                <w:i/>
+                <w:iCs/>
+                <w:color w:val="5B6477"/>
+                <w:sz w:val="15"/>
+                <w:szCs w:val="15"/>
+              </w:rPr>
+              <w:t xml:space="preserve">Flow F34 · Customer Service: birthdays, restock due, results with reasons, and promos</w:t>
+            </w:r>
+          </w:p>
+          <w:p>
+            <w:pPr>
+              <w:spacing w:after="20" w:before="0" w:line="264"/>
+            </w:pPr>
+            <w:r>
+              <w:rPr>
+                <w:rFonts w:ascii="Arial" w:cs="Arial" w:eastAsia="Arial" w:hAnsi="Arial"/>
+                <w:color w:val="5B6477"/>
+                <w:sz w:val="19"/>
+                <w:szCs w:val="19"/>
+              </w:rPr>
+              <w:t xml:space="preserve">1.  </w:t>
+            </w:r>
+            <w:r>
+              <w:rPr>
+                <w:rFonts w:ascii="Arial" w:cs="Arial" w:eastAsia="Arial" w:hAnsi="Arial"/>
+                <w:sz w:val="19"/>
+                <w:szCs w:val="19"/>
+              </w:rPr>
+              <w:t xml:space="preserve">Customer Service → Why they do not buy again.</w:t>
+            </w:r>
+          </w:p>
+          <w:p>
+            <w:pPr>
+              <w:spacing w:after="20" w:before="0" w:line="264"/>
+            </w:pPr>
+            <w:r>
+              <w:rPr>
+                <w:rFonts w:ascii="Arial" w:cs="Arial" w:eastAsia="Arial" w:hAnsi="Arial"/>
+                <w:color w:val="5B6477"/>
+                <w:sz w:val="19"/>
+                <w:szCs w:val="19"/>
+              </w:rPr>
+              <w:t xml:space="preserve">2.  </w:t>
+            </w:r>
+            <w:r>
+              <w:rPr>
+                <w:rFonts w:ascii="Arial" w:cs="Arial" w:eastAsia="Arial" w:hAnsi="Arial"/>
+                <w:sz w:val="19"/>
+                <w:szCs w:val="19"/>
+              </w:rPr>
+              <w:t xml:space="preserve">Choose 30 / 90 days.</w:t>
+            </w:r>
+          </w:p>
+          <w:p>
+            <w:pPr>
+              <w:spacing w:after="0" w:before="60" w:line="264"/>
+            </w:pPr>
+            <w:r>
+              <w:rPr>
+                <w:rFonts w:ascii="Arial" w:cs="Arial" w:eastAsia="Arial" w:hAnsi="Arial"/>
+                <w:b/>
+                <w:bCs/>
+                <w:color w:val="0B1F3A"/>
+                <w:sz w:val="19"/>
+                <w:szCs w:val="19"/>
+              </w:rPr>
+              <w:t xml:space="preserve">You should see: </w:t>
+            </w:r>
+            <w:r>
+              <w:rPr>
+                <w:rFonts w:ascii="Arial" w:cs="Arial" w:eastAsia="Arial" w:hAnsi="Arial"/>
+                <w:sz w:val="19"/>
+                <w:szCs w:val="19"/>
+              </w:rPr>
+              <w:t xml:space="preserve">Approached, bought again, reasons added up, by branch, item and staff member, and what customers said. Product or service reasons also arrived as notifications.</w:t>
             </w:r>
           </w:p>
         </w:tc>
@@ -8785,7 +9068,7 @@
                 <w:sz w:val="17"/>
                 <w:szCs w:val="17"/>
               </w:rPr>
-              <w:t xml:space="preserve">Passed (of 30)</w:t>
+              <w:t xml:space="preserve">Passed (of 31)</w:t>
             </w:r>
           </w:p>
         </w:tc>

--- a/docs/acceptance-test/per-user/22-sales.manager.docx
+++ b/docs/acceptance-test/per-user/22-sales.manager.docx
@@ -117,7 +117,7 @@
           <w:sz w:val="18"/>
           <w:szCs w:val="18"/>
         </w:rPr>
-        <w:t xml:space="preserve">  ·  31 checks</w:t>
+        <w:t xml:space="preserve">  ·  32 checks</w:t>
       </w:r>
     </w:p>
     <w:tbl>
@@ -1620,6 +1620,273 @@
                 <w:szCs w:val="19"/>
               </w:rPr>
               <w:t xml:space="preserve">The QR card shows; after a tagged sale the purchase appears with its items. Sign out and in again with the mobile number and password.</w:t>
+            </w:r>
+          </w:p>
+        </w:tc>
+        <w:tc>
+          <w:tcPr>
+            <w:tcW w:type="dxa" w:w="620"/>
+            <w:tcBorders>
+              <w:top w:val="single" w:color="C9D0DC" w:sz="4"/>
+              <w:left w:val="single" w:color="C9D0DC" w:sz="4"/>
+              <w:bottom w:val="single" w:color="C9D0DC" w:sz="4"/>
+              <w:right w:val="single" w:color="C9D0DC" w:sz="4"/>
+            </w:tcBorders>
+            <w:tcMar>
+              <w:top w:type="dxa" w:w="70"/>
+              <w:left w:type="dxa" w:w="100"/>
+              <w:bottom w:type="dxa" w:w="70"/>
+              <w:right w:type="dxa" w:w="100"/>
+            </w:tcMar>
+            <w:vAlign w:val="center"/>
+          </w:tcPr>
+          <w:p>
+            <w:pPr>
+              <w:spacing w:after="0" w:before="0" w:line="264"/>
+              <w:jc w:val="center"/>
+            </w:pPr>
+            <w:r>
+              <w:rPr>
+                <w:rFonts w:ascii="Arial" w:cs="Arial" w:eastAsia="Arial" w:hAnsi="Arial"/>
+                <w:sz w:val="30"/>
+                <w:szCs w:val="30"/>
+              </w:rPr>
+              <w:t xml:space="preserve">☐</w:t>
+            </w:r>
+          </w:p>
+        </w:tc>
+        <w:tc>
+          <w:tcPr>
+            <w:tcW w:type="dxa" w:w="620"/>
+            <w:tcBorders>
+              <w:top w:val="single" w:color="C9D0DC" w:sz="4"/>
+              <w:left w:val="single" w:color="C9D0DC" w:sz="4"/>
+              <w:bottom w:val="single" w:color="C9D0DC" w:sz="4"/>
+              <w:right w:val="single" w:color="C9D0DC" w:sz="4"/>
+            </w:tcBorders>
+            <w:tcMar>
+              <w:top w:type="dxa" w:w="70"/>
+              <w:left w:type="dxa" w:w="100"/>
+              <w:bottom w:type="dxa" w:w="70"/>
+              <w:right w:type="dxa" w:w="100"/>
+            </w:tcMar>
+            <w:vAlign w:val="center"/>
+          </w:tcPr>
+          <w:p>
+            <w:pPr>
+              <w:spacing w:after="0" w:before="0" w:line="264"/>
+              <w:jc w:val="center"/>
+            </w:pPr>
+            <w:r>
+              <w:rPr>
+                <w:rFonts w:ascii="Arial" w:cs="Arial" w:eastAsia="Arial" w:hAnsi="Arial"/>
+                <w:sz w:val="30"/>
+                <w:szCs w:val="30"/>
+              </w:rPr>
+              <w:t xml:space="preserve">☐</w:t>
+            </w:r>
+          </w:p>
+        </w:tc>
+        <w:tc>
+          <w:tcPr>
+            <w:tcW w:type="dxa" w:w="620"/>
+            <w:tcBorders>
+              <w:top w:val="single" w:color="C9D0DC" w:sz="4"/>
+              <w:left w:val="single" w:color="C9D0DC" w:sz="4"/>
+              <w:bottom w:val="single" w:color="C9D0DC" w:sz="4"/>
+              <w:right w:val="single" w:color="C9D0DC" w:sz="4"/>
+            </w:tcBorders>
+            <w:tcMar>
+              <w:top w:type="dxa" w:w="70"/>
+              <w:left w:type="dxa" w:w="100"/>
+              <w:bottom w:type="dxa" w:w="70"/>
+              <w:right w:type="dxa" w:w="100"/>
+            </w:tcMar>
+            <w:vAlign w:val="center"/>
+          </w:tcPr>
+          <w:p>
+            <w:pPr>
+              <w:spacing w:after="0" w:before="0" w:line="264"/>
+              <w:jc w:val="center"/>
+            </w:pPr>
+            <w:r>
+              <w:rPr>
+                <w:rFonts w:ascii="Arial" w:cs="Arial" w:eastAsia="Arial" w:hAnsi="Arial"/>
+                <w:sz w:val="30"/>
+                <w:szCs w:val="30"/>
+              </w:rPr>
+              <w:t xml:space="preserve">☐</w:t>
+            </w:r>
+          </w:p>
+        </w:tc>
+        <w:tc>
+          <w:tcPr>
+            <w:tcW w:type="dxa" w:w="2040"/>
+            <w:tcBorders>
+              <w:top w:val="single" w:color="C9D0DC" w:sz="4"/>
+              <w:left w:val="single" w:color="C9D0DC" w:sz="4"/>
+              <w:bottom w:val="single" w:color="C9D0DC" w:sz="4"/>
+              <w:right w:val="single" w:color="C9D0DC" w:sz="4"/>
+            </w:tcBorders>
+            <w:tcMar>
+              <w:top w:type="dxa" w:w="70"/>
+              <w:left w:type="dxa" w:w="100"/>
+              <w:bottom w:type="dxa" w:w="70"/>
+              <w:right w:type="dxa" w:w="100"/>
+            </w:tcMar>
+            <w:vAlign w:val="top"/>
+          </w:tcPr>
+          <w:p>
+            <w:pPr>
+              <w:spacing w:after="0" w:before="0" w:line="264"/>
+            </w:pPr>
+            <w:r>
+              <w:rPr>
+                <w:rFonts w:ascii="Arial" w:cs="Arial" w:eastAsia="Arial" w:hAnsi="Arial"/>
+                <w:sz w:val="19"/>
+                <w:szCs w:val="19"/>
+              </w:rPr>
+              <w:t xml:space="preserve"> </w:t>
+            </w:r>
+          </w:p>
+        </w:tc>
+      </w:tr>
+      <w:tr>
+        <w:trPr>
+          <w:cantSplit/>
+        </w:trPr>
+        <w:tc>
+          <w:tcPr>
+            <w:tcW w:type="dxa" w:w="860"/>
+            <w:tcBorders>
+              <w:top w:val="single" w:color="C9D0DC" w:sz="4"/>
+              <w:left w:val="single" w:color="C9D0DC" w:sz="4"/>
+              <w:bottom w:val="single" w:color="C9D0DC" w:sz="4"/>
+              <w:right w:val="single" w:color="C9D0DC" w:sz="4"/>
+            </w:tcBorders>
+            <w:tcMar>
+              <w:top w:type="dxa" w:w="70"/>
+              <w:left w:type="dxa" w:w="100"/>
+              <w:bottom w:type="dxa" w:w="70"/>
+              <w:right w:type="dxa" w:w="100"/>
+            </w:tcMar>
+            <w:vAlign w:val="top"/>
+          </w:tcPr>
+          <w:p>
+            <w:pPr>
+              <w:spacing w:after="0" w:before="0" w:line="264"/>
+            </w:pPr>
+            <w:r>
+              <w:rPr>
+                <w:rFonts w:ascii="Arial" w:cs="Arial" w:eastAsia="Arial" w:hAnsi="Arial"/>
+                <w:b/>
+                <w:bCs/>
+                <w:color w:val="5B6477"/>
+                <w:sz w:val="16"/>
+                <w:szCs w:val="16"/>
+              </w:rPr>
+              <w:t xml:space="preserve">CM-SRCH</w:t>
+            </w:r>
+          </w:p>
+        </w:tc>
+        <w:tc>
+          <w:tcPr>
+            <w:tcW w:type="dxa" w:w="5480"/>
+            <w:tcBorders>
+              <w:top w:val="single" w:color="C9D0DC" w:sz="4"/>
+              <w:left w:val="single" w:color="C9D0DC" w:sz="4"/>
+              <w:bottom w:val="single" w:color="C9D0DC" w:sz="4"/>
+              <w:right w:val="single" w:color="C9D0DC" w:sz="4"/>
+            </w:tcBorders>
+            <w:tcMar>
+              <w:top w:type="dxa" w:w="70"/>
+              <w:left w:type="dxa" w:w="100"/>
+              <w:bottom w:type="dxa" w:w="70"/>
+              <w:right w:type="dxa" w:w="100"/>
+            </w:tcMar>
+            <w:vAlign w:val="top"/>
+          </w:tcPr>
+          <w:p>
+            <w:pPr>
+              <w:spacing w:after="40" w:before="0" w:line="264"/>
+            </w:pPr>
+            <w:r>
+              <w:rPr>
+                <w:rFonts w:ascii="Arial" w:cs="Arial" w:eastAsia="Arial" w:hAnsi="Arial"/>
+                <w:b/>
+                <w:bCs/>
+                <w:sz w:val="20"/>
+                <w:szCs w:val="20"/>
+              </w:rPr>
+              <w:t xml:space="preserve">Dashboard search and Stock on Hand layout</w:t>
+            </w:r>
+          </w:p>
+          <w:p>
+            <w:pPr>
+              <w:spacing w:after="20" w:before="0" w:line="264"/>
+            </w:pPr>
+            <w:r>
+              <w:rPr>
+                <w:rFonts w:ascii="Arial" w:cs="Arial" w:eastAsia="Arial" w:hAnsi="Arial"/>
+                <w:color w:val="5B6477"/>
+                <w:sz w:val="19"/>
+                <w:szCs w:val="19"/>
+              </w:rPr>
+              <w:t xml:space="preserve">1.  </w:t>
+            </w:r>
+            <w:r>
+              <w:rPr>
+                <w:rFonts w:ascii="Arial" w:cs="Arial" w:eastAsia="Arial" w:hAnsi="Arial"/>
+                <w:sz w:val="19"/>
+                <w:szCs w:val="19"/>
+              </w:rPr>
+              <w:t xml:space="preserve">Dashboard → type part of a screen name in the search box.</w:t>
+            </w:r>
+          </w:p>
+          <w:p>
+            <w:pPr>
+              <w:spacing w:after="20" w:before="0" w:line="264"/>
+            </w:pPr>
+            <w:r>
+              <w:rPr>
+                <w:rFonts w:ascii="Arial" w:cs="Arial" w:eastAsia="Arial" w:hAnsi="Arial"/>
+                <w:color w:val="5B6477"/>
+                <w:sz w:val="19"/>
+                <w:szCs w:val="19"/>
+              </w:rPr>
+              <w:t xml:space="preserve">2.  </w:t>
+            </w:r>
+            <w:r>
+              <w:rPr>
+                <w:rFonts w:ascii="Arial" w:cs="Arial" w:eastAsia="Arial" w:hAnsi="Arial"/>
+                <w:sz w:val="19"/>
+                <w:szCs w:val="19"/>
+              </w:rPr>
+              <w:t xml:space="preserve">Stock on Hand → look at an item with several flavors or expiry dates (if your account sees stock).</w:t>
+            </w:r>
+          </w:p>
+          <w:p>
+            <w:pPr>
+              <w:spacing w:after="0" w:before="60" w:line="264"/>
+            </w:pPr>
+            <w:r>
+              <w:rPr>
+                <w:rFonts w:ascii="Arial" w:cs="Arial" w:eastAsia="Arial" w:hAnsi="Arial"/>
+                <w:b/>
+                <w:bCs/>
+                <w:color w:val="0B1F3A"/>
+                <w:sz w:val="19"/>
+                <w:szCs w:val="19"/>
+              </w:rPr>
+              <w:t xml:space="preserve">You should see: </w:t>
+            </w:r>
+            <w:r>
+              <w:rPr>
+                <w:rFonts w:ascii="Arial" w:cs="Arial" w:eastAsia="Arial" w:hAnsi="Arial"/>
+                <w:sz w:val="19"/>
+                <w:szCs w:val="19"/>
+              </w:rPr>
+              <w:t xml:space="preserve">The matching screens are listed. Flavors and expiry dates are shown as labelled rows with their quantity.</w:t>
             </w:r>
           </w:p>
         </w:tc>
@@ -9068,7 +9335,7 @@
                 <w:sz w:val="17"/>
                 <w:szCs w:val="17"/>
               </w:rPr>
-              <w:t xml:space="preserve">Passed (of 31)</w:t>
+              <w:t xml:space="preserve">Passed (of 32)</w:t>
             </w:r>
           </w:p>
         </w:tc>
